--- a/FASE 3/Documentacion del proyecto/Informe Cierre del Proyecto.docx
+++ b/FASE 3/Documentacion del proyecto/Informe Cierre del Proyecto.docx
@@ -1,6 +1,6 @@
 
 <file path=word/document.xml><?xml version="1.0" encoding="utf-8"?>
-<w:document xmlns:wpc="http://schemas.microsoft.com/office/word/2010/wordprocessingCanvas" xmlns:cx="http://schemas.microsoft.com/office/drawing/2014/chartex" xmlns:cx1="http://schemas.microsoft.com/office/drawing/2015/9/8/chartex" xmlns:cx2="http://schemas.microsoft.com/office/drawing/2015/10/21/chartex" xmlns:cx3="http://schemas.microsoft.com/office/drawing/2016/5/9/chartex" xmlns:cx4="http://schemas.microsoft.com/office/drawing/2016/5/10/chartex" xmlns:cx5="http://schemas.microsoft.com/office/drawing/2016/5/11/chartex" xmlns:cx6="http://schemas.microsoft.com/office/drawing/2016/5/12/chartex" xmlns:cx7="http://schemas.microsoft.com/office/drawing/2016/5/13/chartex" xmlns:cx8="http://schemas.microsoft.com/office/drawing/2016/5/14/chartex" xmlns:mc="http://schemas.openxmlformats.org/markup-compatibility/2006" xmlns:aink="http://schemas.microsoft.com/office/drawing/2016/ink" xmlns:am3d="http://schemas.microsoft.com/office/drawing/2017/model3d" xmlns:o="urn:schemas-microsoft-com:office:office" xmlns:oel="http://schemas.microsoft.com/office/2019/extlst" xmlns:r="http://schemas.openxmlformats.org/officeDocument/2006/relationships" xmlns:m="http://schemas.openxmlformats.org/officeDocument/2006/math" xmlns:v="urn:schemas-microsoft-com:vml" xmlns:wp14="http://schemas.microsoft.com/office/word/2010/wordprocessingDrawing" xmlns:wp="http://schemas.openxmlformats.org/drawingml/2006/wordprocessingDrawing" xmlns:w10="urn:schemas-microsoft-com:office:word" xmlns:w="http://schemas.openxmlformats.org/wordprocessingml/2006/main" xmlns:w14="http://schemas.microsoft.com/office/word/2010/wordml" xmlns:w15="http://schemas.microsoft.com/office/word/2012/wordml" xmlns:w16cex="http://schemas.microsoft.com/office/word/2018/wordml/cex" xmlns:w16cid="http://schemas.microsoft.com/office/word/2016/wordml/cid" xmlns:w16="http://schemas.microsoft.com/office/word/2018/wordml" xmlns:w16sdtdh="http://schemas.microsoft.com/office/word/2020/wordml/sdtdatahash" xmlns:w16se="http://schemas.microsoft.com/office/word/2015/wordml/symex" xmlns:wpg="http://schemas.microsoft.com/office/word/2010/wordprocessingGroup" xmlns:wpi="http://schemas.microsoft.com/office/word/2010/wordprocessingInk" xmlns:wne="http://schemas.microsoft.com/office/word/2006/wordml" xmlns:wps="http://schemas.microsoft.com/office/word/2010/wordprocessingShape" mc:Ignorable="w14 w15 w16se w16cid w16 w16cex w16sdtdh wp14">
+<w:document xmlns:wpc="http://schemas.microsoft.com/office/word/2010/wordprocessingCanvas" xmlns:cx="http://schemas.microsoft.com/office/drawing/2014/chartex" xmlns:cx1="http://schemas.microsoft.com/office/drawing/2015/9/8/chartex" xmlns:cx2="http://schemas.microsoft.com/office/drawing/2015/10/21/chartex" xmlns:cx3="http://schemas.microsoft.com/office/drawing/2016/5/9/chartex" xmlns:cx4="http://schemas.microsoft.com/office/drawing/2016/5/10/chartex" xmlns:cx5="http://schemas.microsoft.com/office/drawing/2016/5/11/chartex" xmlns:cx6="http://schemas.microsoft.com/office/drawing/2016/5/12/chartex" xmlns:cx7="http://schemas.microsoft.com/office/drawing/2016/5/13/chartex" xmlns:cx8="http://schemas.microsoft.com/office/drawing/2016/5/14/chartex" xmlns:mc="http://schemas.openxmlformats.org/markup-compatibility/2006" xmlns:aink="http://schemas.microsoft.com/office/drawing/2016/ink" xmlns:am3d="http://schemas.microsoft.com/office/drawing/2017/model3d" xmlns:o="urn:schemas-microsoft-com:office:office" xmlns:oel="http://schemas.microsoft.com/office/2019/extlst" xmlns:r="http://schemas.openxmlformats.org/officeDocument/2006/relationships" xmlns:m="http://schemas.openxmlformats.org/officeDocument/2006/math" xmlns:v="urn:schemas-microsoft-com:vml" xmlns:wp14="http://schemas.microsoft.com/office/word/2010/wordprocessingDrawing" xmlns:wp="http://schemas.openxmlformats.org/drawingml/2006/wordprocessingDrawing" xmlns:w10="urn:schemas-microsoft-com:office:word" xmlns:w="http://schemas.openxmlformats.org/wordprocessingml/2006/main" xmlns:w14="http://schemas.microsoft.com/office/word/2010/wordml" xmlns:w15="http://schemas.microsoft.com/office/word/2012/wordml" xmlns:w16cex="http://schemas.microsoft.com/office/word/2018/wordml/cex" xmlns:w16cid="http://schemas.microsoft.com/office/word/2016/wordml/cid" xmlns:w16="http://schemas.microsoft.com/office/word/2018/wordml" xmlns:w16du="http://schemas.microsoft.com/office/word/2023/wordml/word16du" xmlns:w16sdtdh="http://schemas.microsoft.com/office/word/2020/wordml/sdtdatahash" xmlns:w16sdtfl="http://schemas.microsoft.com/office/word/2024/wordml/sdtformatlock" xmlns:w16se="http://schemas.microsoft.com/office/word/2015/wordml/symex" xmlns:wpg="http://schemas.microsoft.com/office/word/2010/wordprocessingGroup" xmlns:wpi="http://schemas.microsoft.com/office/word/2010/wordprocessingInk" xmlns:wne="http://schemas.microsoft.com/office/word/2006/wordml" xmlns:wps="http://schemas.microsoft.com/office/word/2010/wordprocessingShape" mc:Ignorable="w14 w15 w16se w16cid w16 w16cex w16sdtdh w16sdtfl w16du wp14">
   <w:body>
     <w:p>
       <w:pPr>
@@ -15,6 +15,21 @@
           <w:lang w:val="es-ES"/>
         </w:rPr>
         <w:t>Informe Final del Proyecto</w:t>
+      </w:r>
+    </w:p>
+    <w:p>
+      <w:pPr>
+        <w:pStyle w:val="Z-cvr-Title"/>
+        <w:jc w:val="center"/>
+        <w:rPr>
+          <w:lang w:val="es-ES"/>
+        </w:rPr>
+      </w:pPr>
+      <w:r>
+        <w:rPr>
+          <w:lang w:val="es-ES"/>
+        </w:rPr>
+        <w:t>Mi Refugio</w:t>
       </w:r>
     </w:p>
     <w:p>
@@ -64,10 +79,10 @@
           <w:lang w:val="es-ES"/>
         </w:rPr>
         <w:sectPr>
-          <w:headerReference w:type="default" r:id="rId7"/>
-          <w:footerReference w:type="default" r:id="rId8"/>
-          <w:headerReference w:type="first" r:id="rId9"/>
-          <w:footerReference w:type="first" r:id="rId10"/>
+          <w:headerReference w:type="default" r:id="rId8"/>
+          <w:footerReference w:type="default" r:id="rId9"/>
+          <w:headerReference w:type="first" r:id="rId10"/>
+          <w:footerReference w:type="first" r:id="rId11"/>
           <w:pgSz w:w="12240" w:h="15840" w:code="1"/>
           <w:pgMar w:top="2160" w:right="1440" w:bottom="1800" w:left="1440" w:header="720" w:footer="720" w:gutter="0"/>
           <w:pgNumType w:fmt="lowerRoman"/>
@@ -75,836 +90,848 @@
         </w:sectPr>
       </w:pPr>
     </w:p>
-    <w:bookmarkEnd w:id="0"/>
-    <w:p>
-      <w:pPr>
-        <w:spacing w:line="400" w:lineRule="exact"/>
-        <w:rPr>
-          <w:rFonts w:ascii="Arial Black" w:hAnsi="Arial Black"/>
-          <w:sz w:val="32"/>
-          <w:lang w:val="es-ES"/>
-        </w:rPr>
-      </w:pPr>
-      <w:r>
-        <w:rPr>
-          <w:rFonts w:ascii="Arial Black" w:hAnsi="Arial Black"/>
-          <w:sz w:val="32"/>
-          <w:lang w:val="es-ES"/>
-        </w:rPr>
-        <w:lastRenderedPageBreak/>
-        <w:t xml:space="preserve">Tabla de </w:t>
-      </w:r>
-      <w:r>
-        <w:rPr>
-          <w:rFonts w:ascii="Arial Black" w:hAnsi="Arial Black"/>
-          <w:sz w:val="32"/>
-          <w:lang w:val="es-ES"/>
-        </w:rPr>
-        <w:t>Conten</w:t>
-      </w:r>
-      <w:r>
-        <w:rPr>
-          <w:rFonts w:ascii="Arial Black" w:hAnsi="Arial Black"/>
-          <w:sz w:val="32"/>
-          <w:lang w:val="es-ES"/>
-        </w:rPr>
-        <w:t>ido</w:t>
-      </w:r>
-      <w:r>
-        <w:rPr>
-          <w:rFonts w:ascii="Arial Black" w:hAnsi="Arial Black"/>
-          <w:sz w:val="32"/>
-          <w:lang w:val="es-ES"/>
-        </w:rPr>
-        <w:t>s</w:t>
-      </w:r>
-    </w:p>
-    <w:p>
-      <w:pPr>
-        <w:pStyle w:val="TDC1"/>
-        <w:rPr>
-          <w:rFonts w:asciiTheme="minorHAnsi" w:eastAsiaTheme="minorEastAsia" w:hAnsiTheme="minorHAnsi" w:cstheme="minorBidi"/>
-          <w:noProof/>
-          <w:sz w:val="22"/>
-          <w:szCs w:val="22"/>
-          <w:lang w:val="es-CL" w:eastAsia="es-CL"/>
-        </w:rPr>
-      </w:pPr>
-      <w:r>
-        <w:rPr>
-          <w:lang w:val="es-ES"/>
-        </w:rPr>
-        <w:fldChar w:fldCharType="begin"/>
-      </w:r>
-      <w:r>
-        <w:rPr>
-          <w:lang w:val="es-ES"/>
-        </w:rPr>
-        <w:instrText xml:space="preserve"> TOC \o "1-3" \h \z \u </w:instrText>
-      </w:r>
-      <w:r>
-        <w:rPr>
-          <w:lang w:val="es-ES"/>
-        </w:rPr>
-        <w:fldChar w:fldCharType="separate"/>
-      </w:r>
-      <w:hyperlink w:anchor="_Toc467774545" w:history="1">
-        <w:r>
-          <w:rPr>
-            <w:rStyle w:val="Hipervnculo"/>
-            <w:noProof/>
-            <w:lang w:val="es-ES"/>
-          </w:rPr>
-          <w:t>Introducción</w:t>
-        </w:r>
-        <w:r>
-          <w:rPr>
-            <w:noProof/>
-            <w:webHidden/>
-          </w:rPr>
-          <w:tab/>
-        </w:r>
-        <w:r>
-          <w:rPr>
-            <w:noProof/>
-            <w:webHidden/>
-          </w:rPr>
-          <w:fldChar w:fldCharType="begin"/>
-        </w:r>
-        <w:r>
-          <w:rPr>
-            <w:noProof/>
-            <w:webHidden/>
-          </w:rPr>
-          <w:instrText xml:space="preserve"> PAGEREF _Toc467774545 \h </w:instrText>
-        </w:r>
-        <w:r>
-          <w:rPr>
-            <w:noProof/>
-            <w:webHidden/>
-          </w:rPr>
-        </w:r>
-        <w:r>
-          <w:rPr>
-            <w:noProof/>
-            <w:webHidden/>
-          </w:rPr>
-          <w:fldChar w:fldCharType="separate"/>
-        </w:r>
-        <w:r>
-          <w:rPr>
-            <w:noProof/>
-            <w:webHidden/>
-          </w:rPr>
-          <w:t>1</w:t>
-        </w:r>
-        <w:r>
-          <w:rPr>
-            <w:noProof/>
-            <w:webHidden/>
-          </w:rPr>
-          <w:fldChar w:fldCharType="end"/>
-        </w:r>
-      </w:hyperlink>
-    </w:p>
-    <w:p>
-      <w:pPr>
-        <w:pStyle w:val="TDC1"/>
-        <w:rPr>
-          <w:rFonts w:asciiTheme="minorHAnsi" w:eastAsiaTheme="minorEastAsia" w:hAnsiTheme="minorHAnsi" w:cstheme="minorBidi"/>
-          <w:noProof/>
-          <w:sz w:val="22"/>
-          <w:szCs w:val="22"/>
-          <w:lang w:val="es-CL" w:eastAsia="es-CL"/>
-        </w:rPr>
-      </w:pPr>
-      <w:hyperlink w:anchor="_Toc467774546" w:history="1">
-        <w:r>
-          <w:rPr>
-            <w:rStyle w:val="Hipervnculo"/>
-            <w:noProof/>
-            <w:lang w:val="es-ES"/>
-          </w:rPr>
-          <w:t>Uso del Informe de Cierre de Proyecto</w:t>
-        </w:r>
-        <w:r>
-          <w:rPr>
-            <w:noProof/>
-            <w:webHidden/>
-          </w:rPr>
-          <w:tab/>
-        </w:r>
-        <w:r>
-          <w:rPr>
-            <w:noProof/>
-            <w:webHidden/>
-          </w:rPr>
-          <w:fldChar w:fldCharType="begin"/>
-        </w:r>
-        <w:r>
-          <w:rPr>
-            <w:noProof/>
-            <w:webHidden/>
-          </w:rPr>
-          <w:instrText xml:space="preserve"> PAGEREF _Toc467774546 \h </w:instrText>
-        </w:r>
-        <w:r>
-          <w:rPr>
-            <w:noProof/>
-            <w:webHidden/>
-          </w:rPr>
-        </w:r>
-        <w:r>
-          <w:rPr>
-            <w:noProof/>
-            <w:webHidden/>
-          </w:rPr>
-          <w:fldChar w:fldCharType="separate"/>
-        </w:r>
-        <w:r>
-          <w:rPr>
-            <w:noProof/>
-            <w:webHidden/>
-          </w:rPr>
-          <w:t>1</w:t>
-        </w:r>
-        <w:r>
-          <w:rPr>
-            <w:noProof/>
-            <w:webHidden/>
-          </w:rPr>
-          <w:fldChar w:fldCharType="end"/>
-        </w:r>
-      </w:hyperlink>
-    </w:p>
-    <w:p>
-      <w:pPr>
-        <w:pStyle w:val="TDC1"/>
-        <w:rPr>
-          <w:rFonts w:asciiTheme="minorHAnsi" w:eastAsiaTheme="minorEastAsia" w:hAnsiTheme="minorHAnsi" w:cstheme="minorBidi"/>
-          <w:noProof/>
-          <w:sz w:val="22"/>
-          <w:szCs w:val="22"/>
-          <w:lang w:val="es-CL" w:eastAsia="es-CL"/>
-        </w:rPr>
-      </w:pPr>
-      <w:hyperlink w:anchor="_Toc467774547" w:history="1">
-        <w:r>
-          <w:rPr>
-            <w:rStyle w:val="Hipervnculo"/>
-            <w:noProof/>
-            <w:lang w:val="es-ES"/>
-          </w:rPr>
-          <w:t>Sección 1</w:t>
-        </w:r>
-        <w:r>
-          <w:rPr>
-            <w:rFonts w:asciiTheme="minorHAnsi" w:eastAsiaTheme="minorEastAsia" w:hAnsiTheme="minorHAnsi" w:cstheme="minorBidi"/>
-            <w:noProof/>
-            <w:sz w:val="22"/>
-            <w:szCs w:val="22"/>
-            <w:lang w:val="es-CL" w:eastAsia="es-CL"/>
-          </w:rPr>
-          <w:tab/>
-        </w:r>
-        <w:r>
-          <w:rPr>
-            <w:rStyle w:val="Hipervnculo"/>
-            <w:noProof/>
-            <w:lang w:val="es-ES"/>
-          </w:rPr>
-          <w:t>Información General</w:t>
-        </w:r>
-        <w:r>
-          <w:rPr>
-            <w:noProof/>
-            <w:webHidden/>
-          </w:rPr>
-          <w:tab/>
-        </w:r>
-        <w:r>
-          <w:rPr>
-            <w:noProof/>
-            <w:webHidden/>
-          </w:rPr>
-          <w:fldChar w:fldCharType="begin"/>
-        </w:r>
-        <w:r>
-          <w:rPr>
-            <w:noProof/>
-            <w:webHidden/>
-          </w:rPr>
-          <w:instrText xml:space="preserve"> PAGEREF _Toc467774547 \h </w:instrText>
-        </w:r>
-        <w:r>
-          <w:rPr>
-            <w:noProof/>
-            <w:webHidden/>
-          </w:rPr>
-        </w:r>
-        <w:r>
-          <w:rPr>
-            <w:noProof/>
-            <w:webHidden/>
-          </w:rPr>
-          <w:fldChar w:fldCharType="separate"/>
-        </w:r>
-        <w:r>
-          <w:rPr>
-            <w:noProof/>
-            <w:webHidden/>
-          </w:rPr>
-          <w:t>2</w:t>
-        </w:r>
-        <w:r>
-          <w:rPr>
-            <w:noProof/>
-            <w:webHidden/>
-          </w:rPr>
-          <w:fldChar w:fldCharType="end"/>
-        </w:r>
-      </w:hyperlink>
-    </w:p>
-    <w:p>
-      <w:pPr>
-        <w:pStyle w:val="TDC1"/>
-        <w:rPr>
-          <w:rFonts w:asciiTheme="minorHAnsi" w:eastAsiaTheme="minorEastAsia" w:hAnsiTheme="minorHAnsi" w:cstheme="minorBidi"/>
-          <w:noProof/>
-          <w:sz w:val="22"/>
-          <w:szCs w:val="22"/>
-          <w:lang w:val="es-CL" w:eastAsia="es-CL"/>
-        </w:rPr>
-      </w:pPr>
-      <w:hyperlink w:anchor="_Toc467774548" w:history="1">
-        <w:r>
-          <w:rPr>
-            <w:rStyle w:val="Hipervnculo"/>
-            <w:noProof/>
-            <w:lang w:val="es-ES"/>
-          </w:rPr>
-          <w:t>Sección 2</w:t>
-        </w:r>
-        <w:r>
-          <w:rPr>
-            <w:rFonts w:asciiTheme="minorHAnsi" w:eastAsiaTheme="minorEastAsia" w:hAnsiTheme="minorHAnsi" w:cstheme="minorBidi"/>
-            <w:noProof/>
-            <w:sz w:val="22"/>
-            <w:szCs w:val="22"/>
-            <w:lang w:val="es-CL" w:eastAsia="es-CL"/>
-          </w:rPr>
-          <w:tab/>
-        </w:r>
-        <w:r>
-          <w:rPr>
-            <w:rStyle w:val="Hipervnculo"/>
-            <w:noProof/>
-            <w:lang w:val="es-ES"/>
-          </w:rPr>
-          <w:t>Lista de Verificación de Aceptación Final</w:t>
-        </w:r>
-        <w:r>
-          <w:rPr>
-            <w:noProof/>
-            <w:webHidden/>
-          </w:rPr>
-          <w:tab/>
-        </w:r>
-        <w:r>
-          <w:rPr>
-            <w:noProof/>
-            <w:webHidden/>
-          </w:rPr>
-          <w:fldChar w:fldCharType="begin"/>
-        </w:r>
-        <w:r>
-          <w:rPr>
-            <w:noProof/>
-            <w:webHidden/>
-          </w:rPr>
-          <w:instrText xml:space="preserve"> PAGEREF _Toc467774548 \h </w:instrText>
-        </w:r>
-        <w:r>
-          <w:rPr>
-            <w:noProof/>
-            <w:webHidden/>
-          </w:rPr>
-        </w:r>
-        <w:r>
-          <w:rPr>
-            <w:noProof/>
-            <w:webHidden/>
-          </w:rPr>
-          <w:fldChar w:fldCharType="separate"/>
-        </w:r>
-        <w:r>
-          <w:rPr>
-            <w:noProof/>
-            <w:webHidden/>
-          </w:rPr>
-          <w:t>2</w:t>
-        </w:r>
-        <w:r>
-          <w:rPr>
-            <w:noProof/>
-            <w:webHidden/>
-          </w:rPr>
-          <w:fldChar w:fldCharType="end"/>
-        </w:r>
-      </w:hyperlink>
-    </w:p>
-    <w:p>
-      <w:pPr>
-        <w:pStyle w:val="TDC1"/>
-        <w:rPr>
-          <w:rFonts w:asciiTheme="minorHAnsi" w:eastAsiaTheme="minorEastAsia" w:hAnsiTheme="minorHAnsi" w:cstheme="minorBidi"/>
-          <w:noProof/>
-          <w:sz w:val="22"/>
-          <w:szCs w:val="22"/>
-          <w:lang w:val="es-CL" w:eastAsia="es-CL"/>
-        </w:rPr>
-      </w:pPr>
-      <w:hyperlink w:anchor="_Toc467774549" w:history="1">
-        <w:r>
-          <w:rPr>
-            <w:rStyle w:val="Hipervnculo"/>
-            <w:noProof/>
-            <w:lang w:val="es-ES"/>
-          </w:rPr>
-          <w:t>Sección 3</w:t>
-        </w:r>
-        <w:r>
-          <w:rPr>
-            <w:rFonts w:asciiTheme="minorHAnsi" w:eastAsiaTheme="minorEastAsia" w:hAnsiTheme="minorHAnsi" w:cstheme="minorBidi"/>
-            <w:noProof/>
-            <w:sz w:val="22"/>
-            <w:szCs w:val="22"/>
-            <w:lang w:val="es-CL" w:eastAsia="es-CL"/>
-          </w:rPr>
-          <w:tab/>
-        </w:r>
-        <w:r>
-          <w:rPr>
-            <w:rStyle w:val="Hipervnculo"/>
-            <w:noProof/>
-            <w:lang w:val="es-ES"/>
-          </w:rPr>
-          <w:t>Lista de Verificación de los Artefactos del Proyecto</w:t>
-        </w:r>
-        <w:r>
-          <w:rPr>
-            <w:noProof/>
-            <w:webHidden/>
-          </w:rPr>
-          <w:tab/>
-        </w:r>
-        <w:r>
-          <w:rPr>
-            <w:noProof/>
-            <w:webHidden/>
-          </w:rPr>
-          <w:fldChar w:fldCharType="begin"/>
-        </w:r>
-        <w:r>
-          <w:rPr>
-            <w:noProof/>
-            <w:webHidden/>
-          </w:rPr>
-          <w:instrText xml:space="preserve"> PAGEREF _Toc467774549 \h </w:instrText>
-        </w:r>
-        <w:r>
-          <w:rPr>
-            <w:noProof/>
-            <w:webHidden/>
-          </w:rPr>
-        </w:r>
-        <w:r>
-          <w:rPr>
-            <w:noProof/>
-            <w:webHidden/>
-          </w:rPr>
-          <w:fldChar w:fldCharType="separate"/>
-        </w:r>
-        <w:r>
-          <w:rPr>
-            <w:noProof/>
-            <w:webHidden/>
-          </w:rPr>
-          <w:t>3</w:t>
-        </w:r>
-        <w:r>
-          <w:rPr>
-            <w:noProof/>
-            <w:webHidden/>
-          </w:rPr>
-          <w:fldChar w:fldCharType="end"/>
-        </w:r>
-      </w:hyperlink>
-    </w:p>
-    <w:p>
-      <w:pPr>
-        <w:pStyle w:val="TDC1"/>
-        <w:rPr>
-          <w:rFonts w:asciiTheme="minorHAnsi" w:eastAsiaTheme="minorEastAsia" w:hAnsiTheme="minorHAnsi" w:cstheme="minorBidi"/>
-          <w:noProof/>
-          <w:sz w:val="22"/>
-          <w:szCs w:val="22"/>
-          <w:lang w:val="es-CL" w:eastAsia="es-CL"/>
-        </w:rPr>
-      </w:pPr>
-      <w:hyperlink w:anchor="_Toc467774550" w:history="1">
-        <w:r>
-          <w:rPr>
-            <w:rStyle w:val="Hipervnculo"/>
-            <w:noProof/>
-            <w:lang w:val="es-ES"/>
-          </w:rPr>
-          <w:t>Sección 4</w:t>
-        </w:r>
-        <w:r>
-          <w:rPr>
-            <w:rFonts w:asciiTheme="minorHAnsi" w:eastAsiaTheme="minorEastAsia" w:hAnsiTheme="minorHAnsi" w:cstheme="minorBidi"/>
-            <w:noProof/>
-            <w:sz w:val="22"/>
-            <w:szCs w:val="22"/>
-            <w:lang w:val="es-CL" w:eastAsia="es-CL"/>
-          </w:rPr>
-          <w:tab/>
-        </w:r>
-        <w:r>
-          <w:rPr>
-            <w:rStyle w:val="Hipervnculo"/>
-            <w:noProof/>
-            <w:lang w:val="es-ES"/>
-          </w:rPr>
-          <w:t>Recursos</w:t>
-        </w:r>
-        <w:r>
-          <w:rPr>
-            <w:noProof/>
-            <w:webHidden/>
-          </w:rPr>
-          <w:tab/>
-        </w:r>
-        <w:r>
-          <w:rPr>
-            <w:noProof/>
-            <w:webHidden/>
-          </w:rPr>
-          <w:fldChar w:fldCharType="begin"/>
-        </w:r>
-        <w:r>
-          <w:rPr>
-            <w:noProof/>
-            <w:webHidden/>
-          </w:rPr>
-          <w:instrText xml:space="preserve"> PAGEREF _Toc467774550 \h </w:instrText>
-        </w:r>
-        <w:r>
-          <w:rPr>
-            <w:noProof/>
-            <w:webHidden/>
-          </w:rPr>
-        </w:r>
-        <w:r>
-          <w:rPr>
-            <w:noProof/>
-            <w:webHidden/>
-          </w:rPr>
-          <w:fldChar w:fldCharType="separate"/>
-        </w:r>
-        <w:r>
-          <w:rPr>
-            <w:noProof/>
-            <w:webHidden/>
-          </w:rPr>
-          <w:t>4</w:t>
-        </w:r>
-        <w:r>
-          <w:rPr>
-            <w:noProof/>
-            <w:webHidden/>
-          </w:rPr>
-          <w:fldChar w:fldCharType="end"/>
-        </w:r>
-      </w:hyperlink>
-    </w:p>
-    <w:p>
-      <w:pPr>
-        <w:pStyle w:val="TDC1"/>
-        <w:rPr>
-          <w:rFonts w:asciiTheme="minorHAnsi" w:eastAsiaTheme="minorEastAsia" w:hAnsiTheme="minorHAnsi" w:cstheme="minorBidi"/>
-          <w:noProof/>
-          <w:sz w:val="22"/>
-          <w:szCs w:val="22"/>
-          <w:lang w:val="es-CL" w:eastAsia="es-CL"/>
-        </w:rPr>
-      </w:pPr>
-      <w:hyperlink w:anchor="_Toc467774551" w:history="1">
-        <w:r>
-          <w:rPr>
-            <w:rStyle w:val="Hipervnculo"/>
-            <w:noProof/>
-            <w:lang w:val="es-ES"/>
-          </w:rPr>
-          <w:t>Sección 5</w:t>
-        </w:r>
-        <w:r>
-          <w:rPr>
-            <w:rFonts w:asciiTheme="minorHAnsi" w:eastAsiaTheme="minorEastAsia" w:hAnsiTheme="minorHAnsi" w:cstheme="minorBidi"/>
-            <w:noProof/>
-            <w:sz w:val="22"/>
-            <w:szCs w:val="22"/>
-            <w:lang w:val="es-CL" w:eastAsia="es-CL"/>
-          </w:rPr>
-          <w:tab/>
-        </w:r>
-        <w:r>
-          <w:rPr>
-            <w:rStyle w:val="Hipervnculo"/>
-            <w:noProof/>
-            <w:lang w:val="es-ES"/>
-          </w:rPr>
-          <w:t>Lecciones Aprendidas</w:t>
-        </w:r>
-        <w:r>
-          <w:rPr>
-            <w:noProof/>
-            <w:webHidden/>
-          </w:rPr>
-          <w:tab/>
-        </w:r>
-        <w:r>
-          <w:rPr>
-            <w:noProof/>
-            <w:webHidden/>
-          </w:rPr>
-          <w:fldChar w:fldCharType="begin"/>
-        </w:r>
-        <w:r>
-          <w:rPr>
-            <w:noProof/>
-            <w:webHidden/>
-          </w:rPr>
-          <w:instrText xml:space="preserve"> PAGEREF _Toc467774551 \h </w:instrText>
-        </w:r>
-        <w:r>
-          <w:rPr>
-            <w:noProof/>
-            <w:webHidden/>
-          </w:rPr>
-        </w:r>
-        <w:r>
-          <w:rPr>
-            <w:noProof/>
-            <w:webHidden/>
-          </w:rPr>
-          <w:fldChar w:fldCharType="separate"/>
-        </w:r>
-        <w:r>
-          <w:rPr>
-            <w:noProof/>
-            <w:webHidden/>
-          </w:rPr>
-          <w:t>4</w:t>
-        </w:r>
-        <w:r>
-          <w:rPr>
-            <w:noProof/>
-            <w:webHidden/>
-          </w:rPr>
-          <w:fldChar w:fldCharType="end"/>
-        </w:r>
-      </w:hyperlink>
-    </w:p>
-    <w:p>
-      <w:pPr>
-        <w:pStyle w:val="TDC1"/>
-        <w:rPr>
-          <w:rFonts w:asciiTheme="minorHAnsi" w:eastAsiaTheme="minorEastAsia" w:hAnsiTheme="minorHAnsi" w:cstheme="minorBidi"/>
-          <w:noProof/>
-          <w:sz w:val="22"/>
-          <w:szCs w:val="22"/>
-          <w:lang w:val="es-CL" w:eastAsia="es-CL"/>
-        </w:rPr>
-      </w:pPr>
-      <w:hyperlink w:anchor="_Toc467774552" w:history="1">
-        <w:r>
-          <w:rPr>
-            <w:rStyle w:val="Hipervnculo"/>
-            <w:noProof/>
-            <w:lang w:val="es-ES"/>
-          </w:rPr>
-          <w:t>Sección 6</w:t>
-        </w:r>
-        <w:r>
-          <w:rPr>
-            <w:rFonts w:asciiTheme="minorHAnsi" w:eastAsiaTheme="minorEastAsia" w:hAnsiTheme="minorHAnsi" w:cstheme="minorBidi"/>
-            <w:noProof/>
-            <w:sz w:val="22"/>
-            <w:szCs w:val="22"/>
-            <w:lang w:val="es-CL" w:eastAsia="es-CL"/>
-          </w:rPr>
-          <w:tab/>
-        </w:r>
-        <w:r>
-          <w:rPr>
-            <w:rStyle w:val="Hipervnculo"/>
-            <w:noProof/>
-            <w:lang w:val="es-ES"/>
-          </w:rPr>
-          <w:t>Planes Post-Implantación</w:t>
-        </w:r>
-        <w:r>
-          <w:rPr>
-            <w:noProof/>
-            <w:webHidden/>
-          </w:rPr>
-          <w:tab/>
-        </w:r>
-        <w:r>
-          <w:rPr>
-            <w:noProof/>
-            <w:webHidden/>
-          </w:rPr>
-          <w:fldChar w:fldCharType="begin"/>
-        </w:r>
-        <w:r>
-          <w:rPr>
-            <w:noProof/>
-            <w:webHidden/>
-          </w:rPr>
-          <w:instrText xml:space="preserve"> PAGEREF _Toc467774552 \h </w:instrText>
-        </w:r>
-        <w:r>
-          <w:rPr>
-            <w:noProof/>
-            <w:webHidden/>
-          </w:rPr>
-        </w:r>
-        <w:r>
-          <w:rPr>
-            <w:noProof/>
-            <w:webHidden/>
-          </w:rPr>
-          <w:fldChar w:fldCharType="separate"/>
-        </w:r>
-        <w:r>
-          <w:rPr>
-            <w:noProof/>
-            <w:webHidden/>
-          </w:rPr>
-          <w:t>4</w:t>
-        </w:r>
-        <w:r>
-          <w:rPr>
-            <w:noProof/>
-            <w:webHidden/>
-          </w:rPr>
-          <w:fldChar w:fldCharType="end"/>
-        </w:r>
-      </w:hyperlink>
-    </w:p>
-    <w:p>
-      <w:pPr>
-        <w:pStyle w:val="TDC1"/>
-        <w:rPr>
-          <w:rFonts w:asciiTheme="minorHAnsi" w:eastAsiaTheme="minorEastAsia" w:hAnsiTheme="minorHAnsi" w:cstheme="minorBidi"/>
-          <w:noProof/>
-          <w:sz w:val="22"/>
-          <w:szCs w:val="22"/>
-          <w:lang w:val="es-CL" w:eastAsia="es-CL"/>
-        </w:rPr>
-      </w:pPr>
-      <w:hyperlink w:anchor="_Toc467774553" w:history="1">
-        <w:r>
-          <w:rPr>
-            <w:rStyle w:val="Hipervnculo"/>
-            <w:noProof/>
-            <w:lang w:val="es-ES"/>
-          </w:rPr>
-          <w:t>Sección 7</w:t>
-        </w:r>
-        <w:r>
-          <w:rPr>
-            <w:rFonts w:asciiTheme="minorHAnsi" w:eastAsiaTheme="minorEastAsia" w:hAnsiTheme="minorHAnsi" w:cstheme="minorBidi"/>
-            <w:noProof/>
-            <w:sz w:val="22"/>
-            <w:szCs w:val="22"/>
-            <w:lang w:val="es-CL" w:eastAsia="es-CL"/>
-          </w:rPr>
-          <w:tab/>
-        </w:r>
-        <w:r>
-          <w:rPr>
-            <w:rStyle w:val="Hipervnculo"/>
-            <w:noProof/>
-            <w:lang w:val="es-ES"/>
-          </w:rPr>
-          <w:t>No Conformidades Abiertas</w:t>
-        </w:r>
-        <w:r>
-          <w:rPr>
-            <w:noProof/>
-            <w:webHidden/>
-          </w:rPr>
-          <w:tab/>
-        </w:r>
-        <w:r>
-          <w:rPr>
-            <w:noProof/>
-            <w:webHidden/>
-          </w:rPr>
-          <w:fldChar w:fldCharType="begin"/>
-        </w:r>
-        <w:r>
-          <w:rPr>
-            <w:noProof/>
-            <w:webHidden/>
-          </w:rPr>
-          <w:instrText xml:space="preserve"> PAGEREF _Toc467774553 \h </w:instrText>
-        </w:r>
-        <w:r>
-          <w:rPr>
-            <w:noProof/>
-            <w:webHidden/>
-          </w:rPr>
-        </w:r>
-        <w:r>
-          <w:rPr>
-            <w:noProof/>
-            <w:webHidden/>
-          </w:rPr>
-          <w:fldChar w:fldCharType="separate"/>
-        </w:r>
-        <w:r>
-          <w:rPr>
-            <w:noProof/>
-            <w:webHidden/>
-          </w:rPr>
-          <w:t>4</w:t>
-        </w:r>
-        <w:r>
-          <w:rPr>
-            <w:noProof/>
-            <w:webHidden/>
-          </w:rPr>
-          <w:fldChar w:fldCharType="end"/>
-        </w:r>
-      </w:hyperlink>
-    </w:p>
-    <w:p>
-      <w:pPr>
-        <w:rPr>
-          <w:lang w:val="es-ES"/>
-        </w:rPr>
-      </w:pPr>
-      <w:r>
-        <w:rPr>
-          <w:lang w:val="es-ES"/>
-        </w:rPr>
-        <w:fldChar w:fldCharType="end"/>
-      </w:r>
+    <w:bookmarkEnd w:id="0" w:displacedByCustomXml="next"/>
+    <w:sdt>
+      <w:sdtPr>
+        <w:rPr>
+          <w:lang w:val="es-ES"/>
+        </w:rPr>
+        <w:id w:val="-1128546481"/>
+        <w:docPartObj>
+          <w:docPartGallery w:val="Table of Contents"/>
+          <w:docPartUnique/>
+        </w:docPartObj>
+      </w:sdtPr>
+      <w:sdtEndPr>
+        <w:rPr>
+          <w:rFonts w:ascii="Arial" w:eastAsia="Times New Roman" w:hAnsi="Arial" w:cs="Times New Roman"/>
+          <w:b/>
+          <w:bCs/>
+          <w:color w:val="auto"/>
+          <w:sz w:val="20"/>
+          <w:szCs w:val="24"/>
+          <w:lang w:eastAsia="en-US"/>
+        </w:rPr>
+      </w:sdtEndPr>
+      <w:sdtContent>
+        <w:p>
+          <w:pPr>
+            <w:pStyle w:val="TtuloTDC"/>
+            <w:rPr>
+              <w:b/>
+              <w:bCs/>
+              <w:color w:val="auto"/>
+            </w:rPr>
+          </w:pPr>
+          <w:r>
+            <w:rPr>
+              <w:b/>
+              <w:bCs/>
+              <w:color w:val="auto"/>
+              <w:lang w:val="es-ES"/>
+            </w:rPr>
+            <w:t>Contenido</w:t>
+          </w:r>
+        </w:p>
+        <w:p>
+          <w:pPr>
+            <w:pStyle w:val="TDC1"/>
+            <w:rPr>
+              <w:rFonts w:asciiTheme="minorHAnsi" w:eastAsiaTheme="minorEastAsia" w:hAnsiTheme="minorHAnsi" w:cstheme="minorBidi"/>
+              <w:noProof/>
+              <w:kern w:val="2"/>
+              <w:sz w:val="24"/>
+              <w:lang w:val="es-CL" w:eastAsia="es-CL"/>
+              <w14:ligatures w14:val="standardContextual"/>
+            </w:rPr>
+          </w:pPr>
+          <w:r>
+            <w:fldChar w:fldCharType="begin"/>
+          </w:r>
+          <w:r>
+            <w:instrText xml:space="preserve"> TOC \o "1-3" \h \z \u </w:instrText>
+          </w:r>
+          <w:r>
+            <w:fldChar w:fldCharType="separate"/>
+          </w:r>
+          <w:hyperlink w:anchor="_Toc215569059" w:history="1">
+            <w:r>
+              <w:rPr>
+                <w:rStyle w:val="Hipervnculo"/>
+                <w:noProof/>
+                <w:lang w:val="es-ES"/>
+              </w:rPr>
+              <w:t>Introducción</w:t>
+            </w:r>
+            <w:r>
+              <w:rPr>
+                <w:noProof/>
+                <w:webHidden/>
+              </w:rPr>
+              <w:tab/>
+            </w:r>
+            <w:r>
+              <w:rPr>
+                <w:noProof/>
+                <w:webHidden/>
+              </w:rPr>
+              <w:fldChar w:fldCharType="begin"/>
+            </w:r>
+            <w:r>
+              <w:rPr>
+                <w:noProof/>
+                <w:webHidden/>
+              </w:rPr>
+              <w:instrText xml:space="preserve"> PAGEREF _Toc215569059 \h </w:instrText>
+            </w:r>
+            <w:r>
+              <w:rPr>
+                <w:noProof/>
+                <w:webHidden/>
+              </w:rPr>
+            </w:r>
+            <w:r>
+              <w:rPr>
+                <w:noProof/>
+                <w:webHidden/>
+              </w:rPr>
+              <w:fldChar w:fldCharType="separate"/>
+            </w:r>
+            <w:r>
+              <w:rPr>
+                <w:noProof/>
+                <w:webHidden/>
+              </w:rPr>
+              <w:t>1</w:t>
+            </w:r>
+            <w:r>
+              <w:rPr>
+                <w:noProof/>
+                <w:webHidden/>
+              </w:rPr>
+              <w:fldChar w:fldCharType="end"/>
+            </w:r>
+          </w:hyperlink>
+        </w:p>
+        <w:p>
+          <w:pPr>
+            <w:pStyle w:val="TDC1"/>
+            <w:rPr>
+              <w:rFonts w:asciiTheme="minorHAnsi" w:eastAsiaTheme="minorEastAsia" w:hAnsiTheme="minorHAnsi" w:cstheme="minorBidi"/>
+              <w:noProof/>
+              <w:kern w:val="2"/>
+              <w:sz w:val="24"/>
+              <w:lang w:val="es-CL" w:eastAsia="es-CL"/>
+              <w14:ligatures w14:val="standardContextual"/>
+            </w:rPr>
+          </w:pPr>
+          <w:hyperlink w:anchor="_Toc215569060" w:history="1">
+            <w:r>
+              <w:rPr>
+                <w:rStyle w:val="Hipervnculo"/>
+                <w:noProof/>
+                <w:lang w:val="es-ES"/>
+              </w:rPr>
+              <w:t>Uso del Informe de Cierre de Proyecto</w:t>
+            </w:r>
+            <w:r>
+              <w:rPr>
+                <w:noProof/>
+                <w:webHidden/>
+              </w:rPr>
+              <w:tab/>
+            </w:r>
+            <w:r>
+              <w:rPr>
+                <w:noProof/>
+                <w:webHidden/>
+              </w:rPr>
+              <w:fldChar w:fldCharType="begin"/>
+            </w:r>
+            <w:r>
+              <w:rPr>
+                <w:noProof/>
+                <w:webHidden/>
+              </w:rPr>
+              <w:instrText xml:space="preserve"> PAGEREF _Toc215569060 \h </w:instrText>
+            </w:r>
+            <w:r>
+              <w:rPr>
+                <w:noProof/>
+                <w:webHidden/>
+              </w:rPr>
+            </w:r>
+            <w:r>
+              <w:rPr>
+                <w:noProof/>
+                <w:webHidden/>
+              </w:rPr>
+              <w:fldChar w:fldCharType="separate"/>
+            </w:r>
+            <w:r>
+              <w:rPr>
+                <w:noProof/>
+                <w:webHidden/>
+              </w:rPr>
+              <w:t>1</w:t>
+            </w:r>
+            <w:r>
+              <w:rPr>
+                <w:noProof/>
+                <w:webHidden/>
+              </w:rPr>
+              <w:fldChar w:fldCharType="end"/>
+            </w:r>
+          </w:hyperlink>
+        </w:p>
+        <w:p>
+          <w:pPr>
+            <w:pStyle w:val="TDC1"/>
+            <w:rPr>
+              <w:rFonts w:asciiTheme="minorHAnsi" w:eastAsiaTheme="minorEastAsia" w:hAnsiTheme="minorHAnsi" w:cstheme="minorBidi"/>
+              <w:noProof/>
+              <w:kern w:val="2"/>
+              <w:sz w:val="24"/>
+              <w:lang w:val="es-CL" w:eastAsia="es-CL"/>
+              <w14:ligatures w14:val="standardContextual"/>
+            </w:rPr>
+          </w:pPr>
+          <w:hyperlink w:anchor="_Toc215569061" w:history="1">
+            <w:r>
+              <w:rPr>
+                <w:rStyle w:val="Hipervnculo"/>
+                <w:noProof/>
+                <w:lang w:val="es-ES"/>
+              </w:rPr>
+              <w:t>Sección 1</w:t>
+            </w:r>
+            <w:r>
+              <w:rPr>
+                <w:rFonts w:asciiTheme="minorHAnsi" w:eastAsiaTheme="minorEastAsia" w:hAnsiTheme="minorHAnsi" w:cstheme="minorBidi"/>
+                <w:noProof/>
+                <w:kern w:val="2"/>
+                <w:sz w:val="24"/>
+                <w:lang w:val="es-CL" w:eastAsia="es-CL"/>
+                <w14:ligatures w14:val="standardContextual"/>
+              </w:rPr>
+              <w:tab/>
+            </w:r>
+            <w:r>
+              <w:rPr>
+                <w:rStyle w:val="Hipervnculo"/>
+                <w:noProof/>
+                <w:lang w:val="es-ES"/>
+              </w:rPr>
+              <w:t>Información General</w:t>
+            </w:r>
+            <w:r>
+              <w:rPr>
+                <w:noProof/>
+                <w:webHidden/>
+              </w:rPr>
+              <w:tab/>
+            </w:r>
+            <w:r>
+              <w:rPr>
+                <w:noProof/>
+                <w:webHidden/>
+              </w:rPr>
+              <w:fldChar w:fldCharType="begin"/>
+            </w:r>
+            <w:r>
+              <w:rPr>
+                <w:noProof/>
+                <w:webHidden/>
+              </w:rPr>
+              <w:instrText xml:space="preserve"> PAGEREF _Toc215569061 \h </w:instrText>
+            </w:r>
+            <w:r>
+              <w:rPr>
+                <w:noProof/>
+                <w:webHidden/>
+              </w:rPr>
+            </w:r>
+            <w:r>
+              <w:rPr>
+                <w:noProof/>
+                <w:webHidden/>
+              </w:rPr>
+              <w:fldChar w:fldCharType="separate"/>
+            </w:r>
+            <w:r>
+              <w:rPr>
+                <w:noProof/>
+                <w:webHidden/>
+              </w:rPr>
+              <w:t>2</w:t>
+            </w:r>
+            <w:r>
+              <w:rPr>
+                <w:noProof/>
+                <w:webHidden/>
+              </w:rPr>
+              <w:fldChar w:fldCharType="end"/>
+            </w:r>
+          </w:hyperlink>
+        </w:p>
+        <w:p>
+          <w:pPr>
+            <w:pStyle w:val="TDC1"/>
+            <w:rPr>
+              <w:rFonts w:asciiTheme="minorHAnsi" w:eastAsiaTheme="minorEastAsia" w:hAnsiTheme="minorHAnsi" w:cstheme="minorBidi"/>
+              <w:noProof/>
+              <w:kern w:val="2"/>
+              <w:sz w:val="24"/>
+              <w:lang w:val="es-CL" w:eastAsia="es-CL"/>
+              <w14:ligatures w14:val="standardContextual"/>
+            </w:rPr>
+          </w:pPr>
+          <w:hyperlink w:anchor="_Toc215569062" w:history="1">
+            <w:r>
+              <w:rPr>
+                <w:rStyle w:val="Hipervnculo"/>
+                <w:noProof/>
+                <w:lang w:val="es-ES"/>
+              </w:rPr>
+              <w:t>Sección 2</w:t>
+            </w:r>
+            <w:r>
+              <w:rPr>
+                <w:rFonts w:asciiTheme="minorHAnsi" w:eastAsiaTheme="minorEastAsia" w:hAnsiTheme="minorHAnsi" w:cstheme="minorBidi"/>
+                <w:noProof/>
+                <w:kern w:val="2"/>
+                <w:sz w:val="24"/>
+                <w:lang w:val="es-CL" w:eastAsia="es-CL"/>
+                <w14:ligatures w14:val="standardContextual"/>
+              </w:rPr>
+              <w:tab/>
+            </w:r>
+            <w:r>
+              <w:rPr>
+                <w:rStyle w:val="Hipervnculo"/>
+                <w:noProof/>
+                <w:lang w:val="es-ES"/>
+              </w:rPr>
+              <w:t>Lista de Verificación de Aceptación Final</w:t>
+            </w:r>
+            <w:r>
+              <w:rPr>
+                <w:noProof/>
+                <w:webHidden/>
+              </w:rPr>
+              <w:tab/>
+            </w:r>
+            <w:r>
+              <w:rPr>
+                <w:noProof/>
+                <w:webHidden/>
+              </w:rPr>
+              <w:fldChar w:fldCharType="begin"/>
+            </w:r>
+            <w:r>
+              <w:rPr>
+                <w:noProof/>
+                <w:webHidden/>
+              </w:rPr>
+              <w:instrText xml:space="preserve"> PAGEREF _Toc215569062 \h </w:instrText>
+            </w:r>
+            <w:r>
+              <w:rPr>
+                <w:noProof/>
+                <w:webHidden/>
+              </w:rPr>
+            </w:r>
+            <w:r>
+              <w:rPr>
+                <w:noProof/>
+                <w:webHidden/>
+              </w:rPr>
+              <w:fldChar w:fldCharType="separate"/>
+            </w:r>
+            <w:r>
+              <w:rPr>
+                <w:noProof/>
+                <w:webHidden/>
+              </w:rPr>
+              <w:t>2</w:t>
+            </w:r>
+            <w:r>
+              <w:rPr>
+                <w:noProof/>
+                <w:webHidden/>
+              </w:rPr>
+              <w:fldChar w:fldCharType="end"/>
+            </w:r>
+          </w:hyperlink>
+        </w:p>
+        <w:p>
+          <w:pPr>
+            <w:pStyle w:val="TDC1"/>
+            <w:rPr>
+              <w:rFonts w:asciiTheme="minorHAnsi" w:eastAsiaTheme="minorEastAsia" w:hAnsiTheme="minorHAnsi" w:cstheme="minorBidi"/>
+              <w:noProof/>
+              <w:kern w:val="2"/>
+              <w:sz w:val="24"/>
+              <w:lang w:val="es-CL" w:eastAsia="es-CL"/>
+              <w14:ligatures w14:val="standardContextual"/>
+            </w:rPr>
+          </w:pPr>
+          <w:hyperlink w:anchor="_Toc215569063" w:history="1">
+            <w:r>
+              <w:rPr>
+                <w:rStyle w:val="Hipervnculo"/>
+                <w:noProof/>
+                <w:lang w:val="es-ES"/>
+              </w:rPr>
+              <w:t>Sección 3</w:t>
+            </w:r>
+            <w:r>
+              <w:rPr>
+                <w:rFonts w:asciiTheme="minorHAnsi" w:eastAsiaTheme="minorEastAsia" w:hAnsiTheme="minorHAnsi" w:cstheme="minorBidi"/>
+                <w:noProof/>
+                <w:kern w:val="2"/>
+                <w:sz w:val="24"/>
+                <w:lang w:val="es-CL" w:eastAsia="es-CL"/>
+                <w14:ligatures w14:val="standardContextual"/>
+              </w:rPr>
+              <w:tab/>
+            </w:r>
+            <w:r>
+              <w:rPr>
+                <w:rStyle w:val="Hipervnculo"/>
+                <w:noProof/>
+                <w:lang w:val="es-ES"/>
+              </w:rPr>
+              <w:t>Lista de Verificación de los Artefactos del Proyecto</w:t>
+            </w:r>
+            <w:r>
+              <w:rPr>
+                <w:noProof/>
+                <w:webHidden/>
+              </w:rPr>
+              <w:tab/>
+            </w:r>
+            <w:r>
+              <w:rPr>
+                <w:noProof/>
+                <w:webHidden/>
+              </w:rPr>
+              <w:fldChar w:fldCharType="begin"/>
+            </w:r>
+            <w:r>
+              <w:rPr>
+                <w:noProof/>
+                <w:webHidden/>
+              </w:rPr>
+              <w:instrText xml:space="preserve"> PAGEREF _Toc215569063 \h </w:instrText>
+            </w:r>
+            <w:r>
+              <w:rPr>
+                <w:noProof/>
+                <w:webHidden/>
+              </w:rPr>
+            </w:r>
+            <w:r>
+              <w:rPr>
+                <w:noProof/>
+                <w:webHidden/>
+              </w:rPr>
+              <w:fldChar w:fldCharType="separate"/>
+            </w:r>
+            <w:r>
+              <w:rPr>
+                <w:noProof/>
+                <w:webHidden/>
+              </w:rPr>
+              <w:t>3</w:t>
+            </w:r>
+            <w:r>
+              <w:rPr>
+                <w:noProof/>
+                <w:webHidden/>
+              </w:rPr>
+              <w:fldChar w:fldCharType="end"/>
+            </w:r>
+          </w:hyperlink>
+        </w:p>
+        <w:p>
+          <w:pPr>
+            <w:pStyle w:val="TDC1"/>
+            <w:rPr>
+              <w:rFonts w:asciiTheme="minorHAnsi" w:eastAsiaTheme="minorEastAsia" w:hAnsiTheme="minorHAnsi" w:cstheme="minorBidi"/>
+              <w:noProof/>
+              <w:kern w:val="2"/>
+              <w:sz w:val="24"/>
+              <w:lang w:val="es-CL" w:eastAsia="es-CL"/>
+              <w14:ligatures w14:val="standardContextual"/>
+            </w:rPr>
+          </w:pPr>
+          <w:hyperlink w:anchor="_Toc215569064" w:history="1">
+            <w:r>
+              <w:rPr>
+                <w:rStyle w:val="Hipervnculo"/>
+                <w:noProof/>
+                <w:lang w:val="es-ES"/>
+              </w:rPr>
+              <w:t>Sección 4</w:t>
+            </w:r>
+            <w:r>
+              <w:rPr>
+                <w:rFonts w:asciiTheme="minorHAnsi" w:eastAsiaTheme="minorEastAsia" w:hAnsiTheme="minorHAnsi" w:cstheme="minorBidi"/>
+                <w:noProof/>
+                <w:kern w:val="2"/>
+                <w:sz w:val="24"/>
+                <w:lang w:val="es-CL" w:eastAsia="es-CL"/>
+                <w14:ligatures w14:val="standardContextual"/>
+              </w:rPr>
+              <w:tab/>
+            </w:r>
+            <w:r>
+              <w:rPr>
+                <w:rStyle w:val="Hipervnculo"/>
+                <w:noProof/>
+                <w:lang w:val="es-ES"/>
+              </w:rPr>
+              <w:t>Recursos</w:t>
+            </w:r>
+            <w:r>
+              <w:rPr>
+                <w:noProof/>
+                <w:webHidden/>
+              </w:rPr>
+              <w:tab/>
+            </w:r>
+            <w:r>
+              <w:rPr>
+                <w:noProof/>
+                <w:webHidden/>
+              </w:rPr>
+              <w:fldChar w:fldCharType="begin"/>
+            </w:r>
+            <w:r>
+              <w:rPr>
+                <w:noProof/>
+                <w:webHidden/>
+              </w:rPr>
+              <w:instrText xml:space="preserve"> PAGEREF _Toc215569064 \h </w:instrText>
+            </w:r>
+            <w:r>
+              <w:rPr>
+                <w:noProof/>
+                <w:webHidden/>
+              </w:rPr>
+            </w:r>
+            <w:r>
+              <w:rPr>
+                <w:noProof/>
+                <w:webHidden/>
+              </w:rPr>
+              <w:fldChar w:fldCharType="separate"/>
+            </w:r>
+            <w:r>
+              <w:rPr>
+                <w:noProof/>
+                <w:webHidden/>
+              </w:rPr>
+              <w:t>4</w:t>
+            </w:r>
+            <w:r>
+              <w:rPr>
+                <w:noProof/>
+                <w:webHidden/>
+              </w:rPr>
+              <w:fldChar w:fldCharType="end"/>
+            </w:r>
+          </w:hyperlink>
+        </w:p>
+        <w:p>
+          <w:pPr>
+            <w:pStyle w:val="TDC1"/>
+            <w:rPr>
+              <w:rFonts w:asciiTheme="minorHAnsi" w:eastAsiaTheme="minorEastAsia" w:hAnsiTheme="minorHAnsi" w:cstheme="minorBidi"/>
+              <w:noProof/>
+              <w:kern w:val="2"/>
+              <w:sz w:val="24"/>
+              <w:lang w:val="es-CL" w:eastAsia="es-CL"/>
+              <w14:ligatures w14:val="standardContextual"/>
+            </w:rPr>
+          </w:pPr>
+          <w:hyperlink w:anchor="_Toc215569065" w:history="1">
+            <w:r>
+              <w:rPr>
+                <w:rStyle w:val="Hipervnculo"/>
+                <w:noProof/>
+                <w:lang w:val="es-ES"/>
+              </w:rPr>
+              <w:t>Sección 5</w:t>
+            </w:r>
+            <w:r>
+              <w:rPr>
+                <w:rFonts w:asciiTheme="minorHAnsi" w:eastAsiaTheme="minorEastAsia" w:hAnsiTheme="minorHAnsi" w:cstheme="minorBidi"/>
+                <w:noProof/>
+                <w:kern w:val="2"/>
+                <w:sz w:val="24"/>
+                <w:lang w:val="es-CL" w:eastAsia="es-CL"/>
+                <w14:ligatures w14:val="standardContextual"/>
+              </w:rPr>
+              <w:tab/>
+            </w:r>
+            <w:r>
+              <w:rPr>
+                <w:rStyle w:val="Hipervnculo"/>
+                <w:noProof/>
+                <w:lang w:val="es-ES"/>
+              </w:rPr>
+              <w:t>Lecciones Aprendidas</w:t>
+            </w:r>
+            <w:r>
+              <w:rPr>
+                <w:noProof/>
+                <w:webHidden/>
+              </w:rPr>
+              <w:tab/>
+            </w:r>
+            <w:r>
+              <w:rPr>
+                <w:noProof/>
+                <w:webHidden/>
+              </w:rPr>
+              <w:fldChar w:fldCharType="begin"/>
+            </w:r>
+            <w:r>
+              <w:rPr>
+                <w:noProof/>
+                <w:webHidden/>
+              </w:rPr>
+              <w:instrText xml:space="preserve"> PAGEREF _Toc215569065 \h </w:instrText>
+            </w:r>
+            <w:r>
+              <w:rPr>
+                <w:noProof/>
+                <w:webHidden/>
+              </w:rPr>
+            </w:r>
+            <w:r>
+              <w:rPr>
+                <w:noProof/>
+                <w:webHidden/>
+              </w:rPr>
+              <w:fldChar w:fldCharType="separate"/>
+            </w:r>
+            <w:r>
+              <w:rPr>
+                <w:noProof/>
+                <w:webHidden/>
+              </w:rPr>
+              <w:t>4</w:t>
+            </w:r>
+            <w:r>
+              <w:rPr>
+                <w:noProof/>
+                <w:webHidden/>
+              </w:rPr>
+              <w:fldChar w:fldCharType="end"/>
+            </w:r>
+          </w:hyperlink>
+        </w:p>
+        <w:p>
+          <w:pPr>
+            <w:pStyle w:val="TDC1"/>
+            <w:rPr>
+              <w:rFonts w:asciiTheme="minorHAnsi" w:eastAsiaTheme="minorEastAsia" w:hAnsiTheme="minorHAnsi" w:cstheme="minorBidi"/>
+              <w:noProof/>
+              <w:kern w:val="2"/>
+              <w:sz w:val="24"/>
+              <w:lang w:val="es-CL" w:eastAsia="es-CL"/>
+              <w14:ligatures w14:val="standardContextual"/>
+            </w:rPr>
+          </w:pPr>
+          <w:hyperlink w:anchor="_Toc215569066" w:history="1">
+            <w:r>
+              <w:rPr>
+                <w:rStyle w:val="Hipervnculo"/>
+                <w:noProof/>
+                <w:lang w:val="es-ES"/>
+              </w:rPr>
+              <w:t>Sección 6</w:t>
+            </w:r>
+            <w:r>
+              <w:rPr>
+                <w:rFonts w:asciiTheme="minorHAnsi" w:eastAsiaTheme="minorEastAsia" w:hAnsiTheme="minorHAnsi" w:cstheme="minorBidi"/>
+                <w:noProof/>
+                <w:kern w:val="2"/>
+                <w:sz w:val="24"/>
+                <w:lang w:val="es-CL" w:eastAsia="es-CL"/>
+                <w14:ligatures w14:val="standardContextual"/>
+              </w:rPr>
+              <w:tab/>
+            </w:r>
+            <w:r>
+              <w:rPr>
+                <w:rStyle w:val="Hipervnculo"/>
+                <w:noProof/>
+                <w:lang w:val="es-ES"/>
+              </w:rPr>
+              <w:t>Planes Post-Implantación</w:t>
+            </w:r>
+            <w:r>
+              <w:rPr>
+                <w:noProof/>
+                <w:webHidden/>
+              </w:rPr>
+              <w:tab/>
+            </w:r>
+            <w:r>
+              <w:rPr>
+                <w:noProof/>
+                <w:webHidden/>
+              </w:rPr>
+              <w:fldChar w:fldCharType="begin"/>
+            </w:r>
+            <w:r>
+              <w:rPr>
+                <w:noProof/>
+                <w:webHidden/>
+              </w:rPr>
+              <w:instrText xml:space="preserve"> PAGEREF _Toc215569066 \h </w:instrText>
+            </w:r>
+            <w:r>
+              <w:rPr>
+                <w:noProof/>
+                <w:webHidden/>
+              </w:rPr>
+            </w:r>
+            <w:r>
+              <w:rPr>
+                <w:noProof/>
+                <w:webHidden/>
+              </w:rPr>
+              <w:fldChar w:fldCharType="separate"/>
+            </w:r>
+            <w:r>
+              <w:rPr>
+                <w:noProof/>
+                <w:webHidden/>
+              </w:rPr>
+              <w:t>4</w:t>
+            </w:r>
+            <w:r>
+              <w:rPr>
+                <w:noProof/>
+                <w:webHidden/>
+              </w:rPr>
+              <w:fldChar w:fldCharType="end"/>
+            </w:r>
+          </w:hyperlink>
+        </w:p>
+        <w:p>
+          <w:pPr>
+            <w:pStyle w:val="TDC1"/>
+            <w:rPr>
+              <w:rFonts w:asciiTheme="minorHAnsi" w:eastAsiaTheme="minorEastAsia" w:hAnsiTheme="minorHAnsi" w:cstheme="minorBidi"/>
+              <w:noProof/>
+              <w:kern w:val="2"/>
+              <w:sz w:val="24"/>
+              <w:lang w:val="es-CL" w:eastAsia="es-CL"/>
+              <w14:ligatures w14:val="standardContextual"/>
+            </w:rPr>
+          </w:pPr>
+          <w:hyperlink w:anchor="_Toc215569067" w:history="1">
+            <w:r>
+              <w:rPr>
+                <w:rStyle w:val="Hipervnculo"/>
+                <w:noProof/>
+                <w:lang w:val="es-ES"/>
+              </w:rPr>
+              <w:t>Sección 7</w:t>
+            </w:r>
+            <w:r>
+              <w:rPr>
+                <w:rFonts w:asciiTheme="minorHAnsi" w:eastAsiaTheme="minorEastAsia" w:hAnsiTheme="minorHAnsi" w:cstheme="minorBidi"/>
+                <w:noProof/>
+                <w:kern w:val="2"/>
+                <w:sz w:val="24"/>
+                <w:lang w:val="es-CL" w:eastAsia="es-CL"/>
+                <w14:ligatures w14:val="standardContextual"/>
+              </w:rPr>
+              <w:tab/>
+            </w:r>
+            <w:r>
+              <w:rPr>
+                <w:rStyle w:val="Hipervnculo"/>
+                <w:noProof/>
+                <w:lang w:val="es-ES"/>
+              </w:rPr>
+              <w:t>No Conformidades Abiertas</w:t>
+            </w:r>
+            <w:r>
+              <w:rPr>
+                <w:noProof/>
+                <w:webHidden/>
+              </w:rPr>
+              <w:tab/>
+            </w:r>
+            <w:r>
+              <w:rPr>
+                <w:noProof/>
+                <w:webHidden/>
+              </w:rPr>
+              <w:fldChar w:fldCharType="begin"/>
+            </w:r>
+            <w:r>
+              <w:rPr>
+                <w:noProof/>
+                <w:webHidden/>
+              </w:rPr>
+              <w:instrText xml:space="preserve"> PAGEREF _Toc215569067 \h </w:instrText>
+            </w:r>
+            <w:r>
+              <w:rPr>
+                <w:noProof/>
+                <w:webHidden/>
+              </w:rPr>
+            </w:r>
+            <w:r>
+              <w:rPr>
+                <w:noProof/>
+                <w:webHidden/>
+              </w:rPr>
+              <w:fldChar w:fldCharType="separate"/>
+            </w:r>
+            <w:r>
+              <w:rPr>
+                <w:noProof/>
+                <w:webHidden/>
+              </w:rPr>
+              <w:t>4</w:t>
+            </w:r>
+            <w:r>
+              <w:rPr>
+                <w:noProof/>
+                <w:webHidden/>
+              </w:rPr>
+              <w:fldChar w:fldCharType="end"/>
+            </w:r>
+          </w:hyperlink>
+        </w:p>
+        <w:p>
+          <w:r>
+            <w:rPr>
+              <w:b/>
+              <w:bCs/>
+              <w:lang w:val="es-ES"/>
+            </w:rPr>
+            <w:fldChar w:fldCharType="end"/>
+          </w:r>
+        </w:p>
+      </w:sdtContent>
+    </w:sdt>
+    <w:p>
+      <w:pPr>
+        <w:rPr>
+          <w:lang w:val="es-ES"/>
+        </w:rPr>
+      </w:pPr>
     </w:p>
     <w:p>
       <w:pPr>
@@ -924,10 +951,10 @@
           <w:lang w:val="es-ES"/>
         </w:rPr>
         <w:sectPr>
-          <w:headerReference w:type="default" r:id="rId11"/>
-          <w:footerReference w:type="default" r:id="rId12"/>
-          <w:headerReference w:type="first" r:id="rId13"/>
-          <w:footerReference w:type="first" r:id="rId14"/>
+          <w:headerReference w:type="default" r:id="rId12"/>
+          <w:footerReference w:type="default" r:id="rId13"/>
+          <w:headerReference w:type="first" r:id="rId14"/>
+          <w:footerReference w:type="first" r:id="rId15"/>
           <w:pgSz w:w="12240" w:h="15840" w:code="1"/>
           <w:pgMar w:top="1440" w:right="1440" w:bottom="1440" w:left="1440" w:header="547" w:footer="360" w:gutter="0"/>
           <w:pgNumType w:fmt="lowerRoman" w:start="1"/>
@@ -944,6 +971,7 @@
         </w:rPr>
       </w:pPr>
       <w:bookmarkStart w:id="2" w:name="_Toc467774545"/>
+      <w:bookmarkStart w:id="3" w:name="_Toc215569059"/>
       <w:bookmarkEnd w:id="1"/>
       <w:r>
         <w:rPr>
@@ -953,199 +981,236 @@
         <w:t>Introducción</w:t>
       </w:r>
       <w:bookmarkEnd w:id="2"/>
+      <w:bookmarkEnd w:id="3"/>
+    </w:p>
+    <w:p>
+      <w:pPr>
+        <w:rPr>
+          <w:lang w:val="es-CL"/>
+        </w:rPr>
+      </w:pPr>
+      <w:r>
+        <w:rPr>
+          <w:lang w:val="es-CL"/>
+        </w:rPr>
+        <w:t xml:space="preserve">El proyecto </w:t>
+      </w:r>
+      <w:r>
+        <w:rPr>
+          <w:i/>
+          <w:iCs/>
+          <w:lang w:val="es-CL"/>
+        </w:rPr>
+        <w:t>Mi Refugio</w:t>
+      </w:r>
+      <w:r>
+        <w:rPr>
+          <w:lang w:val="es-CL"/>
+        </w:rPr>
+        <w:t xml:space="preserve"> se desarrolló con el propósito de crear una herramienta digital integral que apoye la salud mental de las personas mediante el registro emocional, un asistente conversacional empático y recomendaciones personalizadas generadas mediante técnicas de Machine Learning.</w:t>
+      </w:r>
+    </w:p>
+    <w:p>
+      <w:pPr>
+        <w:rPr>
+          <w:lang w:val="es-CL"/>
+        </w:rPr>
+      </w:pPr>
+      <w:r>
+        <w:rPr>
+          <w:lang w:val="es-CL"/>
+        </w:rPr>
+        <w:t>El ecosistema incorpora una aplicación móvil, una aplicación web, una aplicación de escritorio, y un backend centralizado, permitiendo al usuario acceder desde distintos dispositivos manteniendo siempre sus datos sincronizados en la nube.</w:t>
+      </w:r>
+    </w:p>
+    <w:p>
+      <w:pPr>
+        <w:rPr>
+          <w:lang w:val="es-CL"/>
+        </w:rPr>
+      </w:pPr>
+      <w:r>
+        <w:rPr>
+          <w:lang w:val="es-CL"/>
+        </w:rPr>
+        <w:t>Durante la ejecución, se integraron tecnologías modernas tales como Flutter, Django, Python, NestJS, y una base de datos centralizada en AWS RDS PostgreSQL, garantizando alta disponibilidad y escalabilidad del sistema. La página web del proyecto fue desplegada en Render, servicio PaaS que permite operación continua, dominio público y certificado SSL automático.</w:t>
+      </w:r>
+    </w:p>
+    <w:p>
+      <w:pPr>
+        <w:rPr>
+          <w:lang w:val="es-CL"/>
+        </w:rPr>
+      </w:pPr>
+      <w:r>
+        <w:rPr>
+          <w:lang w:val="es-CL"/>
+        </w:rPr>
+        <w:t>Este informe documenta el cierre formal del proyecto, los entregables obtenidos, la validación de las funcionalidades y las lecciones aprendidas, constituyendo el registro final del trabajo realizado.</w:t>
+      </w:r>
+    </w:p>
+    <w:p>
+      <w:pPr>
+        <w:pStyle w:val="Ttulo1"/>
+        <w:pageBreakBefore w:val="0"/>
+        <w:rPr>
+          <w:lang w:val="es-ES"/>
+        </w:rPr>
+      </w:pPr>
+      <w:bookmarkStart w:id="4" w:name="_Toc467774546"/>
+      <w:bookmarkStart w:id="5" w:name="_Toc215569060"/>
+      <w:r>
+        <w:rPr>
+          <w:lang w:val="es-ES"/>
+        </w:rPr>
+        <w:t>Uso del Informe de Cierre de Proyecto</w:t>
+      </w:r>
+      <w:bookmarkEnd w:id="4"/>
+      <w:bookmarkEnd w:id="5"/>
     </w:p>
     <w:p>
       <w:pPr>
         <w:jc w:val="both"/>
         <w:rPr>
-          <w:lang w:val="es-ES"/>
-        </w:rPr>
-      </w:pPr>
-      <w:bookmarkStart w:id="3" w:name="_Toc87680543"/>
-      <w:r>
-        <w:rPr>
-          <w:lang w:val="es-ES"/>
-        </w:rPr>
-        <w:t>Muchos proyectos TI</w:t>
-      </w:r>
-      <w:r>
-        <w:rPr>
-          <w:lang w:val="es-ES"/>
-        </w:rPr>
-        <w:t xml:space="preserve"> tienen un enfoque limitado en ejecutar un cierre formal y</w:t>
-      </w:r>
-      <w:r>
-        <w:rPr>
-          <w:lang w:val="es-ES"/>
-        </w:rPr>
-        <w:t xml:space="preserve"> estructurado del proyecto. Las Gerencias TI </w:t>
-      </w:r>
-      <w:r>
-        <w:rPr>
-          <w:lang w:val="es-ES"/>
-        </w:rPr>
-        <w:t>y equipos de proyecto muchas veces subestiman el impacto y la utilidad de los datos históricos para la organización. En muchos casos, los artefactos entregables no son archivados consistentemente impidiendo un mejoramiento continuo y la promoción de la reutilización.</w:t>
-      </w:r>
-    </w:p>
-    <w:p>
-      <w:pPr>
-        <w:jc w:val="both"/>
-        <w:rPr>
-          <w:lang w:val="es-ES"/>
-        </w:rPr>
-      </w:pPr>
-      <w:r>
-        <w:rPr>
-          <w:lang w:val="es-ES"/>
-        </w:rPr>
-        <w:t>El proyecto debe terminar formalmente delineando claramente el cierre antes de que comiencen las actividades post-implantación. Estableciendo planes para evaluación posterior al proyecto, tales como revisiones de implantación posteriores.</w:t>
-      </w:r>
-    </w:p>
-    <w:p>
-      <w:pPr>
-        <w:jc w:val="both"/>
-        <w:rPr>
-          <w:lang w:val="es-ES"/>
-        </w:rPr>
-      </w:pPr>
-      <w:r>
-        <w:rPr>
-          <w:lang w:val="es-ES"/>
-        </w:rPr>
-        <w:t xml:space="preserve">Diferentes aspectos del proyecto (Ej: administrativos, financieros y logísticos) son parte del proceso de cierre formal del proyecto. Se capturan los resultados específicos del proyecto (Ej: alcance planificado versus real, hitos planificados versus reales). </w:t>
-      </w:r>
-      <w:r>
-        <w:rPr>
-          <w:lang w:val="es-ES"/>
-        </w:rPr>
-        <w:t>Los</w:t>
-      </w:r>
-      <w:r>
-        <w:rPr>
-          <w:lang w:val="es-ES"/>
-        </w:rPr>
-        <w:t xml:space="preserve"> resultados del proyecto se revisan hasta lograr un acuerdo de que el proyecto está listo para su cierre. El cierre del proyecto provee autorización para liberar los recursos del proyecto como personal y equipos. El informe de cierre de proyecto incluye:</w:t>
+          <w:lang w:val="es-CL"/>
+        </w:rPr>
+      </w:pPr>
+      <w:r>
+        <w:rPr>
+          <w:lang w:val="es-CL"/>
+        </w:rPr>
+        <w:t>Este documento formaliza:</w:t>
       </w:r>
     </w:p>
     <w:p>
       <w:pPr>
         <w:numPr>
           <w:ilvl w:val="0"/>
-          <w:numId w:val="1"/>
+          <w:numId w:val="4"/>
         </w:numPr>
+        <w:tabs>
+          <w:tab w:val="num" w:pos="720"/>
+        </w:tabs>
         <w:jc w:val="both"/>
         <w:rPr>
-          <w:lang w:val="es-ES"/>
-        </w:rPr>
-      </w:pPr>
-      <w:r>
-        <w:rPr>
-          <w:lang w:val="es-ES"/>
-        </w:rPr>
-        <w:t xml:space="preserve">Aceptación final del producto/servicio, incluyendo la reafirmación de los planes de mantenimiento y soporte que resolverán los que suceda una vez que </w:t>
-      </w:r>
-      <w:r>
-        <w:rPr>
-          <w:lang w:val="es-ES"/>
-        </w:rPr>
-        <w:t>el equipo de proyecto se marche.</w:t>
+          <w:lang w:val="es-CL"/>
+        </w:rPr>
+      </w:pPr>
+      <w:r>
+        <w:rPr>
+          <w:lang w:val="es-CL"/>
+        </w:rPr>
+        <w:t>La aceptación final de los productos desarrollados.</w:t>
       </w:r>
     </w:p>
     <w:p>
       <w:pPr>
         <w:numPr>
           <w:ilvl w:val="0"/>
-          <w:numId w:val="1"/>
+          <w:numId w:val="4"/>
         </w:numPr>
+        <w:tabs>
+          <w:tab w:val="num" w:pos="720"/>
+        </w:tabs>
         <w:jc w:val="both"/>
         <w:rPr>
-          <w:lang w:val="es-ES"/>
-        </w:rPr>
-      </w:pPr>
-      <w:r>
-        <w:rPr>
-          <w:lang w:val="es-ES"/>
-        </w:rPr>
-        <w:t>Archivo de los artefactos del proyecto, incluyendo los datos de verificación de la calidad del proyecto, desempeño del producto/servicio, alcance, co</w:t>
-      </w:r>
-      <w:r>
-        <w:rPr>
-          <w:lang w:val="es-ES"/>
-        </w:rPr>
-        <w:t>stes (presupuesto) y calendario.</w:t>
+          <w:lang w:val="es-CL"/>
+        </w:rPr>
+      </w:pPr>
+      <w:r>
+        <w:rPr>
+          <w:lang w:val="es-CL"/>
+        </w:rPr>
+        <w:t>La verificación del cumplimiento del alcance comprometido.</w:t>
       </w:r>
     </w:p>
     <w:p>
       <w:pPr>
         <w:numPr>
           <w:ilvl w:val="0"/>
-          <w:numId w:val="1"/>
+          <w:numId w:val="4"/>
         </w:numPr>
+        <w:tabs>
+          <w:tab w:val="num" w:pos="720"/>
+        </w:tabs>
         <w:jc w:val="both"/>
         <w:rPr>
-          <w:lang w:val="es-ES"/>
-        </w:rPr>
-      </w:pPr>
-      <w:r>
-        <w:rPr>
-          <w:lang w:val="es-ES"/>
-        </w:rPr>
-        <w:t>Redistribución d</w:t>
-      </w:r>
-      <w:r>
-        <w:rPr>
-          <w:lang w:val="es-ES"/>
-        </w:rPr>
-        <w:t>e recursos.</w:t>
+          <w:lang w:val="es-CL"/>
+        </w:rPr>
+      </w:pPr>
+      <w:r>
+        <w:rPr>
+          <w:lang w:val="es-CL"/>
+        </w:rPr>
+        <w:t>La evaluación de los artefactos entregados durante el proyecto.</w:t>
       </w:r>
     </w:p>
     <w:p>
       <w:pPr>
         <w:numPr>
           <w:ilvl w:val="0"/>
-          <w:numId w:val="1"/>
+          <w:numId w:val="4"/>
         </w:numPr>
+        <w:tabs>
+          <w:tab w:val="num" w:pos="720"/>
+        </w:tabs>
         <w:jc w:val="both"/>
         <w:rPr>
-          <w:lang w:val="es-ES"/>
-        </w:rPr>
-      </w:pPr>
-      <w:r>
-        <w:rPr>
-          <w:lang w:val="es-ES"/>
-        </w:rPr>
-        <w:t>Identificación de le</w:t>
-      </w:r>
-      <w:r>
-        <w:rPr>
-          <w:lang w:val="es-ES"/>
-        </w:rPr>
-        <w:t>cciones aprendidas del proyecto.</w:t>
-      </w:r>
-    </w:p>
-    <w:p>
-      <w:pPr>
-        <w:numPr>
-          <w:ilvl w:val="0"/>
-          <w:numId w:val="1"/>
-        </w:numPr>
+          <w:lang w:val="es-CL"/>
+        </w:rPr>
+      </w:pPr>
+      <w:r>
+        <w:rPr>
+          <w:lang w:val="es-CL"/>
+        </w:rPr>
+        <w:t>La transición hacia la etapa de mantención y soporte.</w:t>
+      </w:r>
+    </w:p>
+    <w:p>
+      <w:pPr>
         <w:jc w:val="both"/>
         <w:rPr>
-          <w:lang w:val="es-ES"/>
-        </w:rPr>
-      </w:pPr>
-      <w:r>
-        <w:rPr>
-          <w:lang w:val="es-ES"/>
-        </w:rPr>
-        <w:t>Establecimiento de plan d</w:t>
-      </w:r>
-      <w:r>
-        <w:rPr>
-          <w:lang w:val="es-ES"/>
-        </w:rPr>
-        <w:t>e actividades post-implantación.</w:t>
-      </w:r>
+          <w:lang w:val="es-CL"/>
+        </w:rPr>
+      </w:pPr>
+      <w:r>
+        <w:rPr>
+          <w:lang w:val="es-CL"/>
+        </w:rPr>
+        <w:t>La información aquí presentada fue revisada durante el ciclo de vida del proyecto y consolida la visión final de los avances logrados, así como las no conformidades que quedan pendientes para futuras versiones.</w:t>
+      </w:r>
+    </w:p>
+    <w:p>
+      <w:pPr>
+        <w:jc w:val="both"/>
+        <w:rPr>
+          <w:lang w:val="es-CL"/>
+        </w:rPr>
+      </w:pPr>
+    </w:p>
+    <w:p>
+      <w:pPr>
+        <w:jc w:val="both"/>
+        <w:rPr>
+          <w:lang w:val="es-CL"/>
+        </w:rPr>
+      </w:pPr>
+    </w:p>
+    <w:p>
+      <w:pPr>
+        <w:jc w:val="both"/>
+        <w:rPr>
+          <w:lang w:val="es-CL"/>
+        </w:rPr>
+      </w:pPr>
+    </w:p>
+    <w:p>
+      <w:pPr>
+        <w:jc w:val="both"/>
+        <w:rPr>
+          <w:lang w:val="es-CL"/>
+        </w:rPr>
+      </w:pPr>
     </w:p>
     <w:p>
       <w:pPr>
@@ -1155,131 +1220,13 @@
           <w:lang w:val="es-ES"/>
         </w:rPr>
       </w:pPr>
-      <w:bookmarkStart w:id="4" w:name="_Toc467774546"/>
-      <w:bookmarkEnd w:id="3"/>
-      <w:r>
-        <w:rPr>
-          <w:lang w:val="es-ES"/>
-        </w:rPr>
-        <w:t>Uso del Informe de Cierre de Proyecto</w:t>
-      </w:r>
-      <w:bookmarkEnd w:id="4"/>
-    </w:p>
-    <w:p>
-      <w:pPr>
-        <w:jc w:val="both"/>
-        <w:rPr>
-          <w:b/>
-          <w:lang w:val="es-ES"/>
-        </w:rPr>
-      </w:pPr>
-    </w:p>
-    <w:p>
-      <w:pPr>
-        <w:jc w:val="both"/>
-        <w:rPr>
-          <w:lang w:val="es-ES"/>
-        </w:rPr>
-      </w:pPr>
-      <w:r>
-        <w:rPr>
-          <w:lang w:val="es-ES"/>
-        </w:rPr>
-        <w:t xml:space="preserve">El uso de este informe, que se encarga de la aceptación final del producto/servicio, asume que los representantes de los </w:t>
-      </w:r>
-      <w:r>
-        <w:rPr>
-          <w:lang w:val="es-ES"/>
-        </w:rPr>
-        <w:t>clientes</w:t>
-      </w:r>
-      <w:r>
-        <w:rPr>
-          <w:lang w:val="es-ES"/>
-        </w:rPr>
-        <w:t xml:space="preserve"> han aprobado previamente que el producto/servicio está listo para ser puesto en producción al haber firmado la aceptación </w:t>
-      </w:r>
-      <w:r>
-        <w:rPr>
-          <w:lang w:val="es-ES"/>
-        </w:rPr>
-        <w:t>previa</w:t>
-      </w:r>
-      <w:r>
-        <w:rPr>
-          <w:lang w:val="es-ES"/>
-        </w:rPr>
-        <w:t xml:space="preserve"> a implantar.</w:t>
-      </w:r>
-    </w:p>
-    <w:p>
-      <w:pPr>
-        <w:jc w:val="both"/>
-        <w:rPr>
-          <w:lang w:val="es-ES"/>
-        </w:rPr>
-      </w:pPr>
-      <w:r>
-        <w:rPr>
-          <w:lang w:val="es-ES"/>
-        </w:rPr>
-        <w:t xml:space="preserve">El uso de este informe de cierre del proyecto asume que la información del proyecto ha sido analizada y revisada a lo largo del ciclo de vida del proyecto. Los representantes de los </w:t>
-      </w:r>
-      <w:r>
-        <w:rPr>
-          <w:lang w:val="es-ES"/>
-        </w:rPr>
-        <w:t>clientes</w:t>
-      </w:r>
-      <w:r>
-        <w:rPr>
-          <w:lang w:val="es-ES"/>
-        </w:rPr>
-        <w:t xml:space="preserve"> deben utilizar esta información durante el cierre del proyecto.</w:t>
-      </w:r>
-    </w:p>
-    <w:p>
-      <w:pPr>
-        <w:jc w:val="both"/>
-        <w:rPr>
-          <w:lang w:val="es-ES"/>
-        </w:rPr>
-      </w:pPr>
+      <w:bookmarkStart w:id="6" w:name="_Toc467774547"/>
+      <w:bookmarkStart w:id="7" w:name="_Toc215569061"/>
       <w:r>
         <w:rPr>
           <w:lang w:val="es-ES"/>
         </w:rPr>
         <w:lastRenderedPageBreak/>
-        <w:t xml:space="preserve">La información utilizada para elaborar el informe debe mantenerse en una ubicación separada y ser utilizada como entrada para la revisión de fin de fase del cierre del proyecto. </w:t>
-      </w:r>
-    </w:p>
-    <w:p>
-      <w:pPr>
-        <w:jc w:val="both"/>
-        <w:rPr>
-          <w:lang w:val="es-ES"/>
-        </w:rPr>
-      </w:pPr>
-      <w:r>
-        <w:rPr>
-          <w:lang w:val="es-ES"/>
-        </w:rPr>
-        <w:t>El uso del informe de cierre de proyecto asume que existe un proceso de gestión de no conformidades. Las no conformidades abiertas documentadas como parte del cierre del proyecto son gestionadas, controladas, y cerradas basadas en éste proceso.</w:t>
-      </w:r>
-    </w:p>
-    <w:p>
-      <w:pPr>
-        <w:pStyle w:val="Ttulo1"/>
-        <w:pageBreakBefore w:val="0"/>
-        <w:rPr>
-          <w:lang w:val="es-ES"/>
-        </w:rPr>
-      </w:pPr>
-      <w:bookmarkStart w:id="5" w:name="_Toc467774547"/>
-      <w:r>
-        <w:rPr>
-          <w:lang w:val="es-ES"/>
-        </w:rPr>
         <w:t>Sec</w:t>
       </w:r>
       <w:r>
@@ -1324,7 +1271,8 @@
         </w:rPr>
         <w:t>Información General</w:t>
       </w:r>
-      <w:bookmarkEnd w:id="5"/>
+      <w:bookmarkEnd w:id="6"/>
+      <w:bookmarkEnd w:id="7"/>
     </w:p>
     <w:p>
       <w:pPr>
@@ -1333,15 +1281,15 @@
         </w:tabs>
         <w:jc w:val="both"/>
         <w:rPr>
-          <w:lang w:val="es-ES"/>
-        </w:rPr>
-      </w:pPr>
-      <w:bookmarkStart w:id="6" w:name="_Toc95537994"/>
-      <w:r>
-        <w:rPr>
-          <w:lang w:val="es-ES"/>
-        </w:rPr>
-        <w:t xml:space="preserve">Establecer un nuevo modelo de negocios para productores de frutas y verduras, de tal forma que puedan determinar donde vender sus productos de acuerdo a la demanda real, de esta forma disminuir las pérdidas por concepto de mermas y vencimiento de productos y con esto lograr una mayor eficiencia en la cadena de ventas, logrando finalmente una mejor rentabilidad del negocio. </w:t>
+          <w:lang w:val="es-CL"/>
+        </w:rPr>
+      </w:pPr>
+      <w:bookmarkStart w:id="8" w:name="_Toc95537994"/>
+      <w:r>
+        <w:rPr>
+          <w:lang w:val="es-CL"/>
+        </w:rPr>
+        <w:t>Nombre del Proyecto: Mi Refugio</w:t>
       </w:r>
     </w:p>
     <w:p>
@@ -1351,14 +1299,14 @@
         </w:tabs>
         <w:jc w:val="both"/>
         <w:rPr>
-          <w:lang w:val="es-ES"/>
-        </w:rPr>
-      </w:pPr>
-      <w:r>
-        <w:rPr>
-          <w:lang w:val="es-ES"/>
-        </w:rPr>
-        <w:t>Como objetivo secundario esto permitiría a la larga a los productores ser más eficientes y competir en precios con mayor igualdad ante cadenas de  supermercados.</w:t>
+          <w:lang w:val="es-CL"/>
+        </w:rPr>
+      </w:pPr>
+      <w:r>
+        <w:rPr>
+          <w:lang w:val="es-CL"/>
+        </w:rPr>
+        <w:t>Descripción General:</w:t>
       </w:r>
     </w:p>
     <w:p>
@@ -1368,24 +1316,14 @@
         </w:tabs>
         <w:jc w:val="both"/>
         <w:rPr>
-          <w:rFonts w:cstheme="minorHAnsi"/>
-          <w:color w:val="000000" w:themeColor="text1"/>
-          <w:sz w:val="24"/>
-        </w:rPr>
-      </w:pPr>
-      <w:r>
-        <w:rPr>
-          <w:lang w:val="es-ES"/>
-        </w:rPr>
-        <w:t>Para ello, se realizó una solución de software basado en una de las plataformas más utilizadas del mercado, de tal forma que sea fácilmente mantenible y que no tenga problemas de escalabilidad. Es por ello que se utilizará para el desarrollo de los mantenedores Visual C# y para la plataforma Web, se utilizará Java y Tomcat como servidor de aplicaciones, los cuales han demostrado que son altamente escalables y soportan gran demanda concurrente de usuarios</w:t>
-      </w:r>
-      <w:r>
-        <w:rPr>
-          <w:rFonts w:cstheme="minorHAnsi"/>
-          <w:color w:val="000000" w:themeColor="text1"/>
-          <w:sz w:val="24"/>
-        </w:rPr>
-        <w:t>.</w:t>
+          <w:lang w:val="es-CL"/>
+        </w:rPr>
+      </w:pPr>
+      <w:r>
+        <w:rPr>
+          <w:lang w:val="es-CL"/>
+        </w:rPr>
+        <w:t>Mi Refugio es una plataforma tecnológica orientada al bienestar emocional, que permite registrar estados de ánimo, conversar con un chatbot empático y recibir recomendaciones basadas en un modelo de aprendizaje automático. Su diseño multiplataforma busca asegurar accesibilidad continua y una experiencia cohesionada desde distintos dispositivos.</w:t>
       </w:r>
     </w:p>
     <w:p>
@@ -1395,219 +1333,416 @@
         </w:tabs>
         <w:jc w:val="both"/>
         <w:rPr>
-          <w:lang w:val="es-ES"/>
-        </w:rPr>
-      </w:pPr>
-    </w:p>
-    <w:p>
-      <w:pPr>
-        <w:pStyle w:val="Ttulo1"/>
-        <w:pageBreakBefore w:val="0"/>
-        <w:rPr>
-          <w:lang w:val="es-ES"/>
-        </w:rPr>
-      </w:pPr>
-      <w:bookmarkStart w:id="7" w:name="_Toc467774548"/>
-      <w:r>
-        <w:rPr>
-          <w:lang w:val="es-ES"/>
-        </w:rPr>
-        <w:t>Sec</w:t>
-      </w:r>
-      <w:r>
-        <w:rPr>
-          <w:lang w:val="es-ES"/>
-        </w:rPr>
-        <w:t>c</w:t>
-      </w:r>
-      <w:r>
-        <w:rPr>
-          <w:lang w:val="es-ES"/>
-        </w:rPr>
-        <w:t>i</w:t>
-      </w:r>
-      <w:r>
-        <w:rPr>
-          <w:lang w:val="es-ES"/>
-        </w:rPr>
-        <w:t>ó</w:t>
-      </w:r>
-      <w:r>
-        <w:rPr>
-          <w:lang w:val="es-ES"/>
-        </w:rPr>
-        <w:t>n 2</w:t>
-      </w:r>
-      <w:r>
-        <w:rPr>
-          <w:lang w:val="es-ES"/>
-        </w:rPr>
-        <w:tab/>
-      </w:r>
-      <w:bookmarkStart w:id="8" w:name="_Toc95537995"/>
-      <w:bookmarkStart w:id="9" w:name="_Toc210300654"/>
-      <w:bookmarkEnd w:id="6"/>
-      <w:r>
-        <w:rPr>
-          <w:lang w:val="es-ES"/>
-        </w:rPr>
-        <w:t>Lista de Verificación de Aceptación Final</w:t>
-      </w:r>
-      <w:bookmarkEnd w:id="7"/>
-    </w:p>
-    <w:p>
-      <w:pPr>
+          <w:lang w:val="es-CL"/>
+        </w:rPr>
+      </w:pPr>
+      <w:r>
+        <w:rPr>
+          <w:lang w:val="es-CL"/>
+        </w:rPr>
+        <w:t>Objetivos del Proyecto:</w:t>
+      </w:r>
+    </w:p>
+    <w:p>
+      <w:pPr>
+        <w:pStyle w:val="Prrafodelista"/>
+        <w:numPr>
+          <w:ilvl w:val="0"/>
+          <w:numId w:val="5"/>
+        </w:numPr>
         <w:tabs>
           <w:tab w:val="left" w:pos="1276"/>
         </w:tabs>
         <w:jc w:val="both"/>
         <w:rPr>
-          <w:lang w:val="es-ES"/>
-        </w:rPr>
-      </w:pPr>
-      <w:r>
-        <w:rPr>
-          <w:lang w:val="es-ES"/>
-        </w:rPr>
-        <w:t>El Cliente certifica que la totalidad de los suministros o servicios reseñados en la presente acta de recepción han sido entregados/terminados y que, habiendo sido sometidos a las pruebas de validación y aceptación indicadas, están de acuerdo con las especificaciones formales y demás requisitos contractualmente convenidos y establecidos entre las partes, con los siguientes ítems finalizados correctamente:</w:t>
-      </w:r>
-    </w:p>
-    <w:p>
-      <w:pPr>
+          <w:lang w:val="es-CL"/>
+        </w:rPr>
+      </w:pPr>
+      <w:r>
+        <w:rPr>
+          <w:lang w:val="es-CL"/>
+        </w:rPr>
+        <w:t>Desarrollar una aplicación móvil en Flutter para el registro emocional y el acceso a sugerencias personalizadas.</w:t>
+      </w:r>
+    </w:p>
+    <w:p>
+      <w:pPr>
+        <w:pStyle w:val="Prrafodelista"/>
+        <w:numPr>
+          <w:ilvl w:val="0"/>
+          <w:numId w:val="5"/>
+        </w:numPr>
         <w:tabs>
           <w:tab w:val="left" w:pos="1276"/>
         </w:tabs>
-        <w:rPr>
-          <w:rFonts w:cstheme="minorHAnsi"/>
-          <w:color w:val="000000" w:themeColor="text1"/>
-          <w:sz w:val="24"/>
-        </w:rPr>
-      </w:pPr>
-    </w:p>
-    <w:p>
-      <w:pPr>
+        <w:jc w:val="both"/>
+        <w:rPr>
+          <w:lang w:val="es-CL"/>
+        </w:rPr>
+      </w:pPr>
+      <w:r>
+        <w:rPr>
+          <w:lang w:val="es-CL"/>
+        </w:rPr>
+        <w:t>Construir una aplicación web en Django, desplegada en Render, para complementar las funcionalidades de la plataforma.</w:t>
+      </w:r>
+    </w:p>
+    <w:p>
+      <w:pPr>
+        <w:pStyle w:val="Prrafodelista"/>
         <w:numPr>
           <w:ilvl w:val="0"/>
-          <w:numId w:val="2"/>
+          <w:numId w:val="5"/>
         </w:numPr>
-        <w:spacing w:line="276" w:lineRule="auto"/>
-        <w:rPr>
-          <w:rFonts w:cs="Arial"/>
-          <w:color w:val="000000"/>
-          <w:lang w:eastAsia="es-VE"/>
-        </w:rPr>
-      </w:pPr>
-      <w:r>
-        <w:rPr>
-          <w:rFonts w:cs="Arial"/>
-          <w:color w:val="000000"/>
-          <w:lang w:eastAsia="es-VE"/>
-        </w:rPr>
-        <w:t>Disponibilidad de stock según ubicación</w:t>
-      </w:r>
-    </w:p>
-    <w:p>
-      <w:pPr>
+        <w:tabs>
+          <w:tab w:val="left" w:pos="1276"/>
+        </w:tabs>
+        <w:jc w:val="both"/>
+        <w:rPr>
+          <w:lang w:val="es-CL"/>
+        </w:rPr>
+      </w:pPr>
+      <w:r>
+        <w:rPr>
+          <w:lang w:val="es-CL"/>
+        </w:rPr>
+        <w:t>Implementar una aplicación de escritorio desarrollada en Python, centrada en interacción con el chatbot y visualización de datos.</w:t>
+      </w:r>
+    </w:p>
+    <w:p>
+      <w:pPr>
+        <w:pStyle w:val="Prrafodelista"/>
         <w:numPr>
           <w:ilvl w:val="0"/>
-          <w:numId w:val="2"/>
+          <w:numId w:val="5"/>
         </w:numPr>
-        <w:spacing w:line="276" w:lineRule="auto"/>
-        <w:rPr>
-          <w:rFonts w:cs="Arial"/>
-          <w:color w:val="000000"/>
-          <w:lang w:eastAsia="es-VE"/>
-        </w:rPr>
-      </w:pPr>
-      <w:r>
-        <w:rPr>
-          <w:rFonts w:cs="Arial"/>
-          <w:color w:val="000000"/>
-          <w:lang w:eastAsia="es-VE"/>
-        </w:rPr>
-        <w:t>Acceso Web</w:t>
-      </w:r>
-    </w:p>
-    <w:p>
-      <w:pPr>
+        <w:tabs>
+          <w:tab w:val="left" w:pos="1276"/>
+        </w:tabs>
+        <w:jc w:val="both"/>
+        <w:rPr>
+          <w:lang w:val="es-CL"/>
+        </w:rPr>
+      </w:pPr>
+      <w:r>
+        <w:rPr>
+          <w:lang w:val="es-CL"/>
+        </w:rPr>
+        <w:t>Crear un backend centralizado basado en NestJS que administre la lógica de negocio y gestione la comunicación con la base de datos.</w:t>
+      </w:r>
+    </w:p>
+    <w:p>
+      <w:pPr>
+        <w:pStyle w:val="Prrafodelista"/>
         <w:numPr>
           <w:ilvl w:val="0"/>
-          <w:numId w:val="2"/>
+          <w:numId w:val="5"/>
         </w:numPr>
-        <w:spacing w:line="276" w:lineRule="auto"/>
-        <w:rPr>
-          <w:rFonts w:cs="Arial"/>
-          <w:color w:val="000000"/>
-          <w:lang w:eastAsia="es-VE"/>
-        </w:rPr>
-      </w:pPr>
-      <w:r>
-        <w:rPr>
-          <w:rFonts w:cs="Arial"/>
-          <w:color w:val="000000"/>
-          <w:lang w:eastAsia="es-VE"/>
-        </w:rPr>
-        <w:t>Acceso con registro y para usuarios invitados</w:t>
-      </w:r>
-    </w:p>
-    <w:p>
-      <w:pPr>
+        <w:tabs>
+          <w:tab w:val="left" w:pos="1276"/>
+        </w:tabs>
+        <w:jc w:val="both"/>
+        <w:rPr>
+          <w:lang w:val="es-CL"/>
+        </w:rPr>
+      </w:pPr>
+      <w:r>
+        <w:rPr>
+          <w:lang w:val="es-CL"/>
+        </w:rPr>
+        <w:t>Integrar un modelo de Machine Learning con Python para la generación de recomendaciones.</w:t>
+      </w:r>
+    </w:p>
+    <w:p>
+      <w:pPr>
+        <w:pStyle w:val="Prrafodelista"/>
         <w:numPr>
           <w:ilvl w:val="0"/>
-          <w:numId w:val="2"/>
+          <w:numId w:val="5"/>
         </w:numPr>
-        <w:spacing w:line="276" w:lineRule="auto"/>
-        <w:rPr>
-          <w:rFonts w:cs="Arial"/>
-          <w:color w:val="000000"/>
-          <w:lang w:eastAsia="es-VE"/>
-        </w:rPr>
-      </w:pPr>
-      <w:r>
-        <w:rPr>
-          <w:rFonts w:cs="Arial"/>
-          <w:color w:val="000000"/>
-          <w:lang w:eastAsia="es-VE"/>
-        </w:rPr>
-        <w:t>Mantenedores de clientes</w:t>
+        <w:tabs>
+          <w:tab w:val="left" w:pos="1276"/>
+        </w:tabs>
+        <w:jc w:val="both"/>
+        <w:rPr>
+          <w:lang w:val="es-CL"/>
+        </w:rPr>
+      </w:pPr>
+      <w:r>
+        <w:rPr>
+          <w:lang w:val="es-CL"/>
+        </w:rPr>
+        <w:t>Alojar la base de datos en AWS RDS PostgreSQL, asegurando disponibilidad y consistencia de la información.</w:t>
+      </w:r>
+    </w:p>
+    <w:p>
+      <w:pPr>
+        <w:pStyle w:val="Ttulo1"/>
+        <w:pageBreakBefore w:val="0"/>
+        <w:rPr>
+          <w:lang w:val="es-ES"/>
+        </w:rPr>
+      </w:pPr>
+      <w:bookmarkStart w:id="9" w:name="_Toc467774548"/>
+      <w:bookmarkStart w:id="10" w:name="_Toc215569062"/>
+      <w:r>
+        <w:rPr>
+          <w:lang w:val="es-ES"/>
+        </w:rPr>
+        <w:t>Sec</w:t>
+      </w:r>
+      <w:r>
+        <w:rPr>
+          <w:lang w:val="es-ES"/>
+        </w:rPr>
+        <w:t>c</w:t>
+      </w:r>
+      <w:r>
+        <w:rPr>
+          <w:lang w:val="es-ES"/>
+        </w:rPr>
+        <w:t>i</w:t>
+      </w:r>
+      <w:r>
+        <w:rPr>
+          <w:lang w:val="es-ES"/>
+        </w:rPr>
+        <w:t>ó</w:t>
+      </w:r>
+      <w:r>
+        <w:rPr>
+          <w:lang w:val="es-ES"/>
+        </w:rPr>
+        <w:t>n 2</w:t>
+      </w:r>
+      <w:r>
+        <w:rPr>
+          <w:lang w:val="es-ES"/>
+        </w:rPr>
+        <w:tab/>
+      </w:r>
+      <w:bookmarkStart w:id="11" w:name="_Toc95537995"/>
+      <w:bookmarkStart w:id="12" w:name="_Toc210300654"/>
+      <w:bookmarkEnd w:id="8"/>
+      <w:r>
+        <w:rPr>
+          <w:lang w:val="es-ES"/>
+        </w:rPr>
+        <w:t>Lista de Verificación de Aceptación Final</w:t>
+      </w:r>
+      <w:bookmarkEnd w:id="9"/>
+      <w:bookmarkEnd w:id="10"/>
+    </w:p>
+    <w:p>
+      <w:pPr>
+        <w:tabs>
+          <w:tab w:val="left" w:pos="1276"/>
+        </w:tabs>
+        <w:jc w:val="both"/>
+        <w:rPr>
+          <w:lang w:val="es-CL"/>
+        </w:rPr>
+      </w:pPr>
+      <w:r>
+        <w:rPr>
+          <w:lang w:val="es-ES"/>
+        </w:rPr>
+        <w:t>El</w:t>
+      </w:r>
+      <w:r>
+        <w:rPr>
+          <w:lang w:val="es-CL"/>
+        </w:rPr>
+        <w:t xml:space="preserve"> cliente certifica que las funcionalidades y servicios del proyecto han sido entregados y validados satisfactoriamente, cumpliendo con los requisitos establecidos.</w:t>
+      </w:r>
+    </w:p>
+    <w:p>
+      <w:pPr>
+        <w:tabs>
+          <w:tab w:val="left" w:pos="1276"/>
+        </w:tabs>
+        <w:jc w:val="both"/>
+        <w:rPr>
+          <w:b/>
+          <w:bCs/>
+          <w:lang w:val="es-CL"/>
+        </w:rPr>
+      </w:pPr>
+      <w:r>
+        <w:rPr>
+          <w:b/>
+          <w:bCs/>
+          <w:lang w:val="es-CL"/>
+        </w:rPr>
+        <w:t>Funcionalidades Finalizadas</w:t>
       </w:r>
     </w:p>
     <w:p>
       <w:pPr>
         <w:numPr>
           <w:ilvl w:val="0"/>
-          <w:numId w:val="2"/>
+          <w:numId w:val="6"/>
         </w:numPr>
-        <w:spacing w:line="276" w:lineRule="auto"/>
-        <w:rPr>
-          <w:rFonts w:cs="Arial"/>
-          <w:color w:val="000000"/>
-          <w:lang w:eastAsia="es-VE"/>
-        </w:rPr>
-      </w:pPr>
-      <w:r>
-        <w:rPr>
-          <w:rFonts w:cs="Arial"/>
-          <w:color w:val="000000"/>
-          <w:lang w:eastAsia="es-VE"/>
-        </w:rPr>
-        <w:t>Disponibilidad de stock según productor</w:t>
-      </w:r>
-    </w:p>
-    <w:p>
-      <w:pPr>
+        <w:tabs>
+          <w:tab w:val="clear" w:pos="720"/>
+          <w:tab w:val="num" w:pos="1068"/>
+          <w:tab w:val="left" w:pos="1276"/>
+        </w:tabs>
+        <w:ind w:left="1068"/>
         <w:jc w:val="both"/>
         <w:rPr>
-          <w:lang w:val="es-ES"/>
-        </w:rPr>
-      </w:pPr>
-      <w:r>
-        <w:rPr>
-          <w:rFonts w:cs="Arial"/>
-          <w:color w:val="000000"/>
-          <w:lang w:eastAsia="es-VE"/>
-        </w:rPr>
-        <w:t>Carro de compras</w:t>
+          <w:lang w:val="es-CL"/>
+        </w:rPr>
+      </w:pPr>
+      <w:r>
+        <w:rPr>
+          <w:lang w:val="es-CL"/>
+        </w:rPr>
+        <w:t>Registro de emociones desde la aplicación móvil.</w:t>
+      </w:r>
+    </w:p>
+    <w:p>
+      <w:pPr>
+        <w:numPr>
+          <w:ilvl w:val="0"/>
+          <w:numId w:val="6"/>
+        </w:numPr>
+        <w:tabs>
+          <w:tab w:val="clear" w:pos="720"/>
+          <w:tab w:val="num" w:pos="1068"/>
+          <w:tab w:val="left" w:pos="1276"/>
+        </w:tabs>
+        <w:ind w:left="1068"/>
+        <w:jc w:val="both"/>
+        <w:rPr>
+          <w:lang w:val="es-CL"/>
+        </w:rPr>
+      </w:pPr>
+      <w:r>
+        <w:rPr>
+          <w:lang w:val="es-CL"/>
+        </w:rPr>
+        <w:t>Chatbot conversacional accesible desde App y Desktop.</w:t>
+      </w:r>
+    </w:p>
+    <w:p>
+      <w:pPr>
+        <w:numPr>
+          <w:ilvl w:val="0"/>
+          <w:numId w:val="6"/>
+        </w:numPr>
+        <w:tabs>
+          <w:tab w:val="clear" w:pos="720"/>
+          <w:tab w:val="num" w:pos="1068"/>
+          <w:tab w:val="left" w:pos="1276"/>
+        </w:tabs>
+        <w:ind w:left="1068"/>
+        <w:jc w:val="both"/>
+        <w:rPr>
+          <w:lang w:val="es-CL"/>
+        </w:rPr>
+      </w:pPr>
+      <w:r>
+        <w:rPr>
+          <w:lang w:val="es-CL"/>
+        </w:rPr>
+        <w:t>Recomendaciones generadas mediante modelo de Machine Learning.</w:t>
+      </w:r>
+    </w:p>
+    <w:p>
+      <w:pPr>
+        <w:numPr>
+          <w:ilvl w:val="0"/>
+          <w:numId w:val="6"/>
+        </w:numPr>
+        <w:tabs>
+          <w:tab w:val="clear" w:pos="720"/>
+          <w:tab w:val="num" w:pos="1068"/>
+          <w:tab w:val="left" w:pos="1276"/>
+        </w:tabs>
+        <w:ind w:left="1068"/>
+        <w:jc w:val="both"/>
+        <w:rPr>
+          <w:lang w:val="es-CL"/>
+        </w:rPr>
+      </w:pPr>
+      <w:r>
+        <w:rPr>
+          <w:lang w:val="es-CL"/>
+        </w:rPr>
+        <w:t>Conexión completa a AWS RDS PostgreSQL.</w:t>
+      </w:r>
+    </w:p>
+    <w:p>
+      <w:pPr>
+        <w:numPr>
+          <w:ilvl w:val="0"/>
+          <w:numId w:val="6"/>
+        </w:numPr>
+        <w:tabs>
+          <w:tab w:val="clear" w:pos="720"/>
+          <w:tab w:val="num" w:pos="1068"/>
+          <w:tab w:val="left" w:pos="1276"/>
+        </w:tabs>
+        <w:ind w:left="1068"/>
+        <w:jc w:val="both"/>
+        <w:rPr>
+          <w:lang w:val="es-CL"/>
+        </w:rPr>
+      </w:pPr>
+      <w:r>
+        <w:rPr>
+          <w:lang w:val="es-CL"/>
+        </w:rPr>
+        <w:t>Aplicación Web desplegada en Render (onrender), con dominio y certificado SSL.</w:t>
+      </w:r>
+    </w:p>
+    <w:p>
+      <w:pPr>
+        <w:numPr>
+          <w:ilvl w:val="0"/>
+          <w:numId w:val="6"/>
+        </w:numPr>
+        <w:tabs>
+          <w:tab w:val="clear" w:pos="720"/>
+          <w:tab w:val="num" w:pos="1068"/>
+          <w:tab w:val="left" w:pos="1276"/>
+        </w:tabs>
+        <w:ind w:left="1068"/>
+        <w:jc w:val="both"/>
+        <w:rPr>
+          <w:lang w:val="es-CL"/>
+        </w:rPr>
+      </w:pPr>
+      <w:r>
+        <w:rPr>
+          <w:lang w:val="es-CL"/>
+        </w:rPr>
+        <w:t>Backend NestJS operativo, sirviendo como núcleo del sistema.</w:t>
+      </w:r>
+    </w:p>
+    <w:p>
+      <w:pPr>
+        <w:numPr>
+          <w:ilvl w:val="0"/>
+          <w:numId w:val="6"/>
+        </w:numPr>
+        <w:tabs>
+          <w:tab w:val="clear" w:pos="720"/>
+          <w:tab w:val="num" w:pos="1068"/>
+          <w:tab w:val="left" w:pos="1276"/>
+        </w:tabs>
+        <w:ind w:left="1068"/>
+        <w:jc w:val="both"/>
+        <w:rPr>
+          <w:lang w:val="es-CL"/>
+        </w:rPr>
+      </w:pPr>
+      <w:r>
+        <w:rPr>
+          <w:lang w:val="es-CL"/>
+        </w:rPr>
+        <w:t>Comunicación entre plataformas a través de API central.</w:t>
       </w:r>
     </w:p>
     <w:p>
@@ -1618,23 +1753,16 @@
           <w:lang w:val="es-ES"/>
         </w:rPr>
       </w:pPr>
-      <w:bookmarkStart w:id="10" w:name="_Toc95537997"/>
-      <w:bookmarkEnd w:id="8"/>
-      <w:bookmarkEnd w:id="9"/>
-    </w:p>
-    <w:p>
-      <w:pPr>
-        <w:pStyle w:val="Ttulo1"/>
-        <w:pageBreakBefore w:val="0"/>
-        <w:rPr>
-          <w:lang w:val="es-ES"/>
-        </w:rPr>
-      </w:pPr>
-      <w:bookmarkStart w:id="11" w:name="_Toc467774549"/>
-      <w:r>
-        <w:rPr>
-          <w:lang w:val="es-ES"/>
-        </w:rPr>
+      <w:bookmarkStart w:id="13" w:name="_Toc95537997"/>
+      <w:bookmarkStart w:id="14" w:name="_Toc467774549"/>
+      <w:bookmarkStart w:id="15" w:name="_Toc215569063"/>
+      <w:bookmarkEnd w:id="11"/>
+      <w:bookmarkEnd w:id="12"/>
+      <w:r>
+        <w:rPr>
+          <w:lang w:val="es-ES"/>
+        </w:rPr>
+        <w:lastRenderedPageBreak/>
         <w:t>Sec</w:t>
       </w:r>
       <w:r>
@@ -1667,14 +1795,15 @@
         </w:rPr>
         <w:tab/>
       </w:r>
-      <w:bookmarkEnd w:id="10"/>
+      <w:bookmarkEnd w:id="13"/>
       <w:r>
         <w:rPr>
           <w:lang w:val="es-ES"/>
         </w:rPr>
         <w:t>Lista de Verificación de los Artefactos del Proyecto</w:t>
       </w:r>
-      <w:bookmarkEnd w:id="11"/>
+      <w:bookmarkEnd w:id="14"/>
+      <w:bookmarkEnd w:id="15"/>
     </w:p>
     <w:p>
       <w:pPr>
@@ -1683,12 +1812,24 @@
           <w:lang w:val="es-ES"/>
         </w:rPr>
       </w:pPr>
-      <w:bookmarkStart w:id="12" w:name="_Toc106592744"/>
-      <w:r>
-        <w:rPr>
-          <w:lang w:val="es-ES"/>
-        </w:rPr>
-        <w:t>La lista de verificación de los artefactos, incluye todos los documentos entregables al cliente y su estado, en este caso nuestros artefactos requeridos son los siguientes:</w:t>
+      <w:bookmarkStart w:id="16" w:name="_Toc106592744"/>
+      <w:r>
+        <w:rPr>
+          <w:lang w:val="es-ES"/>
+        </w:rPr>
+        <w:t xml:space="preserve">La lista de verificación de los </w:t>
+      </w:r>
+      <w:r>
+        <w:rPr>
+          <w:lang w:val="es-ES"/>
+        </w:rPr>
+        <w:t>artefactos</w:t>
+      </w:r>
+      <w:r>
+        <w:rPr>
+          <w:lang w:val="es-ES"/>
+        </w:rPr>
+        <w:t xml:space="preserve"> incluye todos los documentos entregables al cliente y su estado, en este caso nuestros artefactos requeridos son los siguientes:</w:t>
       </w:r>
     </w:p>
     <w:p>
@@ -1818,7 +1959,6 @@
               <w:bottom w:val="single" w:sz="4" w:space="0" w:color="auto"/>
               <w:right w:val="single" w:sz="4" w:space="0" w:color="auto"/>
             </w:tcBorders>
-            <w:shd w:val="clear" w:color="auto" w:fill="auto"/>
             <w:noWrap/>
             <w:vAlign w:val="bottom"/>
             <w:hideMark/>
@@ -3439,8 +3579,8 @@
           <w:lang w:val="es-ES"/>
         </w:rPr>
       </w:pPr>
-      <w:bookmarkStart w:id="13" w:name="_Toc116823708"/>
-      <w:bookmarkStart w:id="14" w:name="_Toc467774550"/>
+      <w:bookmarkStart w:id="17" w:name="_Toc116823708"/>
+      <w:bookmarkStart w:id="18" w:name="_Toc467774550"/>
       <w:r>
         <w:rPr>
           <w:lang w:val="es-ES"/>
@@ -3456,6 +3596,7 @@
           <w:lang w:val="es-ES"/>
         </w:rPr>
       </w:pPr>
+      <w:bookmarkStart w:id="19" w:name="_Toc215569064"/>
       <w:r>
         <w:rPr>
           <w:lang w:val="es-ES"/>
@@ -3499,37 +3640,76 @@
         </w:rPr>
         <w:tab/>
       </w:r>
-      <w:bookmarkEnd w:id="12"/>
-      <w:bookmarkEnd w:id="13"/>
+      <w:bookmarkEnd w:id="16"/>
+      <w:bookmarkEnd w:id="17"/>
       <w:r>
         <w:rPr>
           <w:lang w:val="es-ES"/>
         </w:rPr>
         <w:t>Recursos</w:t>
       </w:r>
-      <w:bookmarkEnd w:id="14"/>
+      <w:bookmarkEnd w:id="18"/>
+      <w:bookmarkEnd w:id="19"/>
     </w:p>
     <w:p>
       <w:pPr>
         <w:jc w:val="both"/>
         <w:rPr>
-          <w:lang w:val="es-ES"/>
-        </w:rPr>
-      </w:pPr>
-      <w:r>
-        <w:rPr>
-          <w:lang w:val="es-ES"/>
-        </w:rPr>
-        <w:t>Despues de la puesta en marcha y mantención del proyecto, este trabajo será realizado en conjunto con el personal de tal forma de tener un contrato de soporte entre ambas partes, de tal manera que en caso de necesidad o de revisión urgente, existan SLA comprometidos a la hora de contingencias o imprevistos. Es por ello que se necesitará durante el periodo del contrato un analista y un desarrollador que realizarán la tarea de resolver problemas durante la vigencia del contrato.</w:t>
-      </w:r>
-    </w:p>
-    <w:p>
-      <w:pPr>
+          <w:lang w:val="es-CL"/>
+        </w:rPr>
+      </w:pPr>
+      <w:r>
+        <w:rPr>
+          <w:lang w:val="es-CL"/>
+        </w:rPr>
+        <w:t>Para el mantenimiento del sistema durante su operación, se requerirá:</w:t>
+      </w:r>
+    </w:p>
+    <w:p>
+      <w:pPr>
+        <w:numPr>
+          <w:ilvl w:val="0"/>
+          <w:numId w:val="7"/>
+        </w:numPr>
+        <w:tabs>
+          <w:tab w:val="clear" w:pos="720"/>
+          <w:tab w:val="num" w:pos="1068"/>
+        </w:tabs>
+        <w:ind w:left="1068"/>
         <w:jc w:val="both"/>
         <w:rPr>
-          <w:lang w:val="es-ES"/>
-        </w:rPr>
-      </w:pPr>
+          <w:lang w:val="es-CL"/>
+        </w:rPr>
+      </w:pPr>
+      <w:r>
+        <w:rPr>
+          <w:lang w:val="es-CL"/>
+        </w:rPr>
+        <w:t>1 desarrollador backend, responsable del API, comunicación con AWS RDS y mantenimiento del servicio de Machine Learning.</w:t>
+      </w:r>
+    </w:p>
+    <w:p>
+      <w:pPr>
+        <w:numPr>
+          <w:ilvl w:val="0"/>
+          <w:numId w:val="7"/>
+        </w:numPr>
+        <w:tabs>
+          <w:tab w:val="clear" w:pos="720"/>
+          <w:tab w:val="num" w:pos="1068"/>
+        </w:tabs>
+        <w:ind w:left="1068"/>
+        <w:jc w:val="both"/>
+        <w:rPr>
+          <w:lang w:val="es-CL"/>
+        </w:rPr>
+      </w:pPr>
+      <w:r>
+        <w:rPr>
+          <w:lang w:val="es-CL"/>
+        </w:rPr>
+        <w:t>1 desarrollador frontend, encargado de las vistas y mantenimiento de las aplicaciones Web, Móvil y Desktop.</w:t>
+      </w:r>
     </w:p>
     <w:p>
       <w:pPr>
@@ -3539,8 +3719,9 @@
           <w:lang w:val="es-ES"/>
         </w:rPr>
       </w:pPr>
-      <w:bookmarkStart w:id="15" w:name="_Toc116823709"/>
-      <w:bookmarkStart w:id="16" w:name="_Toc467774551"/>
+      <w:bookmarkStart w:id="20" w:name="_Toc116823709"/>
+      <w:bookmarkStart w:id="21" w:name="_Toc467774551"/>
+      <w:bookmarkStart w:id="22" w:name="_Toc215569065"/>
       <w:r>
         <w:rPr>
           <w:lang w:val="es-ES"/>
@@ -3583,216 +3764,33 @@
         </w:rPr>
         <w:tab/>
       </w:r>
-      <w:bookmarkEnd w:id="15"/>
+      <w:bookmarkEnd w:id="20"/>
       <w:r>
         <w:rPr>
           <w:lang w:val="es-ES"/>
         </w:rPr>
         <w:t>Lecciones Aprendidas</w:t>
       </w:r>
-      <w:bookmarkEnd w:id="16"/>
-    </w:p>
-    <w:p>
-      <w:pPr>
-        <w:jc w:val="both"/>
-        <w:rPr>
-          <w:lang w:val="es-ES"/>
-        </w:rPr>
-      </w:pPr>
-      <w:r>
-        <w:rPr>
-          <w:lang w:val="es-ES"/>
-        </w:rPr>
-        <w:t>Integrar un sistema abierto como es Java, con plataformas Web y base de datos propietarias como Oracle, nos permitió ampliar nuestro conocimiento como grupo, logrando implementar nuevas API y desarrollando soluciones acordes a problemáticas reales. El uso de geolocalización en el desarrollo, nos permitió estar a la vanguardia en lo que trata de soluciones e-commerce, ya que orienta tanto a usuarios como proveedores su mejor destino a la hora de adquirir un producto.</w:t>
-      </w:r>
-    </w:p>
-    <w:p>
-      <w:pPr>
-        <w:jc w:val="both"/>
-        <w:rPr>
-          <w:lang w:val="es-ES"/>
-        </w:rPr>
-      </w:pPr>
-    </w:p>
-    <w:p>
-      <w:pPr>
-        <w:jc w:val="both"/>
-        <w:rPr>
-          <w:lang w:val="es-ES"/>
-        </w:rPr>
-      </w:pPr>
-    </w:p>
-    <w:p>
-      <w:pPr>
-        <w:pStyle w:val="Ttulo1"/>
-        <w:pageBreakBefore w:val="0"/>
-        <w:rPr>
-          <w:lang w:val="es-ES"/>
-        </w:rPr>
-      </w:pPr>
-      <w:bookmarkStart w:id="17" w:name="_Toc467774552"/>
-      <w:r>
-        <w:rPr>
-          <w:lang w:val="es-ES"/>
-        </w:rPr>
-        <w:t>Sec</w:t>
-      </w:r>
-      <w:r>
-        <w:rPr>
-          <w:lang w:val="es-ES"/>
-        </w:rPr>
-        <w:t>c</w:t>
-      </w:r>
-      <w:r>
-        <w:rPr>
-          <w:lang w:val="es-ES"/>
-        </w:rPr>
-        <w:t>i</w:t>
-      </w:r>
-      <w:r>
-        <w:rPr>
-          <w:lang w:val="es-ES"/>
-        </w:rPr>
-        <w:t>ó</w:t>
-      </w:r>
-      <w:r>
-        <w:rPr>
-          <w:lang w:val="es-ES"/>
-        </w:rPr>
-        <w:t xml:space="preserve">n </w:t>
-      </w:r>
-      <w:r>
-        <w:rPr>
-          <w:lang w:val="es-ES"/>
-        </w:rPr>
-        <w:t>6</w:t>
-      </w:r>
-      <w:r>
-        <w:rPr>
-          <w:lang w:val="es-ES"/>
-        </w:rPr>
-        <w:tab/>
-      </w:r>
-      <w:r>
-        <w:rPr>
-          <w:lang w:val="es-ES"/>
-        </w:rPr>
-        <w:t>Planes Post-Implantación</w:t>
-      </w:r>
-      <w:bookmarkEnd w:id="17"/>
-    </w:p>
-    <w:p>
-      <w:pPr>
-        <w:jc w:val="both"/>
-        <w:rPr>
-          <w:lang w:val="es-ES"/>
-        </w:rPr>
-      </w:pPr>
-      <w:r>
-        <w:rPr>
-          <w:lang w:val="es-ES"/>
-        </w:rPr>
-        <w:t>Luego de implementar el producto, se establecerá una marcha blanca de 30 días, para ir ajustando el rendimiento del aplicativo y el crecimiento de la base, de tal forma de establecer un ciclo de vida de los datos y de esta manera que el sistema con el paso del tiempo no degrade su rendimiento.</w:t>
-      </w:r>
-    </w:p>
-    <w:p>
-      <w:pPr>
-        <w:jc w:val="both"/>
-        <w:rPr>
-          <w:lang w:val="es-ES"/>
-        </w:rPr>
-      </w:pPr>
-    </w:p>
-    <w:p>
-      <w:pPr>
-        <w:pStyle w:val="Ttulo1"/>
-        <w:pageBreakBefore w:val="0"/>
-        <w:rPr>
-          <w:lang w:val="es-ES"/>
-        </w:rPr>
-      </w:pPr>
-      <w:bookmarkStart w:id="18" w:name="_Toc467774553"/>
-      <w:r>
-        <w:rPr>
-          <w:lang w:val="es-ES"/>
-        </w:rPr>
-        <w:t>Sec</w:t>
-      </w:r>
-      <w:r>
-        <w:rPr>
-          <w:lang w:val="es-ES"/>
-        </w:rPr>
-        <w:t>c</w:t>
-      </w:r>
-      <w:r>
-        <w:rPr>
-          <w:lang w:val="es-ES"/>
-        </w:rPr>
-        <w:t>i</w:t>
-      </w:r>
-      <w:r>
-        <w:rPr>
-          <w:lang w:val="es-ES"/>
-        </w:rPr>
-        <w:t>ó</w:t>
-      </w:r>
-      <w:r>
-        <w:rPr>
-          <w:lang w:val="es-ES"/>
-        </w:rPr>
-        <w:t xml:space="preserve">n </w:t>
-      </w:r>
-      <w:r>
-        <w:rPr>
-          <w:lang w:val="es-ES"/>
-        </w:rPr>
-        <w:t>7</w:t>
-      </w:r>
-      <w:r>
-        <w:rPr>
-          <w:lang w:val="es-ES"/>
-        </w:rPr>
-        <w:tab/>
-      </w:r>
-      <w:r>
-        <w:rPr>
-          <w:lang w:val="es-ES"/>
-        </w:rPr>
-        <w:t>No Conformidades Abiertas</w:t>
-      </w:r>
-      <w:bookmarkEnd w:id="18"/>
-    </w:p>
-    <w:p>
-      <w:pPr>
-        <w:jc w:val="both"/>
-        <w:rPr>
-          <w:lang w:val="es-ES"/>
-        </w:rPr>
-      </w:pPr>
-      <w:r>
-        <w:rPr>
-          <w:lang w:val="es-ES"/>
-        </w:rPr>
-        <w:t>Dentro de las funcionalidades no finalizadas, por ende dejadas como no conformidades a la fecha límite establecida son las siguientes:</w:t>
-      </w:r>
+      <w:bookmarkEnd w:id="21"/>
+      <w:bookmarkEnd w:id="22"/>
     </w:p>
     <w:p>
       <w:pPr>
         <w:pStyle w:val="Prrafodelista"/>
         <w:numPr>
           <w:ilvl w:val="0"/>
-          <w:numId w:val="3"/>
+          <w:numId w:val="7"/>
         </w:numPr>
         <w:jc w:val="both"/>
         <w:rPr>
-          <w:lang w:val="es-ES"/>
-        </w:rPr>
-      </w:pPr>
-      <w:r>
-        <w:rPr>
-          <w:lang w:val="es-ES"/>
-        </w:rPr>
-        <w:t>Ventana de informes de ventas</w:t>
+          <w:lang w:val="es-CL"/>
+        </w:rPr>
+      </w:pPr>
+      <w:r>
+        <w:rPr>
+          <w:lang w:val="es-CL"/>
+        </w:rPr>
+        <w:t>El uso de una base de datos en AWS RDS PostgreSQL aumentó la estabilidad del sistema y simplificó la integración con las diversas plataformas.</w:t>
       </w:r>
     </w:p>
     <w:p>
@@ -3800,18 +3798,18 @@
         <w:pStyle w:val="Prrafodelista"/>
         <w:numPr>
           <w:ilvl w:val="0"/>
-          <w:numId w:val="3"/>
+          <w:numId w:val="7"/>
         </w:numPr>
         <w:jc w:val="both"/>
         <w:rPr>
-          <w:lang w:val="es-ES"/>
-        </w:rPr>
-      </w:pPr>
-      <w:r>
-        <w:rPr>
-          <w:lang w:val="es-ES"/>
-        </w:rPr>
-        <w:t>Servicio de Integración con proveedores de pago</w:t>
+          <w:lang w:val="es-CL"/>
+        </w:rPr>
+      </w:pPr>
+      <w:r>
+        <w:rPr>
+          <w:lang w:val="es-CL"/>
+        </w:rPr>
+        <w:t>Desplegar la web en Render permitió un flujo de desarrollo más ágil y mayor disponibilidad.</w:t>
       </w:r>
     </w:p>
     <w:p>
@@ -3819,53 +3817,405 @@
         <w:pStyle w:val="Prrafodelista"/>
         <w:numPr>
           <w:ilvl w:val="0"/>
-          <w:numId w:val="3"/>
+          <w:numId w:val="7"/>
         </w:numPr>
         <w:jc w:val="both"/>
         <w:rPr>
-          <w:lang w:val="es-ES"/>
-        </w:rPr>
-      </w:pPr>
-      <w:r>
-        <w:rPr>
-          <w:lang w:val="es-ES"/>
-        </w:rPr>
-        <w:t xml:space="preserve">Posibilidad de que el usuario cambie su ubicación manualmente (actualmente puede buscar en forma automática o por todo el país, pero no por zonas </w:t>
-      </w:r>
-      <w:r>
-        <w:rPr>
-          <w:lang w:val="es-ES"/>
-        </w:rPr>
-        <w:t>específicas</w:t>
-      </w:r>
-      <w:r>
-        <w:rPr>
-          <w:lang w:val="es-ES"/>
-        </w:rPr>
-        <w:t>.</w:t>
+          <w:lang w:val="es-CL"/>
+        </w:rPr>
+      </w:pPr>
+      <w:r>
+        <w:rPr>
+          <w:lang w:val="es-CL"/>
+        </w:rPr>
+        <w:t>La arquitectura desacoplada con NestJS como backend central demostró ser efectiva para manejar comunicaciones entre múltiples clientes.</w:t>
       </w:r>
     </w:p>
     <w:p>
       <w:pPr>
         <w:pStyle w:val="Prrafodelista"/>
-        <w:ind w:left="1440"/>
+        <w:numPr>
+          <w:ilvl w:val="0"/>
+          <w:numId w:val="7"/>
+        </w:numPr>
         <w:jc w:val="both"/>
         <w:rPr>
-          <w:lang w:val="es-ES"/>
-        </w:rPr>
-      </w:pPr>
-    </w:p>
-    <w:p>
-      <w:pPr>
+          <w:lang w:val="es-CL"/>
+        </w:rPr>
+      </w:pPr>
+      <w:r>
+        <w:rPr>
+          <w:lang w:val="es-CL"/>
+        </w:rPr>
+        <w:t>Integrar múltiples tecnologías obligó a mantener una documentación clara y un control estricto de versiones.</w:t>
+      </w:r>
+    </w:p>
+    <w:p>
+      <w:pPr>
+        <w:pStyle w:val="Prrafodelista"/>
+        <w:numPr>
+          <w:ilvl w:val="0"/>
+          <w:numId w:val="7"/>
+        </w:numPr>
         <w:jc w:val="both"/>
         <w:rPr>
-          <w:lang w:val="es-ES"/>
-        </w:rPr>
-      </w:pPr>
-    </w:p>
-    <w:p/>
+          <w:lang w:val="es-CL"/>
+        </w:rPr>
+      </w:pPr>
+      <w:r>
+        <w:rPr>
+          <w:lang w:val="es-CL"/>
+        </w:rPr>
+        <w:t>El modelo de Machine Learning requiere datos limpios y suficientes; se considera un área de crecimiento futuro.</w:t>
+      </w:r>
+    </w:p>
+    <w:p>
+      <w:pPr>
+        <w:pStyle w:val="Prrafodelista"/>
+        <w:numPr>
+          <w:ilvl w:val="0"/>
+          <w:numId w:val="7"/>
+        </w:numPr>
+        <w:jc w:val="both"/>
+        <w:rPr>
+          <w:lang w:val="es-CL"/>
+        </w:rPr>
+      </w:pPr>
+      <w:r>
+        <w:rPr>
+          <w:lang w:val="es-CL"/>
+        </w:rPr>
+        <w:t>La sincronización entre plataformas refuerza la necesidad de pruebas de integración continuas.</w:t>
+      </w:r>
+    </w:p>
+    <w:p>
+      <w:pPr>
+        <w:pStyle w:val="Ttulo1"/>
+        <w:pageBreakBefore w:val="0"/>
+        <w:rPr>
+          <w:lang w:val="es-ES"/>
+        </w:rPr>
+      </w:pPr>
+      <w:bookmarkStart w:id="23" w:name="_Toc467774552"/>
+      <w:bookmarkStart w:id="24" w:name="_Toc215569066"/>
+      <w:r>
+        <w:rPr>
+          <w:lang w:val="es-ES"/>
+        </w:rPr>
+        <w:t>Sec</w:t>
+      </w:r>
+      <w:r>
+        <w:rPr>
+          <w:lang w:val="es-ES"/>
+        </w:rPr>
+        <w:t>c</w:t>
+      </w:r>
+      <w:r>
+        <w:rPr>
+          <w:lang w:val="es-ES"/>
+        </w:rPr>
+        <w:t>i</w:t>
+      </w:r>
+      <w:r>
+        <w:rPr>
+          <w:lang w:val="es-ES"/>
+        </w:rPr>
+        <w:t>ó</w:t>
+      </w:r>
+      <w:r>
+        <w:rPr>
+          <w:lang w:val="es-ES"/>
+        </w:rPr>
+        <w:t xml:space="preserve">n </w:t>
+      </w:r>
+      <w:r>
+        <w:rPr>
+          <w:lang w:val="es-ES"/>
+        </w:rPr>
+        <w:t>6</w:t>
+      </w:r>
+      <w:r>
+        <w:rPr>
+          <w:lang w:val="es-ES"/>
+        </w:rPr>
+        <w:tab/>
+      </w:r>
+      <w:r>
+        <w:rPr>
+          <w:lang w:val="es-ES"/>
+        </w:rPr>
+        <w:t>Planes Post-Implantación</w:t>
+      </w:r>
+      <w:bookmarkEnd w:id="23"/>
+      <w:bookmarkEnd w:id="24"/>
+    </w:p>
+    <w:p>
+      <w:pPr>
+        <w:jc w:val="both"/>
+        <w:rPr>
+          <w:lang w:val="es-CL"/>
+        </w:rPr>
+      </w:pPr>
+      <w:r>
+        <w:rPr>
+          <w:lang w:val="es-CL"/>
+        </w:rPr>
+        <w:t>Se propone:</w:t>
+      </w:r>
+    </w:p>
+    <w:p>
+      <w:pPr>
+        <w:numPr>
+          <w:ilvl w:val="0"/>
+          <w:numId w:val="9"/>
+        </w:numPr>
+        <w:tabs>
+          <w:tab w:val="num" w:pos="720"/>
+        </w:tabs>
+        <w:jc w:val="both"/>
+        <w:rPr>
+          <w:lang w:val="es-CL"/>
+        </w:rPr>
+      </w:pPr>
+      <w:r>
+        <w:rPr>
+          <w:lang w:val="es-CL"/>
+        </w:rPr>
+        <w:t>Implementar una marcha blanca de 30 días, recogiendo feedback de usuarios y rendimiento del sistema.</w:t>
+      </w:r>
+    </w:p>
+    <w:p>
+      <w:pPr>
+        <w:numPr>
+          <w:ilvl w:val="0"/>
+          <w:numId w:val="9"/>
+        </w:numPr>
+        <w:tabs>
+          <w:tab w:val="num" w:pos="720"/>
+        </w:tabs>
+        <w:jc w:val="both"/>
+        <w:rPr>
+          <w:lang w:val="es-CL"/>
+        </w:rPr>
+      </w:pPr>
+      <w:r>
+        <w:rPr>
+          <w:lang w:val="es-CL"/>
+        </w:rPr>
+        <w:t>Evaluar el modelo de Machine Learning periódicamente para optimizar recomendaciones.</w:t>
+      </w:r>
+    </w:p>
+    <w:p>
+      <w:pPr>
+        <w:numPr>
+          <w:ilvl w:val="0"/>
+          <w:numId w:val="9"/>
+        </w:numPr>
+        <w:tabs>
+          <w:tab w:val="num" w:pos="720"/>
+        </w:tabs>
+        <w:jc w:val="both"/>
+        <w:rPr>
+          <w:lang w:val="es-CL"/>
+        </w:rPr>
+      </w:pPr>
+      <w:r>
+        <w:rPr>
+          <w:lang w:val="es-CL"/>
+        </w:rPr>
+        <w:t>Monitorear el rendimiento del backend y la base de datos.</w:t>
+      </w:r>
+    </w:p>
+    <w:p>
+      <w:pPr>
+        <w:numPr>
+          <w:ilvl w:val="0"/>
+          <w:numId w:val="9"/>
+        </w:numPr>
+        <w:jc w:val="both"/>
+        <w:rPr>
+          <w:lang w:val="es-CL"/>
+        </w:rPr>
+      </w:pPr>
+      <w:r>
+        <w:rPr>
+          <w:lang w:val="es-CL"/>
+        </w:rPr>
+        <w:t>Preparar mejoras en experiencia de usuario y panel administrativo.</w:t>
+      </w:r>
+    </w:p>
+    <w:p>
+      <w:pPr>
+        <w:pStyle w:val="Ttulo1"/>
+        <w:pageBreakBefore w:val="0"/>
+        <w:rPr>
+          <w:lang w:val="es-ES"/>
+        </w:rPr>
+      </w:pPr>
+      <w:bookmarkStart w:id="25" w:name="_Toc467774553"/>
+      <w:bookmarkStart w:id="26" w:name="_Toc215569067"/>
+      <w:r>
+        <w:rPr>
+          <w:lang w:val="es-ES"/>
+        </w:rPr>
+        <w:t>Sec</w:t>
+      </w:r>
+      <w:r>
+        <w:rPr>
+          <w:lang w:val="es-ES"/>
+        </w:rPr>
+        <w:t>c</w:t>
+      </w:r>
+      <w:r>
+        <w:rPr>
+          <w:lang w:val="es-ES"/>
+        </w:rPr>
+        <w:t>i</w:t>
+      </w:r>
+      <w:r>
+        <w:rPr>
+          <w:lang w:val="es-ES"/>
+        </w:rPr>
+        <w:t>ó</w:t>
+      </w:r>
+      <w:r>
+        <w:rPr>
+          <w:lang w:val="es-ES"/>
+        </w:rPr>
+        <w:t xml:space="preserve">n </w:t>
+      </w:r>
+      <w:r>
+        <w:rPr>
+          <w:lang w:val="es-ES"/>
+        </w:rPr>
+        <w:t>7</w:t>
+      </w:r>
+      <w:r>
+        <w:rPr>
+          <w:lang w:val="es-ES"/>
+        </w:rPr>
+        <w:tab/>
+      </w:r>
+      <w:r>
+        <w:rPr>
+          <w:lang w:val="es-ES"/>
+        </w:rPr>
+        <w:t>No Conformidades Abiertas</w:t>
+      </w:r>
+      <w:bookmarkEnd w:id="25"/>
+      <w:bookmarkEnd w:id="26"/>
+    </w:p>
+    <w:p>
+      <w:pPr>
+        <w:jc w:val="both"/>
+        <w:rPr>
+          <w:lang w:val="es-CL"/>
+        </w:rPr>
+      </w:pPr>
+      <w:r>
+        <w:rPr>
+          <w:lang w:val="es-CL"/>
+        </w:rPr>
+        <w:t>Las siguientes funcionalidades no fueron completadas en esta versión y quedan sujetas a futuras implementaciones:</w:t>
+      </w:r>
+    </w:p>
+    <w:p>
+      <w:pPr>
+        <w:pStyle w:val="Prrafodelista"/>
+        <w:numPr>
+          <w:ilvl w:val="0"/>
+          <w:numId w:val="10"/>
+        </w:numPr>
+        <w:jc w:val="both"/>
+        <w:rPr>
+          <w:lang w:val="es-CL"/>
+        </w:rPr>
+      </w:pPr>
+      <w:r>
+        <w:rPr>
+          <w:lang w:val="es-CL"/>
+        </w:rPr>
+        <w:t>Módulo administrativo avanzado en la Web.</w:t>
+      </w:r>
+    </w:p>
+    <w:p>
+      <w:pPr>
+        <w:pStyle w:val="Prrafodelista"/>
+        <w:numPr>
+          <w:ilvl w:val="0"/>
+          <w:numId w:val="10"/>
+        </w:numPr>
+        <w:jc w:val="both"/>
+        <w:rPr>
+          <w:lang w:val="es-CL"/>
+        </w:rPr>
+      </w:pPr>
+      <w:r>
+        <w:rPr>
+          <w:lang w:val="es-CL"/>
+        </w:rPr>
+        <w:t>Editor completo del perfil del usuario.</w:t>
+      </w:r>
+    </w:p>
+    <w:p>
+      <w:pPr>
+        <w:pStyle w:val="Prrafodelista"/>
+        <w:numPr>
+          <w:ilvl w:val="0"/>
+          <w:numId w:val="10"/>
+        </w:numPr>
+        <w:jc w:val="both"/>
+        <w:rPr>
+          <w:lang w:val="es-CL"/>
+        </w:rPr>
+      </w:pPr>
+      <w:r>
+        <w:rPr>
+          <w:lang w:val="es-CL"/>
+        </w:rPr>
+        <w:t>Exportación de reportes en la aplicación Desktop.</w:t>
+      </w:r>
+    </w:p>
+    <w:p>
+      <w:pPr>
+        <w:pStyle w:val="Prrafodelista"/>
+        <w:numPr>
+          <w:ilvl w:val="0"/>
+          <w:numId w:val="10"/>
+        </w:numPr>
+        <w:jc w:val="both"/>
+        <w:rPr>
+          <w:lang w:val="es-CL"/>
+        </w:rPr>
+      </w:pPr>
+      <w:r>
+        <w:rPr>
+          <w:lang w:val="es-CL"/>
+        </w:rPr>
+        <w:t>Dashboard analítico con métricas de bienestar emocional.</w:t>
+      </w:r>
+    </w:p>
+    <w:p>
+      <w:pPr>
+        <w:pStyle w:val="Prrafodelista"/>
+        <w:numPr>
+          <w:ilvl w:val="0"/>
+          <w:numId w:val="10"/>
+        </w:numPr>
+        <w:jc w:val="both"/>
+        <w:rPr>
+          <w:lang w:val="es-CL"/>
+        </w:rPr>
+      </w:pPr>
+      <w:r>
+        <w:rPr>
+          <w:lang w:val="es-CL"/>
+        </w:rPr>
+        <w:t>Automatización de despliegue (CI/CD) para todos los componentes.</w:t>
+      </w:r>
+    </w:p>
     <w:sectPr>
-      <w:headerReference w:type="first" r:id="rId15"/>
+      <w:headerReference w:type="first" r:id="rId16"/>
       <w:pgSz w:w="12240" w:h="15840" w:code="1"/>
       <w:pgMar w:top="1440" w:right="1440" w:bottom="1440" w:left="1440" w:header="547" w:footer="360" w:gutter="0"/>
       <w:pgNumType w:start="1"/>
@@ -3877,7 +4227,7 @@
 </file>
 
 <file path=word/endnotes.xml><?xml version="1.0" encoding="utf-8"?>
-<w:endnotes xmlns:wpc="http://schemas.microsoft.com/office/word/2010/wordprocessingCanvas" xmlns:cx="http://schemas.microsoft.com/office/drawing/2014/chartex" xmlns:cx1="http://schemas.microsoft.com/office/drawing/2015/9/8/chartex" xmlns:cx2="http://schemas.microsoft.com/office/drawing/2015/10/21/chartex" xmlns:cx3="http://schemas.microsoft.com/office/drawing/2016/5/9/chartex" xmlns:cx4="http://schemas.microsoft.com/office/drawing/2016/5/10/chartex" xmlns:cx5="http://schemas.microsoft.com/office/drawing/2016/5/11/chartex" xmlns:cx6="http://schemas.microsoft.com/office/drawing/2016/5/12/chartex" xmlns:cx7="http://schemas.microsoft.com/office/drawing/2016/5/13/chartex" xmlns:cx8="http://schemas.microsoft.com/office/drawing/2016/5/14/chartex" xmlns:mc="http://schemas.openxmlformats.org/markup-compatibility/2006" xmlns:aink="http://schemas.microsoft.com/office/drawing/2016/ink" xmlns:am3d="http://schemas.microsoft.com/office/drawing/2017/model3d" xmlns:o="urn:schemas-microsoft-com:office:office" xmlns:oel="http://schemas.microsoft.com/office/2019/extlst" xmlns:r="http://schemas.openxmlformats.org/officeDocument/2006/relationships" xmlns:m="http://schemas.openxmlformats.org/officeDocument/2006/math" xmlns:v="urn:schemas-microsoft-com:vml" xmlns:wp14="http://schemas.microsoft.com/office/word/2010/wordprocessingDrawing" xmlns:wp="http://schemas.openxmlformats.org/drawingml/2006/wordprocessingDrawing" xmlns:w10="urn:schemas-microsoft-com:office:word" xmlns:w="http://schemas.openxmlformats.org/wordprocessingml/2006/main" xmlns:w14="http://schemas.microsoft.com/office/word/2010/wordml" xmlns:w15="http://schemas.microsoft.com/office/word/2012/wordml" xmlns:w16cex="http://schemas.microsoft.com/office/word/2018/wordml/cex" xmlns:w16cid="http://schemas.microsoft.com/office/word/2016/wordml/cid" xmlns:w16="http://schemas.microsoft.com/office/word/2018/wordml" xmlns:w16sdtdh="http://schemas.microsoft.com/office/word/2020/wordml/sdtdatahash" xmlns:w16se="http://schemas.microsoft.com/office/word/2015/wordml/symex" xmlns:wpg="http://schemas.microsoft.com/office/word/2010/wordprocessingGroup" xmlns:wpi="http://schemas.microsoft.com/office/word/2010/wordprocessingInk" xmlns:wne="http://schemas.microsoft.com/office/word/2006/wordml" xmlns:wps="http://schemas.microsoft.com/office/word/2010/wordprocessingShape" mc:Ignorable="w14 w15 w16se w16cid w16 w16cex w16sdtdh wp14">
+<w:endnotes xmlns:wpc="http://schemas.microsoft.com/office/word/2010/wordprocessingCanvas" xmlns:cx="http://schemas.microsoft.com/office/drawing/2014/chartex" xmlns:cx1="http://schemas.microsoft.com/office/drawing/2015/9/8/chartex" xmlns:cx2="http://schemas.microsoft.com/office/drawing/2015/10/21/chartex" xmlns:cx3="http://schemas.microsoft.com/office/drawing/2016/5/9/chartex" xmlns:cx4="http://schemas.microsoft.com/office/drawing/2016/5/10/chartex" xmlns:cx5="http://schemas.microsoft.com/office/drawing/2016/5/11/chartex" xmlns:cx6="http://schemas.microsoft.com/office/drawing/2016/5/12/chartex" xmlns:cx7="http://schemas.microsoft.com/office/drawing/2016/5/13/chartex" xmlns:cx8="http://schemas.microsoft.com/office/drawing/2016/5/14/chartex" xmlns:mc="http://schemas.openxmlformats.org/markup-compatibility/2006" xmlns:aink="http://schemas.microsoft.com/office/drawing/2016/ink" xmlns:am3d="http://schemas.microsoft.com/office/drawing/2017/model3d" xmlns:o="urn:schemas-microsoft-com:office:office" xmlns:oel="http://schemas.microsoft.com/office/2019/extlst" xmlns:r="http://schemas.openxmlformats.org/officeDocument/2006/relationships" xmlns:m="http://schemas.openxmlformats.org/officeDocument/2006/math" xmlns:v="urn:schemas-microsoft-com:vml" xmlns:wp14="http://schemas.microsoft.com/office/word/2010/wordprocessingDrawing" xmlns:wp="http://schemas.openxmlformats.org/drawingml/2006/wordprocessingDrawing" xmlns:w10="urn:schemas-microsoft-com:office:word" xmlns:w="http://schemas.openxmlformats.org/wordprocessingml/2006/main" xmlns:w14="http://schemas.microsoft.com/office/word/2010/wordml" xmlns:w15="http://schemas.microsoft.com/office/word/2012/wordml" xmlns:w16cex="http://schemas.microsoft.com/office/word/2018/wordml/cex" xmlns:w16cid="http://schemas.microsoft.com/office/word/2016/wordml/cid" xmlns:w16="http://schemas.microsoft.com/office/word/2018/wordml" xmlns:w16du="http://schemas.microsoft.com/office/word/2023/wordml/word16du" xmlns:w16sdtdh="http://schemas.microsoft.com/office/word/2020/wordml/sdtdatahash" xmlns:w16sdtfl="http://schemas.microsoft.com/office/word/2024/wordml/sdtformatlock" xmlns:w16se="http://schemas.microsoft.com/office/word/2015/wordml/symex" xmlns:wpg="http://schemas.microsoft.com/office/word/2010/wordprocessingGroup" xmlns:wpi="http://schemas.microsoft.com/office/word/2010/wordprocessingInk" xmlns:wne="http://schemas.microsoft.com/office/word/2006/wordml" xmlns:wps="http://schemas.microsoft.com/office/word/2010/wordprocessingShape" mc:Ignorable="w14 w15 w16se w16cid w16 w16cex w16sdtdh w16sdtfl w16du wp14">
   <w:endnote w:type="separator" w:id="-1">
     <w:p>
       <w:pPr>
@@ -3902,7 +4252,7 @@
 </file>
 
 <file path=word/footer1.xml><?xml version="1.0" encoding="utf-8"?>
-<w:ftr xmlns:wpc="http://schemas.microsoft.com/office/word/2010/wordprocessingCanvas" xmlns:cx="http://schemas.microsoft.com/office/drawing/2014/chartex" xmlns:cx1="http://schemas.microsoft.com/office/drawing/2015/9/8/chartex" xmlns:cx2="http://schemas.microsoft.com/office/drawing/2015/10/21/chartex" xmlns:cx3="http://schemas.microsoft.com/office/drawing/2016/5/9/chartex" xmlns:cx4="http://schemas.microsoft.com/office/drawing/2016/5/10/chartex" xmlns:cx5="http://schemas.microsoft.com/office/drawing/2016/5/11/chartex" xmlns:cx6="http://schemas.microsoft.com/office/drawing/2016/5/12/chartex" xmlns:cx7="http://schemas.microsoft.com/office/drawing/2016/5/13/chartex" xmlns:cx8="http://schemas.microsoft.com/office/drawing/2016/5/14/chartex" xmlns:mc="http://schemas.openxmlformats.org/markup-compatibility/2006" xmlns:aink="http://schemas.microsoft.com/office/drawing/2016/ink" xmlns:am3d="http://schemas.microsoft.com/office/drawing/2017/model3d" xmlns:o="urn:schemas-microsoft-com:office:office" xmlns:oel="http://schemas.microsoft.com/office/2019/extlst" xmlns:r="http://schemas.openxmlformats.org/officeDocument/2006/relationships" xmlns:m="http://schemas.openxmlformats.org/officeDocument/2006/math" xmlns:v="urn:schemas-microsoft-com:vml" xmlns:wp14="http://schemas.microsoft.com/office/word/2010/wordprocessingDrawing" xmlns:wp="http://schemas.openxmlformats.org/drawingml/2006/wordprocessingDrawing" xmlns:w10="urn:schemas-microsoft-com:office:word" xmlns:w="http://schemas.openxmlformats.org/wordprocessingml/2006/main" xmlns:w14="http://schemas.microsoft.com/office/word/2010/wordml" xmlns:w15="http://schemas.microsoft.com/office/word/2012/wordml" xmlns:w16cex="http://schemas.microsoft.com/office/word/2018/wordml/cex" xmlns:w16cid="http://schemas.microsoft.com/office/word/2016/wordml/cid" xmlns:w16="http://schemas.microsoft.com/office/word/2018/wordml" xmlns:w16sdtdh="http://schemas.microsoft.com/office/word/2020/wordml/sdtdatahash" xmlns:w16se="http://schemas.microsoft.com/office/word/2015/wordml/symex" xmlns:wpg="http://schemas.microsoft.com/office/word/2010/wordprocessingGroup" xmlns:wpi="http://schemas.microsoft.com/office/word/2010/wordprocessingInk" xmlns:wne="http://schemas.microsoft.com/office/word/2006/wordml" xmlns:wps="http://schemas.microsoft.com/office/word/2010/wordprocessingShape" mc:Ignorable="w14 w15 w16se w16cid w16 w16cex w16sdtdh wp14">
+<w:ftr xmlns:wpc="http://schemas.microsoft.com/office/word/2010/wordprocessingCanvas" xmlns:cx="http://schemas.microsoft.com/office/drawing/2014/chartex" xmlns:cx1="http://schemas.microsoft.com/office/drawing/2015/9/8/chartex" xmlns:cx2="http://schemas.microsoft.com/office/drawing/2015/10/21/chartex" xmlns:cx3="http://schemas.microsoft.com/office/drawing/2016/5/9/chartex" xmlns:cx4="http://schemas.microsoft.com/office/drawing/2016/5/10/chartex" xmlns:cx5="http://schemas.microsoft.com/office/drawing/2016/5/11/chartex" xmlns:cx6="http://schemas.microsoft.com/office/drawing/2016/5/12/chartex" xmlns:cx7="http://schemas.microsoft.com/office/drawing/2016/5/13/chartex" xmlns:cx8="http://schemas.microsoft.com/office/drawing/2016/5/14/chartex" xmlns:mc="http://schemas.openxmlformats.org/markup-compatibility/2006" xmlns:aink="http://schemas.microsoft.com/office/drawing/2016/ink" xmlns:am3d="http://schemas.microsoft.com/office/drawing/2017/model3d" xmlns:o="urn:schemas-microsoft-com:office:office" xmlns:oel="http://schemas.microsoft.com/office/2019/extlst" xmlns:r="http://schemas.openxmlformats.org/officeDocument/2006/relationships" xmlns:m="http://schemas.openxmlformats.org/officeDocument/2006/math" xmlns:v="urn:schemas-microsoft-com:vml" xmlns:wp14="http://schemas.microsoft.com/office/word/2010/wordprocessingDrawing" xmlns:wp="http://schemas.openxmlformats.org/drawingml/2006/wordprocessingDrawing" xmlns:w10="urn:schemas-microsoft-com:office:word" xmlns:w="http://schemas.openxmlformats.org/wordprocessingml/2006/main" xmlns:w14="http://schemas.microsoft.com/office/word/2010/wordml" xmlns:w15="http://schemas.microsoft.com/office/word/2012/wordml" xmlns:w16cex="http://schemas.microsoft.com/office/word/2018/wordml/cex" xmlns:w16cid="http://schemas.microsoft.com/office/word/2016/wordml/cid" xmlns:w16="http://schemas.microsoft.com/office/word/2018/wordml" xmlns:w16du="http://schemas.microsoft.com/office/word/2023/wordml/word16du" xmlns:w16sdtdh="http://schemas.microsoft.com/office/word/2020/wordml/sdtdatahash" xmlns:w16sdtfl="http://schemas.microsoft.com/office/word/2024/wordml/sdtformatlock" xmlns:w16se="http://schemas.microsoft.com/office/word/2015/wordml/symex" xmlns:wpg="http://schemas.microsoft.com/office/word/2010/wordprocessingGroup" xmlns:wpi="http://schemas.microsoft.com/office/word/2010/wordprocessingInk" xmlns:wne="http://schemas.microsoft.com/office/word/2006/wordml" xmlns:wps="http://schemas.microsoft.com/office/word/2010/wordprocessingShape" mc:Ignorable="w14 w15 w16se w16cid w16 w16cex w16sdtdh w16sdtfl w16du wp14">
   <w:p>
     <w:pPr>
       <w:pStyle w:val="Piedepgina"/>
@@ -3924,7 +4274,7 @@
 </file>
 
 <file path=word/footer2.xml><?xml version="1.0" encoding="utf-8"?>
-<w:ftr xmlns:wpc="http://schemas.microsoft.com/office/word/2010/wordprocessingCanvas" xmlns:cx="http://schemas.microsoft.com/office/drawing/2014/chartex" xmlns:cx1="http://schemas.microsoft.com/office/drawing/2015/9/8/chartex" xmlns:cx2="http://schemas.microsoft.com/office/drawing/2015/10/21/chartex" xmlns:cx3="http://schemas.microsoft.com/office/drawing/2016/5/9/chartex" xmlns:cx4="http://schemas.microsoft.com/office/drawing/2016/5/10/chartex" xmlns:cx5="http://schemas.microsoft.com/office/drawing/2016/5/11/chartex" xmlns:cx6="http://schemas.microsoft.com/office/drawing/2016/5/12/chartex" xmlns:cx7="http://schemas.microsoft.com/office/drawing/2016/5/13/chartex" xmlns:cx8="http://schemas.microsoft.com/office/drawing/2016/5/14/chartex" xmlns:mc="http://schemas.openxmlformats.org/markup-compatibility/2006" xmlns:aink="http://schemas.microsoft.com/office/drawing/2016/ink" xmlns:am3d="http://schemas.microsoft.com/office/drawing/2017/model3d" xmlns:o="urn:schemas-microsoft-com:office:office" xmlns:oel="http://schemas.microsoft.com/office/2019/extlst" xmlns:r="http://schemas.openxmlformats.org/officeDocument/2006/relationships" xmlns:m="http://schemas.openxmlformats.org/officeDocument/2006/math" xmlns:v="urn:schemas-microsoft-com:vml" xmlns:wp14="http://schemas.microsoft.com/office/word/2010/wordprocessingDrawing" xmlns:wp="http://schemas.openxmlformats.org/drawingml/2006/wordprocessingDrawing" xmlns:w10="urn:schemas-microsoft-com:office:word" xmlns:w="http://schemas.openxmlformats.org/wordprocessingml/2006/main" xmlns:w14="http://schemas.microsoft.com/office/word/2010/wordml" xmlns:w15="http://schemas.microsoft.com/office/word/2012/wordml" xmlns:w16cex="http://schemas.microsoft.com/office/word/2018/wordml/cex" xmlns:w16cid="http://schemas.microsoft.com/office/word/2016/wordml/cid" xmlns:w16="http://schemas.microsoft.com/office/word/2018/wordml" xmlns:w16sdtdh="http://schemas.microsoft.com/office/word/2020/wordml/sdtdatahash" xmlns:w16se="http://schemas.microsoft.com/office/word/2015/wordml/symex" xmlns:wpg="http://schemas.microsoft.com/office/word/2010/wordprocessingGroup" xmlns:wpi="http://schemas.microsoft.com/office/word/2010/wordprocessingInk" xmlns:wne="http://schemas.microsoft.com/office/word/2006/wordml" xmlns:wps="http://schemas.microsoft.com/office/word/2010/wordprocessingShape" mc:Ignorable="w14 w15 w16se w16cid w16 w16cex w16sdtdh wp14">
+<w:ftr xmlns:wpc="http://schemas.microsoft.com/office/word/2010/wordprocessingCanvas" xmlns:cx="http://schemas.microsoft.com/office/drawing/2014/chartex" xmlns:cx1="http://schemas.microsoft.com/office/drawing/2015/9/8/chartex" xmlns:cx2="http://schemas.microsoft.com/office/drawing/2015/10/21/chartex" xmlns:cx3="http://schemas.microsoft.com/office/drawing/2016/5/9/chartex" xmlns:cx4="http://schemas.microsoft.com/office/drawing/2016/5/10/chartex" xmlns:cx5="http://schemas.microsoft.com/office/drawing/2016/5/11/chartex" xmlns:cx6="http://schemas.microsoft.com/office/drawing/2016/5/12/chartex" xmlns:cx7="http://schemas.microsoft.com/office/drawing/2016/5/13/chartex" xmlns:cx8="http://schemas.microsoft.com/office/drawing/2016/5/14/chartex" xmlns:mc="http://schemas.openxmlformats.org/markup-compatibility/2006" xmlns:aink="http://schemas.microsoft.com/office/drawing/2016/ink" xmlns:am3d="http://schemas.microsoft.com/office/drawing/2017/model3d" xmlns:o="urn:schemas-microsoft-com:office:office" xmlns:oel="http://schemas.microsoft.com/office/2019/extlst" xmlns:r="http://schemas.openxmlformats.org/officeDocument/2006/relationships" xmlns:m="http://schemas.openxmlformats.org/officeDocument/2006/math" xmlns:v="urn:schemas-microsoft-com:vml" xmlns:wp14="http://schemas.microsoft.com/office/word/2010/wordprocessingDrawing" xmlns:wp="http://schemas.openxmlformats.org/drawingml/2006/wordprocessingDrawing" xmlns:w10="urn:schemas-microsoft-com:office:word" xmlns:w="http://schemas.openxmlformats.org/wordprocessingml/2006/main" xmlns:w14="http://schemas.microsoft.com/office/word/2010/wordml" xmlns:w15="http://schemas.microsoft.com/office/word/2012/wordml" xmlns:w16cex="http://schemas.microsoft.com/office/word/2018/wordml/cex" xmlns:w16cid="http://schemas.microsoft.com/office/word/2016/wordml/cid" xmlns:w16="http://schemas.microsoft.com/office/word/2018/wordml" xmlns:w16du="http://schemas.microsoft.com/office/word/2023/wordml/word16du" xmlns:w16sdtdh="http://schemas.microsoft.com/office/word/2020/wordml/sdtdatahash" xmlns:w16sdtfl="http://schemas.microsoft.com/office/word/2024/wordml/sdtformatlock" xmlns:w16se="http://schemas.microsoft.com/office/word/2015/wordml/symex" xmlns:wpg="http://schemas.microsoft.com/office/word/2010/wordprocessingGroup" xmlns:wpi="http://schemas.microsoft.com/office/word/2010/wordprocessingInk" xmlns:wne="http://schemas.microsoft.com/office/word/2006/wordml" xmlns:wps="http://schemas.microsoft.com/office/word/2010/wordprocessingShape" mc:Ignorable="w14 w15 w16se w16cid w16 w16cex w16sdtdh w16sdtfl w16du wp14">
   <w:p>
     <w:pPr>
       <w:spacing w:before="40" w:after="40"/>
@@ -4007,29 +4357,38 @@
 </file>
 
 <file path=word/footer3.xml><?xml version="1.0" encoding="utf-8"?>
-<w:ftr xmlns:wpc="http://schemas.microsoft.com/office/word/2010/wordprocessingCanvas" xmlns:cx="http://schemas.microsoft.com/office/drawing/2014/chartex" xmlns:cx1="http://schemas.microsoft.com/office/drawing/2015/9/8/chartex" xmlns:cx2="http://schemas.microsoft.com/office/drawing/2015/10/21/chartex" xmlns:cx3="http://schemas.microsoft.com/office/drawing/2016/5/9/chartex" xmlns:cx4="http://schemas.microsoft.com/office/drawing/2016/5/10/chartex" xmlns:cx5="http://schemas.microsoft.com/office/drawing/2016/5/11/chartex" xmlns:cx6="http://schemas.microsoft.com/office/drawing/2016/5/12/chartex" xmlns:cx7="http://schemas.microsoft.com/office/drawing/2016/5/13/chartex" xmlns:cx8="http://schemas.microsoft.com/office/drawing/2016/5/14/chartex" xmlns:mc="http://schemas.openxmlformats.org/markup-compatibility/2006" xmlns:aink="http://schemas.microsoft.com/office/drawing/2016/ink" xmlns:am3d="http://schemas.microsoft.com/office/drawing/2017/model3d" xmlns:o="urn:schemas-microsoft-com:office:office" xmlns:oel="http://schemas.microsoft.com/office/2019/extlst" xmlns:r="http://schemas.openxmlformats.org/officeDocument/2006/relationships" xmlns:m="http://schemas.openxmlformats.org/officeDocument/2006/math" xmlns:v="urn:schemas-microsoft-com:vml" xmlns:wp14="http://schemas.microsoft.com/office/word/2010/wordprocessingDrawing" xmlns:wp="http://schemas.openxmlformats.org/drawingml/2006/wordprocessingDrawing" xmlns:w10="urn:schemas-microsoft-com:office:word" xmlns:w="http://schemas.openxmlformats.org/wordprocessingml/2006/main" xmlns:w14="http://schemas.microsoft.com/office/word/2010/wordml" xmlns:w15="http://schemas.microsoft.com/office/word/2012/wordml" xmlns:w16cex="http://schemas.microsoft.com/office/word/2018/wordml/cex" xmlns:w16cid="http://schemas.microsoft.com/office/word/2016/wordml/cid" xmlns:w16="http://schemas.microsoft.com/office/word/2018/wordml" xmlns:w16sdtdh="http://schemas.microsoft.com/office/word/2020/wordml/sdtdatahash" xmlns:w16se="http://schemas.microsoft.com/office/word/2015/wordml/symex" xmlns:wpg="http://schemas.microsoft.com/office/word/2010/wordprocessingGroup" xmlns:wpi="http://schemas.microsoft.com/office/word/2010/wordprocessingInk" xmlns:wne="http://schemas.microsoft.com/office/word/2006/wordml" xmlns:wps="http://schemas.microsoft.com/office/word/2010/wordprocessingShape" mc:Ignorable="w14 w15 w16se w16cid w16 w16cex w16sdtdh wp14">
+<w:ftr xmlns:wpc="http://schemas.microsoft.com/office/word/2010/wordprocessingCanvas" xmlns:cx="http://schemas.microsoft.com/office/drawing/2014/chartex" xmlns:cx1="http://schemas.microsoft.com/office/drawing/2015/9/8/chartex" xmlns:cx2="http://schemas.microsoft.com/office/drawing/2015/10/21/chartex" xmlns:cx3="http://schemas.microsoft.com/office/drawing/2016/5/9/chartex" xmlns:cx4="http://schemas.microsoft.com/office/drawing/2016/5/10/chartex" xmlns:cx5="http://schemas.microsoft.com/office/drawing/2016/5/11/chartex" xmlns:cx6="http://schemas.microsoft.com/office/drawing/2016/5/12/chartex" xmlns:cx7="http://schemas.microsoft.com/office/drawing/2016/5/13/chartex" xmlns:cx8="http://schemas.microsoft.com/office/drawing/2016/5/14/chartex" xmlns:mc="http://schemas.openxmlformats.org/markup-compatibility/2006" xmlns:aink="http://schemas.microsoft.com/office/drawing/2016/ink" xmlns:am3d="http://schemas.microsoft.com/office/drawing/2017/model3d" xmlns:o="urn:schemas-microsoft-com:office:office" xmlns:oel="http://schemas.microsoft.com/office/2019/extlst" xmlns:r="http://schemas.openxmlformats.org/officeDocument/2006/relationships" xmlns:m="http://schemas.openxmlformats.org/officeDocument/2006/math" xmlns:v="urn:schemas-microsoft-com:vml" xmlns:wp14="http://schemas.microsoft.com/office/word/2010/wordprocessingDrawing" xmlns:wp="http://schemas.openxmlformats.org/drawingml/2006/wordprocessingDrawing" xmlns:w10="urn:schemas-microsoft-com:office:word" xmlns:w="http://schemas.openxmlformats.org/wordprocessingml/2006/main" xmlns:w14="http://schemas.microsoft.com/office/word/2010/wordml" xmlns:w15="http://schemas.microsoft.com/office/word/2012/wordml" xmlns:w16cex="http://schemas.microsoft.com/office/word/2018/wordml/cex" xmlns:w16cid="http://schemas.microsoft.com/office/word/2016/wordml/cid" xmlns:w16="http://schemas.microsoft.com/office/word/2018/wordml" xmlns:w16du="http://schemas.microsoft.com/office/word/2023/wordml/word16du" xmlns:w16sdtdh="http://schemas.microsoft.com/office/word/2020/wordml/sdtdatahash" xmlns:w16sdtfl="http://schemas.microsoft.com/office/word/2024/wordml/sdtformatlock" xmlns:w16se="http://schemas.microsoft.com/office/word/2015/wordml/symex" xmlns:wpg="http://schemas.microsoft.com/office/word/2010/wordprocessingGroup" xmlns:wpi="http://schemas.microsoft.com/office/word/2010/wordprocessingInk" xmlns:wne="http://schemas.microsoft.com/office/word/2006/wordml" xmlns:wps="http://schemas.microsoft.com/office/word/2010/wordprocessingShape" mc:Ignorable="w14 w15 w16se w16cid w16 w16cex w16sdtdh w16sdtfl w16du wp14">
   <w:p>
     <w:pPr>
       <w:pStyle w:val="Piedepgina"/>
-      <w:jc w:val="center"/>
+      <w:ind w:left="0"/>
+      <w:rPr>
+        <w:szCs w:val="20"/>
+        <w:lang w:val="es-CL"/>
+      </w:rPr>
     </w:pPr>
     <w:r>
       <w:rPr>
         <w:szCs w:val="20"/>
-      </w:rPr>
-      <w:t>Dirección: Av. Américo Vespucio 1501, Maipú, Cerrillos, Región Metropolitana</w:t>
+        <w:lang w:val="es-CL"/>
+      </w:rPr>
+      <w:t>Mi Refugio</w:t>
     </w:r>
   </w:p>
   <w:p>
     <w:pPr>
       <w:pStyle w:val="Piedepgina"/>
+      <w:ind w:left="0"/>
+      <w:rPr>
+        <w:lang w:val="es-CL"/>
+      </w:rPr>
     </w:pPr>
   </w:p>
 </w:ftr>
 </file>
 
 <file path=word/footer4.xml><?xml version="1.0" encoding="utf-8"?>
-<w:ftr xmlns:wpc="http://schemas.microsoft.com/office/word/2010/wordprocessingCanvas" xmlns:cx="http://schemas.microsoft.com/office/drawing/2014/chartex" xmlns:cx1="http://schemas.microsoft.com/office/drawing/2015/9/8/chartex" xmlns:cx2="http://schemas.microsoft.com/office/drawing/2015/10/21/chartex" xmlns:cx3="http://schemas.microsoft.com/office/drawing/2016/5/9/chartex" xmlns:cx4="http://schemas.microsoft.com/office/drawing/2016/5/10/chartex" xmlns:cx5="http://schemas.microsoft.com/office/drawing/2016/5/11/chartex" xmlns:cx6="http://schemas.microsoft.com/office/drawing/2016/5/12/chartex" xmlns:cx7="http://schemas.microsoft.com/office/drawing/2016/5/13/chartex" xmlns:cx8="http://schemas.microsoft.com/office/drawing/2016/5/14/chartex" xmlns:mc="http://schemas.openxmlformats.org/markup-compatibility/2006" xmlns:aink="http://schemas.microsoft.com/office/drawing/2016/ink" xmlns:am3d="http://schemas.microsoft.com/office/drawing/2017/model3d" xmlns:o="urn:schemas-microsoft-com:office:office" xmlns:oel="http://schemas.microsoft.com/office/2019/extlst" xmlns:r="http://schemas.openxmlformats.org/officeDocument/2006/relationships" xmlns:m="http://schemas.openxmlformats.org/officeDocument/2006/math" xmlns:v="urn:schemas-microsoft-com:vml" xmlns:wp14="http://schemas.microsoft.com/office/word/2010/wordprocessingDrawing" xmlns:wp="http://schemas.openxmlformats.org/drawingml/2006/wordprocessingDrawing" xmlns:w10="urn:schemas-microsoft-com:office:word" xmlns:w="http://schemas.openxmlformats.org/wordprocessingml/2006/main" xmlns:w14="http://schemas.microsoft.com/office/word/2010/wordml" xmlns:w15="http://schemas.microsoft.com/office/word/2012/wordml" xmlns:w16cex="http://schemas.microsoft.com/office/word/2018/wordml/cex" xmlns:w16cid="http://schemas.microsoft.com/office/word/2016/wordml/cid" xmlns:w16="http://schemas.microsoft.com/office/word/2018/wordml" xmlns:w16sdtdh="http://schemas.microsoft.com/office/word/2020/wordml/sdtdatahash" xmlns:w16se="http://schemas.microsoft.com/office/word/2015/wordml/symex" xmlns:wpg="http://schemas.microsoft.com/office/word/2010/wordprocessingGroup" xmlns:wpi="http://schemas.microsoft.com/office/word/2010/wordprocessingInk" xmlns:wne="http://schemas.microsoft.com/office/word/2006/wordml" xmlns:wps="http://schemas.microsoft.com/office/word/2010/wordprocessingShape" mc:Ignorable="w14 w15 w16se w16cid w16 w16cex w16sdtdh wp14">
+<w:ftr xmlns:wpc="http://schemas.microsoft.com/office/word/2010/wordprocessingCanvas" xmlns:cx="http://schemas.microsoft.com/office/drawing/2014/chartex" xmlns:cx1="http://schemas.microsoft.com/office/drawing/2015/9/8/chartex" xmlns:cx2="http://schemas.microsoft.com/office/drawing/2015/10/21/chartex" xmlns:cx3="http://schemas.microsoft.com/office/drawing/2016/5/9/chartex" xmlns:cx4="http://schemas.microsoft.com/office/drawing/2016/5/10/chartex" xmlns:cx5="http://schemas.microsoft.com/office/drawing/2016/5/11/chartex" xmlns:cx6="http://schemas.microsoft.com/office/drawing/2016/5/12/chartex" xmlns:cx7="http://schemas.microsoft.com/office/drawing/2016/5/13/chartex" xmlns:cx8="http://schemas.microsoft.com/office/drawing/2016/5/14/chartex" xmlns:mc="http://schemas.openxmlformats.org/markup-compatibility/2006" xmlns:aink="http://schemas.microsoft.com/office/drawing/2016/ink" xmlns:am3d="http://schemas.microsoft.com/office/drawing/2017/model3d" xmlns:o="urn:schemas-microsoft-com:office:office" xmlns:oel="http://schemas.microsoft.com/office/2019/extlst" xmlns:r="http://schemas.openxmlformats.org/officeDocument/2006/relationships" xmlns:m="http://schemas.openxmlformats.org/officeDocument/2006/math" xmlns:v="urn:schemas-microsoft-com:vml" xmlns:wp14="http://schemas.microsoft.com/office/word/2010/wordprocessingDrawing" xmlns:wp="http://schemas.openxmlformats.org/drawingml/2006/wordprocessingDrawing" xmlns:w10="urn:schemas-microsoft-com:office:word" xmlns:w="http://schemas.openxmlformats.org/wordprocessingml/2006/main" xmlns:w14="http://schemas.microsoft.com/office/word/2010/wordml" xmlns:w15="http://schemas.microsoft.com/office/word/2012/wordml" xmlns:w16cex="http://schemas.microsoft.com/office/word/2018/wordml/cex" xmlns:w16cid="http://schemas.microsoft.com/office/word/2016/wordml/cid" xmlns:w16="http://schemas.microsoft.com/office/word/2018/wordml" xmlns:w16du="http://schemas.microsoft.com/office/word/2023/wordml/word16du" xmlns:w16sdtdh="http://schemas.microsoft.com/office/word/2020/wordml/sdtdatahash" xmlns:w16sdtfl="http://schemas.microsoft.com/office/word/2024/wordml/sdtformatlock" xmlns:w16se="http://schemas.microsoft.com/office/word/2015/wordml/symex" xmlns:wpg="http://schemas.microsoft.com/office/word/2010/wordprocessingGroup" xmlns:wpi="http://schemas.microsoft.com/office/word/2010/wordprocessingInk" xmlns:wne="http://schemas.microsoft.com/office/word/2006/wordml" xmlns:wps="http://schemas.microsoft.com/office/word/2010/wordprocessingShape" mc:Ignorable="w14 w15 w16se w16cid w16 w16cex w16sdtdh w16sdtfl w16du wp14">
   <w:p>
     <w:pPr>
       <w:pStyle w:val="Piedepgina"/>
@@ -4163,7 +4522,7 @@
 </file>
 
 <file path=word/footnotes.xml><?xml version="1.0" encoding="utf-8"?>
-<w:footnotes xmlns:wpc="http://schemas.microsoft.com/office/word/2010/wordprocessingCanvas" xmlns:cx="http://schemas.microsoft.com/office/drawing/2014/chartex" xmlns:cx1="http://schemas.microsoft.com/office/drawing/2015/9/8/chartex" xmlns:cx2="http://schemas.microsoft.com/office/drawing/2015/10/21/chartex" xmlns:cx3="http://schemas.microsoft.com/office/drawing/2016/5/9/chartex" xmlns:cx4="http://schemas.microsoft.com/office/drawing/2016/5/10/chartex" xmlns:cx5="http://schemas.microsoft.com/office/drawing/2016/5/11/chartex" xmlns:cx6="http://schemas.microsoft.com/office/drawing/2016/5/12/chartex" xmlns:cx7="http://schemas.microsoft.com/office/drawing/2016/5/13/chartex" xmlns:cx8="http://schemas.microsoft.com/office/drawing/2016/5/14/chartex" xmlns:mc="http://schemas.openxmlformats.org/markup-compatibility/2006" xmlns:aink="http://schemas.microsoft.com/office/drawing/2016/ink" xmlns:am3d="http://schemas.microsoft.com/office/drawing/2017/model3d" xmlns:o="urn:schemas-microsoft-com:office:office" xmlns:oel="http://schemas.microsoft.com/office/2019/extlst" xmlns:r="http://schemas.openxmlformats.org/officeDocument/2006/relationships" xmlns:m="http://schemas.openxmlformats.org/officeDocument/2006/math" xmlns:v="urn:schemas-microsoft-com:vml" xmlns:wp14="http://schemas.microsoft.com/office/word/2010/wordprocessingDrawing" xmlns:wp="http://schemas.openxmlformats.org/drawingml/2006/wordprocessingDrawing" xmlns:w10="urn:schemas-microsoft-com:office:word" xmlns:w="http://schemas.openxmlformats.org/wordprocessingml/2006/main" xmlns:w14="http://schemas.microsoft.com/office/word/2010/wordml" xmlns:w15="http://schemas.microsoft.com/office/word/2012/wordml" xmlns:w16cex="http://schemas.microsoft.com/office/word/2018/wordml/cex" xmlns:w16cid="http://schemas.microsoft.com/office/word/2016/wordml/cid" xmlns:w16="http://schemas.microsoft.com/office/word/2018/wordml" xmlns:w16sdtdh="http://schemas.microsoft.com/office/word/2020/wordml/sdtdatahash" xmlns:w16se="http://schemas.microsoft.com/office/word/2015/wordml/symex" xmlns:wpg="http://schemas.microsoft.com/office/word/2010/wordprocessingGroup" xmlns:wpi="http://schemas.microsoft.com/office/word/2010/wordprocessingInk" xmlns:wne="http://schemas.microsoft.com/office/word/2006/wordml" xmlns:wps="http://schemas.microsoft.com/office/word/2010/wordprocessingShape" mc:Ignorable="w14 w15 w16se w16cid w16 w16cex w16sdtdh wp14">
+<w:footnotes xmlns:wpc="http://schemas.microsoft.com/office/word/2010/wordprocessingCanvas" xmlns:cx="http://schemas.microsoft.com/office/drawing/2014/chartex" xmlns:cx1="http://schemas.microsoft.com/office/drawing/2015/9/8/chartex" xmlns:cx2="http://schemas.microsoft.com/office/drawing/2015/10/21/chartex" xmlns:cx3="http://schemas.microsoft.com/office/drawing/2016/5/9/chartex" xmlns:cx4="http://schemas.microsoft.com/office/drawing/2016/5/10/chartex" xmlns:cx5="http://schemas.microsoft.com/office/drawing/2016/5/11/chartex" xmlns:cx6="http://schemas.microsoft.com/office/drawing/2016/5/12/chartex" xmlns:cx7="http://schemas.microsoft.com/office/drawing/2016/5/13/chartex" xmlns:cx8="http://schemas.microsoft.com/office/drawing/2016/5/14/chartex" xmlns:mc="http://schemas.openxmlformats.org/markup-compatibility/2006" xmlns:aink="http://schemas.microsoft.com/office/drawing/2016/ink" xmlns:am3d="http://schemas.microsoft.com/office/drawing/2017/model3d" xmlns:o="urn:schemas-microsoft-com:office:office" xmlns:oel="http://schemas.microsoft.com/office/2019/extlst" xmlns:r="http://schemas.openxmlformats.org/officeDocument/2006/relationships" xmlns:m="http://schemas.openxmlformats.org/officeDocument/2006/math" xmlns:v="urn:schemas-microsoft-com:vml" xmlns:wp14="http://schemas.microsoft.com/office/word/2010/wordprocessingDrawing" xmlns:wp="http://schemas.openxmlformats.org/drawingml/2006/wordprocessingDrawing" xmlns:w10="urn:schemas-microsoft-com:office:word" xmlns:w="http://schemas.openxmlformats.org/wordprocessingml/2006/main" xmlns:w14="http://schemas.microsoft.com/office/word/2010/wordml" xmlns:w15="http://schemas.microsoft.com/office/word/2012/wordml" xmlns:w16cex="http://schemas.microsoft.com/office/word/2018/wordml/cex" xmlns:w16cid="http://schemas.microsoft.com/office/word/2016/wordml/cid" xmlns:w16="http://schemas.microsoft.com/office/word/2018/wordml" xmlns:w16du="http://schemas.microsoft.com/office/word/2023/wordml/word16du" xmlns:w16sdtdh="http://schemas.microsoft.com/office/word/2020/wordml/sdtdatahash" xmlns:w16sdtfl="http://schemas.microsoft.com/office/word/2024/wordml/sdtformatlock" xmlns:w16se="http://schemas.microsoft.com/office/word/2015/wordml/symex" xmlns:wpg="http://schemas.microsoft.com/office/word/2010/wordprocessingGroup" xmlns:wpi="http://schemas.microsoft.com/office/word/2010/wordprocessingInk" xmlns:wne="http://schemas.microsoft.com/office/word/2006/wordml" xmlns:wps="http://schemas.microsoft.com/office/word/2010/wordprocessingShape" mc:Ignorable="w14 w15 w16se w16cid w16 w16cex w16sdtdh w16sdtfl w16du wp14">
   <w:footnote w:type="separator" w:id="-1">
     <w:p>
       <w:pPr>
@@ -4188,7 +4547,7 @@
 </file>
 
 <file path=word/header1.xml><?xml version="1.0" encoding="utf-8"?>
-<w:hdr xmlns:wpc="http://schemas.microsoft.com/office/word/2010/wordprocessingCanvas" xmlns:cx="http://schemas.microsoft.com/office/drawing/2014/chartex" xmlns:cx1="http://schemas.microsoft.com/office/drawing/2015/9/8/chartex" xmlns:cx2="http://schemas.microsoft.com/office/drawing/2015/10/21/chartex" xmlns:cx3="http://schemas.microsoft.com/office/drawing/2016/5/9/chartex" xmlns:cx4="http://schemas.microsoft.com/office/drawing/2016/5/10/chartex" xmlns:cx5="http://schemas.microsoft.com/office/drawing/2016/5/11/chartex" xmlns:cx6="http://schemas.microsoft.com/office/drawing/2016/5/12/chartex" xmlns:cx7="http://schemas.microsoft.com/office/drawing/2016/5/13/chartex" xmlns:cx8="http://schemas.microsoft.com/office/drawing/2016/5/14/chartex" xmlns:mc="http://schemas.openxmlformats.org/markup-compatibility/2006" xmlns:aink="http://schemas.microsoft.com/office/drawing/2016/ink" xmlns:am3d="http://schemas.microsoft.com/office/drawing/2017/model3d" xmlns:o="urn:schemas-microsoft-com:office:office" xmlns:oel="http://schemas.microsoft.com/office/2019/extlst" xmlns:r="http://schemas.openxmlformats.org/officeDocument/2006/relationships" xmlns:m="http://schemas.openxmlformats.org/officeDocument/2006/math" xmlns:v="urn:schemas-microsoft-com:vml" xmlns:wp14="http://schemas.microsoft.com/office/word/2010/wordprocessingDrawing" xmlns:wp="http://schemas.openxmlformats.org/drawingml/2006/wordprocessingDrawing" xmlns:w10="urn:schemas-microsoft-com:office:word" xmlns:w="http://schemas.openxmlformats.org/wordprocessingml/2006/main" xmlns:w14="http://schemas.microsoft.com/office/word/2010/wordml" xmlns:w15="http://schemas.microsoft.com/office/word/2012/wordml" xmlns:w16cex="http://schemas.microsoft.com/office/word/2018/wordml/cex" xmlns:w16cid="http://schemas.microsoft.com/office/word/2016/wordml/cid" xmlns:w16="http://schemas.microsoft.com/office/word/2018/wordml" xmlns:w16sdtdh="http://schemas.microsoft.com/office/word/2020/wordml/sdtdatahash" xmlns:w16se="http://schemas.microsoft.com/office/word/2015/wordml/symex" xmlns:wpg="http://schemas.microsoft.com/office/word/2010/wordprocessingGroup" xmlns:wpi="http://schemas.microsoft.com/office/word/2010/wordprocessingInk" xmlns:wne="http://schemas.microsoft.com/office/word/2006/wordml" xmlns:wps="http://schemas.microsoft.com/office/word/2010/wordprocessingShape" mc:Ignorable="w14 w15 w16se w16cid w16 w16cex w16sdtdh wp14">
+<w:hdr xmlns:wpc="http://schemas.microsoft.com/office/word/2010/wordprocessingCanvas" xmlns:cx="http://schemas.microsoft.com/office/drawing/2014/chartex" xmlns:cx1="http://schemas.microsoft.com/office/drawing/2015/9/8/chartex" xmlns:cx2="http://schemas.microsoft.com/office/drawing/2015/10/21/chartex" xmlns:cx3="http://schemas.microsoft.com/office/drawing/2016/5/9/chartex" xmlns:cx4="http://schemas.microsoft.com/office/drawing/2016/5/10/chartex" xmlns:cx5="http://schemas.microsoft.com/office/drawing/2016/5/11/chartex" xmlns:cx6="http://schemas.microsoft.com/office/drawing/2016/5/12/chartex" xmlns:cx7="http://schemas.microsoft.com/office/drawing/2016/5/13/chartex" xmlns:cx8="http://schemas.microsoft.com/office/drawing/2016/5/14/chartex" xmlns:mc="http://schemas.openxmlformats.org/markup-compatibility/2006" xmlns:aink="http://schemas.microsoft.com/office/drawing/2016/ink" xmlns:am3d="http://schemas.microsoft.com/office/drawing/2017/model3d" xmlns:o="urn:schemas-microsoft-com:office:office" xmlns:oel="http://schemas.microsoft.com/office/2019/extlst" xmlns:r="http://schemas.openxmlformats.org/officeDocument/2006/relationships" xmlns:m="http://schemas.openxmlformats.org/officeDocument/2006/math" xmlns:v="urn:schemas-microsoft-com:vml" xmlns:wp14="http://schemas.microsoft.com/office/word/2010/wordprocessingDrawing" xmlns:wp="http://schemas.openxmlformats.org/drawingml/2006/wordprocessingDrawing" xmlns:w10="urn:schemas-microsoft-com:office:word" xmlns:w="http://schemas.openxmlformats.org/wordprocessingml/2006/main" xmlns:w14="http://schemas.microsoft.com/office/word/2010/wordml" xmlns:w15="http://schemas.microsoft.com/office/word/2012/wordml" xmlns:w16cex="http://schemas.microsoft.com/office/word/2018/wordml/cex" xmlns:w16cid="http://schemas.microsoft.com/office/word/2016/wordml/cid" xmlns:w16="http://schemas.microsoft.com/office/word/2018/wordml" xmlns:w16du="http://schemas.microsoft.com/office/word/2023/wordml/word16du" xmlns:w16sdtdh="http://schemas.microsoft.com/office/word/2020/wordml/sdtdatahash" xmlns:w16sdtfl="http://schemas.microsoft.com/office/word/2024/wordml/sdtformatlock" xmlns:w16se="http://schemas.microsoft.com/office/word/2015/wordml/symex" xmlns:wpg="http://schemas.microsoft.com/office/word/2010/wordprocessingGroup" xmlns:wpi="http://schemas.microsoft.com/office/word/2010/wordprocessingInk" xmlns:wne="http://schemas.microsoft.com/office/word/2006/wordml" xmlns:wps="http://schemas.microsoft.com/office/word/2010/wordprocessingShape" mc:Ignorable="w14 w15 w16se w16cid w16 w16cex w16sdtdh w16sdtfl w16du wp14">
   <w:p>
     <w:pPr>
       <w:pStyle w:val="Encabezado"/>
@@ -4225,16 +4584,16 @@
       <w:fldChar w:fldCharType="begin"/>
     </w:r>
     <w:r>
-      <w:instrText xml:space="preserve"> </w:instrText>
+      <w:instrText xml:space="preserve"> INCLUDEPICTURE  "http://www.duoc.cl/normasgraficas/normasgraficas/marca-duoc/logo-fondo-blanco/OR_Logotipo_DuocUC.jpg" \* MERGEFORMATINET </w:instrText>
     </w:r>
     <w:r>
-      <w:instrText>INCLUDEPICTURE  "http://www.duoc.cl/normasgraficas/normasgraficas/marca-duoc/logo-fondo-blanco/</w:instrText>
+      <w:fldChar w:fldCharType="separate"/>
     </w:r>
     <w:r>
-      <w:instrText>OR_Logotipo_DuocUC.jpg" \* MERGEFORMATINET</w:instrText>
+      <w:fldChar w:fldCharType="begin"/>
     </w:r>
     <w:r>
-      <w:instrText xml:space="preserve"> </w:instrText>
+      <w:instrText xml:space="preserve"> INCLUDEPICTURE  "http://www.duoc.cl/normasgraficas/normasgraficas/marca-duoc/logo-fondo-blanco/OR_Logotipo_DuocUC.jpg" \* MERGEFORMATINET </w:instrText>
     </w:r>
     <w:r>
       <w:fldChar w:fldCharType="separate"/>
@@ -4277,12 +4636,15 @@
     <w:r>
       <w:fldChar w:fldCharType="end"/>
     </w:r>
+    <w:r>
+      <w:fldChar w:fldCharType="end"/>
+    </w:r>
   </w:p>
 </w:hdr>
 </file>
 
 <file path=word/header2.xml><?xml version="1.0" encoding="utf-8"?>
-<w:hdr xmlns:wpc="http://schemas.microsoft.com/office/word/2010/wordprocessingCanvas" xmlns:cx="http://schemas.microsoft.com/office/drawing/2014/chartex" xmlns:cx1="http://schemas.microsoft.com/office/drawing/2015/9/8/chartex" xmlns:cx2="http://schemas.microsoft.com/office/drawing/2015/10/21/chartex" xmlns:cx3="http://schemas.microsoft.com/office/drawing/2016/5/9/chartex" xmlns:cx4="http://schemas.microsoft.com/office/drawing/2016/5/10/chartex" xmlns:cx5="http://schemas.microsoft.com/office/drawing/2016/5/11/chartex" xmlns:cx6="http://schemas.microsoft.com/office/drawing/2016/5/12/chartex" xmlns:cx7="http://schemas.microsoft.com/office/drawing/2016/5/13/chartex" xmlns:cx8="http://schemas.microsoft.com/office/drawing/2016/5/14/chartex" xmlns:mc="http://schemas.openxmlformats.org/markup-compatibility/2006" xmlns:aink="http://schemas.microsoft.com/office/drawing/2016/ink" xmlns:am3d="http://schemas.microsoft.com/office/drawing/2017/model3d" xmlns:o="urn:schemas-microsoft-com:office:office" xmlns:oel="http://schemas.microsoft.com/office/2019/extlst" xmlns:r="http://schemas.openxmlformats.org/officeDocument/2006/relationships" xmlns:m="http://schemas.openxmlformats.org/officeDocument/2006/math" xmlns:v="urn:schemas-microsoft-com:vml" xmlns:wp14="http://schemas.microsoft.com/office/word/2010/wordprocessingDrawing" xmlns:wp="http://schemas.openxmlformats.org/drawingml/2006/wordprocessingDrawing" xmlns:w10="urn:schemas-microsoft-com:office:word" xmlns:w="http://schemas.openxmlformats.org/wordprocessingml/2006/main" xmlns:w14="http://schemas.microsoft.com/office/word/2010/wordml" xmlns:w15="http://schemas.microsoft.com/office/word/2012/wordml" xmlns:w16cex="http://schemas.microsoft.com/office/word/2018/wordml/cex" xmlns:w16cid="http://schemas.microsoft.com/office/word/2016/wordml/cid" xmlns:w16="http://schemas.microsoft.com/office/word/2018/wordml" xmlns:w16sdtdh="http://schemas.microsoft.com/office/word/2020/wordml/sdtdatahash" xmlns:w16se="http://schemas.microsoft.com/office/word/2015/wordml/symex" xmlns:wpg="http://schemas.microsoft.com/office/word/2010/wordprocessingGroup" xmlns:wpi="http://schemas.microsoft.com/office/word/2010/wordprocessingInk" xmlns:wne="http://schemas.microsoft.com/office/word/2006/wordml" xmlns:wps="http://schemas.microsoft.com/office/word/2010/wordprocessingShape" mc:Ignorable="w14 w15 w16se w16cid w16 w16cex w16sdtdh wp14">
+<w:hdr xmlns:wpc="http://schemas.microsoft.com/office/word/2010/wordprocessingCanvas" xmlns:cx="http://schemas.microsoft.com/office/drawing/2014/chartex" xmlns:cx1="http://schemas.microsoft.com/office/drawing/2015/9/8/chartex" xmlns:cx2="http://schemas.microsoft.com/office/drawing/2015/10/21/chartex" xmlns:cx3="http://schemas.microsoft.com/office/drawing/2016/5/9/chartex" xmlns:cx4="http://schemas.microsoft.com/office/drawing/2016/5/10/chartex" xmlns:cx5="http://schemas.microsoft.com/office/drawing/2016/5/11/chartex" xmlns:cx6="http://schemas.microsoft.com/office/drawing/2016/5/12/chartex" xmlns:cx7="http://schemas.microsoft.com/office/drawing/2016/5/13/chartex" xmlns:cx8="http://schemas.microsoft.com/office/drawing/2016/5/14/chartex" xmlns:mc="http://schemas.openxmlformats.org/markup-compatibility/2006" xmlns:aink="http://schemas.microsoft.com/office/drawing/2016/ink" xmlns:am3d="http://schemas.microsoft.com/office/drawing/2017/model3d" xmlns:o="urn:schemas-microsoft-com:office:office" xmlns:oel="http://schemas.microsoft.com/office/2019/extlst" xmlns:r="http://schemas.openxmlformats.org/officeDocument/2006/relationships" xmlns:m="http://schemas.openxmlformats.org/officeDocument/2006/math" xmlns:v="urn:schemas-microsoft-com:vml" xmlns:wp14="http://schemas.microsoft.com/office/word/2010/wordprocessingDrawing" xmlns:wp="http://schemas.openxmlformats.org/drawingml/2006/wordprocessingDrawing" xmlns:w10="urn:schemas-microsoft-com:office:word" xmlns:w="http://schemas.openxmlformats.org/wordprocessingml/2006/main" xmlns:w14="http://schemas.microsoft.com/office/word/2010/wordml" xmlns:w15="http://schemas.microsoft.com/office/word/2012/wordml" xmlns:w16cex="http://schemas.microsoft.com/office/word/2018/wordml/cex" xmlns:w16cid="http://schemas.microsoft.com/office/word/2016/wordml/cid" xmlns:w16="http://schemas.microsoft.com/office/word/2018/wordml" xmlns:w16du="http://schemas.microsoft.com/office/word/2023/wordml/word16du" xmlns:w16sdtdh="http://schemas.microsoft.com/office/word/2020/wordml/sdtdatahash" xmlns:w16sdtfl="http://schemas.microsoft.com/office/word/2024/wordml/sdtformatlock" xmlns:w16se="http://schemas.microsoft.com/office/word/2015/wordml/symex" xmlns:wpg="http://schemas.microsoft.com/office/word/2010/wordprocessingGroup" xmlns:wpi="http://schemas.microsoft.com/office/word/2010/wordprocessingInk" xmlns:wne="http://schemas.microsoft.com/office/word/2006/wordml" xmlns:wps="http://schemas.microsoft.com/office/word/2010/wordprocessingShape" mc:Ignorable="w14 w15 w16se w16cid w16 w16cex w16sdtdh w16sdtfl w16du wp14">
   <w:p>
     <w:pPr>
       <w:pStyle w:val="Encabezado"/>
@@ -4421,7 +4783,7 @@
                               <w:noProof/>
                               <w:color w:val="B40000"/>
                             </w:rPr>
-                            <w:t>5/16/2022 2:08 PM</w:t>
+                            <w:t>12/2/2025 10:46 AM</w:t>
                           </w:r>
                           <w:r>
                             <w:rPr>
@@ -4523,7 +4885,7 @@
                         <w:noProof/>
                         <w:color w:val="B40000"/>
                       </w:rPr>
-                      <w:t>5/16/2022 2:08 PM</w:t>
+                      <w:t>12/2/2025 10:46 AM</w:t>
                     </w:r>
                     <w:r>
                       <w:rPr>
@@ -4548,7 +4910,7 @@
 </file>
 
 <file path=word/header3.xml><?xml version="1.0" encoding="utf-8"?>
-<w:hdr xmlns:wpc="http://schemas.microsoft.com/office/word/2010/wordprocessingCanvas" xmlns:cx="http://schemas.microsoft.com/office/drawing/2014/chartex" xmlns:cx1="http://schemas.microsoft.com/office/drawing/2015/9/8/chartex" xmlns:cx2="http://schemas.microsoft.com/office/drawing/2015/10/21/chartex" xmlns:cx3="http://schemas.microsoft.com/office/drawing/2016/5/9/chartex" xmlns:cx4="http://schemas.microsoft.com/office/drawing/2016/5/10/chartex" xmlns:cx5="http://schemas.microsoft.com/office/drawing/2016/5/11/chartex" xmlns:cx6="http://schemas.microsoft.com/office/drawing/2016/5/12/chartex" xmlns:cx7="http://schemas.microsoft.com/office/drawing/2016/5/13/chartex" xmlns:cx8="http://schemas.microsoft.com/office/drawing/2016/5/14/chartex" xmlns:mc="http://schemas.openxmlformats.org/markup-compatibility/2006" xmlns:aink="http://schemas.microsoft.com/office/drawing/2016/ink" xmlns:am3d="http://schemas.microsoft.com/office/drawing/2017/model3d" xmlns:o="urn:schemas-microsoft-com:office:office" xmlns:oel="http://schemas.microsoft.com/office/2019/extlst" xmlns:r="http://schemas.openxmlformats.org/officeDocument/2006/relationships" xmlns:m="http://schemas.openxmlformats.org/officeDocument/2006/math" xmlns:v="urn:schemas-microsoft-com:vml" xmlns:wp14="http://schemas.microsoft.com/office/word/2010/wordprocessingDrawing" xmlns:wp="http://schemas.openxmlformats.org/drawingml/2006/wordprocessingDrawing" xmlns:w10="urn:schemas-microsoft-com:office:word" xmlns:w="http://schemas.openxmlformats.org/wordprocessingml/2006/main" xmlns:w14="http://schemas.microsoft.com/office/word/2010/wordml" xmlns:w15="http://schemas.microsoft.com/office/word/2012/wordml" xmlns:w16cex="http://schemas.microsoft.com/office/word/2018/wordml/cex" xmlns:w16cid="http://schemas.microsoft.com/office/word/2016/wordml/cid" xmlns:w16="http://schemas.microsoft.com/office/word/2018/wordml" xmlns:w16sdtdh="http://schemas.microsoft.com/office/word/2020/wordml/sdtdatahash" xmlns:w16se="http://schemas.microsoft.com/office/word/2015/wordml/symex" xmlns:wpg="http://schemas.microsoft.com/office/word/2010/wordprocessingGroup" xmlns:wpi="http://schemas.microsoft.com/office/word/2010/wordprocessingInk" xmlns:wne="http://schemas.microsoft.com/office/word/2006/wordml" xmlns:wps="http://schemas.microsoft.com/office/word/2010/wordprocessingShape" mc:Ignorable="w14 w15 w16se w16cid w16 w16cex w16sdtdh wp14">
+<w:hdr xmlns:wpc="http://schemas.microsoft.com/office/word/2010/wordprocessingCanvas" xmlns:cx="http://schemas.microsoft.com/office/drawing/2014/chartex" xmlns:cx1="http://schemas.microsoft.com/office/drawing/2015/9/8/chartex" xmlns:cx2="http://schemas.microsoft.com/office/drawing/2015/10/21/chartex" xmlns:cx3="http://schemas.microsoft.com/office/drawing/2016/5/9/chartex" xmlns:cx4="http://schemas.microsoft.com/office/drawing/2016/5/10/chartex" xmlns:cx5="http://schemas.microsoft.com/office/drawing/2016/5/11/chartex" xmlns:cx6="http://schemas.microsoft.com/office/drawing/2016/5/12/chartex" xmlns:cx7="http://schemas.microsoft.com/office/drawing/2016/5/13/chartex" xmlns:cx8="http://schemas.microsoft.com/office/drawing/2016/5/14/chartex" xmlns:mc="http://schemas.openxmlformats.org/markup-compatibility/2006" xmlns:aink="http://schemas.microsoft.com/office/drawing/2016/ink" xmlns:am3d="http://schemas.microsoft.com/office/drawing/2017/model3d" xmlns:o="urn:schemas-microsoft-com:office:office" xmlns:oel="http://schemas.microsoft.com/office/2019/extlst" xmlns:r="http://schemas.openxmlformats.org/officeDocument/2006/relationships" xmlns:m="http://schemas.openxmlformats.org/officeDocument/2006/math" xmlns:v="urn:schemas-microsoft-com:vml" xmlns:wp14="http://schemas.microsoft.com/office/word/2010/wordprocessingDrawing" xmlns:wp="http://schemas.openxmlformats.org/drawingml/2006/wordprocessingDrawing" xmlns:w10="urn:schemas-microsoft-com:office:word" xmlns:w="http://schemas.openxmlformats.org/wordprocessingml/2006/main" xmlns:w14="http://schemas.microsoft.com/office/word/2010/wordml" xmlns:w15="http://schemas.microsoft.com/office/word/2012/wordml" xmlns:w16cex="http://schemas.microsoft.com/office/word/2018/wordml/cex" xmlns:w16cid="http://schemas.microsoft.com/office/word/2016/wordml/cid" xmlns:w16="http://schemas.microsoft.com/office/word/2018/wordml" xmlns:w16du="http://schemas.microsoft.com/office/word/2023/wordml/word16du" xmlns:w16sdtdh="http://schemas.microsoft.com/office/word/2020/wordml/sdtdatahash" xmlns:w16sdtfl="http://schemas.microsoft.com/office/word/2024/wordml/sdtformatlock" xmlns:w16se="http://schemas.microsoft.com/office/word/2015/wordml/symex" xmlns:wpg="http://schemas.microsoft.com/office/word/2010/wordprocessingGroup" xmlns:wpi="http://schemas.microsoft.com/office/word/2010/wordprocessingInk" xmlns:wne="http://schemas.microsoft.com/office/word/2006/wordml" xmlns:wps="http://schemas.microsoft.com/office/word/2010/wordprocessingShape" mc:Ignorable="w14 w15 w16se w16cid w16 w16cex w16sdtdh w16sdtfl w16du wp14">
   <w:p>
     <w:pPr>
       <w:pStyle w:val="Encabezado"/>
@@ -4591,16 +4953,16 @@
       <w:fldChar w:fldCharType="begin"/>
     </w:r>
     <w:r>
-      <w:instrText xml:space="preserve"> </w:instrText>
+      <w:instrText xml:space="preserve"> INCLUDEPICTURE  "http://www.duoc.cl/normasgraficas/normasgraficas/marca-duoc/logo-fondo-blanco/OR_Logotipo_DuocUC.jpg" \* MERGEFORMATINET </w:instrText>
     </w:r>
     <w:r>
-      <w:instrText>INCLUDEPICTURE  "http://www.duoc.cl/normasgraficas/normasgraficas/marca-duoc/logo-fondo-blanco/</w:instrText>
+      <w:fldChar w:fldCharType="separate"/>
     </w:r>
     <w:r>
-      <w:instrText>OR_Logotipo_DuocUC.jpg" \* MERGEFORMATINET</w:instrText>
+      <w:fldChar w:fldCharType="begin"/>
     </w:r>
     <w:r>
-      <w:instrText xml:space="preserve"> </w:instrText>
+      <w:instrText xml:space="preserve"> INCLUDEPICTURE  "http://www.duoc.cl/normasgraficas/normasgraficas/marca-duoc/logo-fondo-blanco/OR_Logotipo_DuocUC.jpg" \* MERGEFORMATINET </w:instrText>
     </w:r>
     <w:r>
       <w:fldChar w:fldCharType="separate"/>
@@ -4643,12 +5005,15 @@
     <w:r>
       <w:fldChar w:fldCharType="end"/>
     </w:r>
+    <w:r>
+      <w:fldChar w:fldCharType="end"/>
+    </w:r>
   </w:p>
 </w:hdr>
 </file>
 
 <file path=word/header4.xml><?xml version="1.0" encoding="utf-8"?>
-<w:hdr xmlns:wpc="http://schemas.microsoft.com/office/word/2010/wordprocessingCanvas" xmlns:cx="http://schemas.microsoft.com/office/drawing/2014/chartex" xmlns:cx1="http://schemas.microsoft.com/office/drawing/2015/9/8/chartex" xmlns:cx2="http://schemas.microsoft.com/office/drawing/2015/10/21/chartex" xmlns:cx3="http://schemas.microsoft.com/office/drawing/2016/5/9/chartex" xmlns:cx4="http://schemas.microsoft.com/office/drawing/2016/5/10/chartex" xmlns:cx5="http://schemas.microsoft.com/office/drawing/2016/5/11/chartex" xmlns:cx6="http://schemas.microsoft.com/office/drawing/2016/5/12/chartex" xmlns:cx7="http://schemas.microsoft.com/office/drawing/2016/5/13/chartex" xmlns:cx8="http://schemas.microsoft.com/office/drawing/2016/5/14/chartex" xmlns:mc="http://schemas.openxmlformats.org/markup-compatibility/2006" xmlns:aink="http://schemas.microsoft.com/office/drawing/2016/ink" xmlns:am3d="http://schemas.microsoft.com/office/drawing/2017/model3d" xmlns:o="urn:schemas-microsoft-com:office:office" xmlns:oel="http://schemas.microsoft.com/office/2019/extlst" xmlns:r="http://schemas.openxmlformats.org/officeDocument/2006/relationships" xmlns:m="http://schemas.openxmlformats.org/officeDocument/2006/math" xmlns:v="urn:schemas-microsoft-com:vml" xmlns:wp14="http://schemas.microsoft.com/office/word/2010/wordprocessingDrawing" xmlns:wp="http://schemas.openxmlformats.org/drawingml/2006/wordprocessingDrawing" xmlns:w10="urn:schemas-microsoft-com:office:word" xmlns:w="http://schemas.openxmlformats.org/wordprocessingml/2006/main" xmlns:w14="http://schemas.microsoft.com/office/word/2010/wordml" xmlns:w15="http://schemas.microsoft.com/office/word/2012/wordml" xmlns:w16cex="http://schemas.microsoft.com/office/word/2018/wordml/cex" xmlns:w16cid="http://schemas.microsoft.com/office/word/2016/wordml/cid" xmlns:w16="http://schemas.microsoft.com/office/word/2018/wordml" xmlns:w16sdtdh="http://schemas.microsoft.com/office/word/2020/wordml/sdtdatahash" xmlns:w16se="http://schemas.microsoft.com/office/word/2015/wordml/symex" xmlns:wpg="http://schemas.microsoft.com/office/word/2010/wordprocessingGroup" xmlns:wpi="http://schemas.microsoft.com/office/word/2010/wordprocessingInk" xmlns:wne="http://schemas.microsoft.com/office/word/2006/wordml" xmlns:wps="http://schemas.microsoft.com/office/word/2010/wordprocessingShape" mc:Ignorable="w14 w15 w16se w16cid w16 w16cex w16sdtdh wp14">
+<w:hdr xmlns:wpc="http://schemas.microsoft.com/office/word/2010/wordprocessingCanvas" xmlns:cx="http://schemas.microsoft.com/office/drawing/2014/chartex" xmlns:cx1="http://schemas.microsoft.com/office/drawing/2015/9/8/chartex" xmlns:cx2="http://schemas.microsoft.com/office/drawing/2015/10/21/chartex" xmlns:cx3="http://schemas.microsoft.com/office/drawing/2016/5/9/chartex" xmlns:cx4="http://schemas.microsoft.com/office/drawing/2016/5/10/chartex" xmlns:cx5="http://schemas.microsoft.com/office/drawing/2016/5/11/chartex" xmlns:cx6="http://schemas.microsoft.com/office/drawing/2016/5/12/chartex" xmlns:cx7="http://schemas.microsoft.com/office/drawing/2016/5/13/chartex" xmlns:cx8="http://schemas.microsoft.com/office/drawing/2016/5/14/chartex" xmlns:mc="http://schemas.openxmlformats.org/markup-compatibility/2006" xmlns:aink="http://schemas.microsoft.com/office/drawing/2016/ink" xmlns:am3d="http://schemas.microsoft.com/office/drawing/2017/model3d" xmlns:o="urn:schemas-microsoft-com:office:office" xmlns:oel="http://schemas.microsoft.com/office/2019/extlst" xmlns:r="http://schemas.openxmlformats.org/officeDocument/2006/relationships" xmlns:m="http://schemas.openxmlformats.org/officeDocument/2006/math" xmlns:v="urn:schemas-microsoft-com:vml" xmlns:wp14="http://schemas.microsoft.com/office/word/2010/wordprocessingDrawing" xmlns:wp="http://schemas.openxmlformats.org/drawingml/2006/wordprocessingDrawing" xmlns:w10="urn:schemas-microsoft-com:office:word" xmlns:w="http://schemas.openxmlformats.org/wordprocessingml/2006/main" xmlns:w14="http://schemas.microsoft.com/office/word/2010/wordml" xmlns:w15="http://schemas.microsoft.com/office/word/2012/wordml" xmlns:w16cex="http://schemas.microsoft.com/office/word/2018/wordml/cex" xmlns:w16cid="http://schemas.microsoft.com/office/word/2016/wordml/cid" xmlns:w16="http://schemas.microsoft.com/office/word/2018/wordml" xmlns:w16du="http://schemas.microsoft.com/office/word/2023/wordml/word16du" xmlns:w16sdtdh="http://schemas.microsoft.com/office/word/2020/wordml/sdtdatahash" xmlns:w16sdtfl="http://schemas.microsoft.com/office/word/2024/wordml/sdtformatlock" xmlns:w16se="http://schemas.microsoft.com/office/word/2015/wordml/symex" xmlns:wpg="http://schemas.microsoft.com/office/word/2010/wordprocessingGroup" xmlns:wpi="http://schemas.microsoft.com/office/word/2010/wordprocessingInk" xmlns:wne="http://schemas.microsoft.com/office/word/2006/wordml" xmlns:wps="http://schemas.microsoft.com/office/word/2010/wordprocessingShape" mc:Ignorable="w14 w15 w16se w16cid w16 w16cex w16sdtdh w16sdtfl w16du wp14">
   <w:p>
     <w:pPr>
       <w:pStyle w:val="Encabezado"/>
@@ -4668,7 +5033,7 @@
 </file>
 
 <file path=word/header5.xml><?xml version="1.0" encoding="utf-8"?>
-<w:hdr xmlns:wpc="http://schemas.microsoft.com/office/word/2010/wordprocessingCanvas" xmlns:cx="http://schemas.microsoft.com/office/drawing/2014/chartex" xmlns:cx1="http://schemas.microsoft.com/office/drawing/2015/9/8/chartex" xmlns:cx2="http://schemas.microsoft.com/office/drawing/2015/10/21/chartex" xmlns:cx3="http://schemas.microsoft.com/office/drawing/2016/5/9/chartex" xmlns:cx4="http://schemas.microsoft.com/office/drawing/2016/5/10/chartex" xmlns:cx5="http://schemas.microsoft.com/office/drawing/2016/5/11/chartex" xmlns:cx6="http://schemas.microsoft.com/office/drawing/2016/5/12/chartex" xmlns:cx7="http://schemas.microsoft.com/office/drawing/2016/5/13/chartex" xmlns:cx8="http://schemas.microsoft.com/office/drawing/2016/5/14/chartex" xmlns:mc="http://schemas.openxmlformats.org/markup-compatibility/2006" xmlns:aink="http://schemas.microsoft.com/office/drawing/2016/ink" xmlns:am3d="http://schemas.microsoft.com/office/drawing/2017/model3d" xmlns:o="urn:schemas-microsoft-com:office:office" xmlns:oel="http://schemas.microsoft.com/office/2019/extlst" xmlns:r="http://schemas.openxmlformats.org/officeDocument/2006/relationships" xmlns:m="http://schemas.openxmlformats.org/officeDocument/2006/math" xmlns:v="urn:schemas-microsoft-com:vml" xmlns:wp14="http://schemas.microsoft.com/office/word/2010/wordprocessingDrawing" xmlns:wp="http://schemas.openxmlformats.org/drawingml/2006/wordprocessingDrawing" xmlns:w10="urn:schemas-microsoft-com:office:word" xmlns:w="http://schemas.openxmlformats.org/wordprocessingml/2006/main" xmlns:w14="http://schemas.microsoft.com/office/word/2010/wordml" xmlns:w15="http://schemas.microsoft.com/office/word/2012/wordml" xmlns:w16cex="http://schemas.microsoft.com/office/word/2018/wordml/cex" xmlns:w16cid="http://schemas.microsoft.com/office/word/2016/wordml/cid" xmlns:w16="http://schemas.microsoft.com/office/word/2018/wordml" xmlns:w16sdtdh="http://schemas.microsoft.com/office/word/2020/wordml/sdtdatahash" xmlns:w16se="http://schemas.microsoft.com/office/word/2015/wordml/symex" xmlns:wpg="http://schemas.microsoft.com/office/word/2010/wordprocessingGroup" xmlns:wpi="http://schemas.microsoft.com/office/word/2010/wordprocessingInk" xmlns:wne="http://schemas.microsoft.com/office/word/2006/wordml" xmlns:wps="http://schemas.microsoft.com/office/word/2010/wordprocessingShape" mc:Ignorable="w14 w15 w16se w16cid w16 w16cex w16sdtdh wp14">
+<w:hdr xmlns:wpc="http://schemas.microsoft.com/office/word/2010/wordprocessingCanvas" xmlns:cx="http://schemas.microsoft.com/office/drawing/2014/chartex" xmlns:cx1="http://schemas.microsoft.com/office/drawing/2015/9/8/chartex" xmlns:cx2="http://schemas.microsoft.com/office/drawing/2015/10/21/chartex" xmlns:cx3="http://schemas.microsoft.com/office/drawing/2016/5/9/chartex" xmlns:cx4="http://schemas.microsoft.com/office/drawing/2016/5/10/chartex" xmlns:cx5="http://schemas.microsoft.com/office/drawing/2016/5/11/chartex" xmlns:cx6="http://schemas.microsoft.com/office/drawing/2016/5/12/chartex" xmlns:cx7="http://schemas.microsoft.com/office/drawing/2016/5/13/chartex" xmlns:cx8="http://schemas.microsoft.com/office/drawing/2016/5/14/chartex" xmlns:mc="http://schemas.openxmlformats.org/markup-compatibility/2006" xmlns:aink="http://schemas.microsoft.com/office/drawing/2016/ink" xmlns:am3d="http://schemas.microsoft.com/office/drawing/2017/model3d" xmlns:o="urn:schemas-microsoft-com:office:office" xmlns:oel="http://schemas.microsoft.com/office/2019/extlst" xmlns:r="http://schemas.openxmlformats.org/officeDocument/2006/relationships" xmlns:m="http://schemas.openxmlformats.org/officeDocument/2006/math" xmlns:v="urn:schemas-microsoft-com:vml" xmlns:wp14="http://schemas.microsoft.com/office/word/2010/wordprocessingDrawing" xmlns:wp="http://schemas.openxmlformats.org/drawingml/2006/wordprocessingDrawing" xmlns:w10="urn:schemas-microsoft-com:office:word" xmlns:w="http://schemas.openxmlformats.org/wordprocessingml/2006/main" xmlns:w14="http://schemas.microsoft.com/office/word/2010/wordml" xmlns:w15="http://schemas.microsoft.com/office/word/2012/wordml" xmlns:w16cex="http://schemas.microsoft.com/office/word/2018/wordml/cex" xmlns:w16cid="http://schemas.microsoft.com/office/word/2016/wordml/cid" xmlns:w16="http://schemas.microsoft.com/office/word/2018/wordml" xmlns:w16du="http://schemas.microsoft.com/office/word/2023/wordml/word16du" xmlns:w16sdtdh="http://schemas.microsoft.com/office/word/2020/wordml/sdtdatahash" xmlns:w16sdtfl="http://schemas.microsoft.com/office/word/2024/wordml/sdtformatlock" xmlns:w16se="http://schemas.microsoft.com/office/word/2015/wordml/symex" xmlns:wpg="http://schemas.microsoft.com/office/word/2010/wordprocessingGroup" xmlns:wpi="http://schemas.microsoft.com/office/word/2010/wordprocessingInk" xmlns:wne="http://schemas.microsoft.com/office/word/2006/wordml" xmlns:wps="http://schemas.microsoft.com/office/word/2010/wordprocessingShape" mc:Ignorable="w14 w15 w16se w16cid w16 w16cex w16sdtdh w16sdtfl w16du wp14">
   <w:p>
     <w:pPr>
       <w:pStyle w:val="Encabezado"/>
@@ -4688,7 +5053,7 @@
 </file>
 
 <file path=word/numbering.xml><?xml version="1.0" encoding="utf-8"?>
-<w:numbering xmlns:wpc="http://schemas.microsoft.com/office/word/2010/wordprocessingCanvas" xmlns:cx="http://schemas.microsoft.com/office/drawing/2014/chartex" xmlns:cx1="http://schemas.microsoft.com/office/drawing/2015/9/8/chartex" xmlns:cx2="http://schemas.microsoft.com/office/drawing/2015/10/21/chartex" xmlns:cx3="http://schemas.microsoft.com/office/drawing/2016/5/9/chartex" xmlns:cx4="http://schemas.microsoft.com/office/drawing/2016/5/10/chartex" xmlns:cx5="http://schemas.microsoft.com/office/drawing/2016/5/11/chartex" xmlns:cx6="http://schemas.microsoft.com/office/drawing/2016/5/12/chartex" xmlns:cx7="http://schemas.microsoft.com/office/drawing/2016/5/13/chartex" xmlns:cx8="http://schemas.microsoft.com/office/drawing/2016/5/14/chartex" xmlns:mc="http://schemas.openxmlformats.org/markup-compatibility/2006" xmlns:aink="http://schemas.microsoft.com/office/drawing/2016/ink" xmlns:am3d="http://schemas.microsoft.com/office/drawing/2017/model3d" xmlns:o="urn:schemas-microsoft-com:office:office" xmlns:oel="http://schemas.microsoft.com/office/2019/extlst" xmlns:r="http://schemas.openxmlformats.org/officeDocument/2006/relationships" xmlns:m="http://schemas.openxmlformats.org/officeDocument/2006/math" xmlns:v="urn:schemas-microsoft-com:vml" xmlns:wp14="http://schemas.microsoft.com/office/word/2010/wordprocessingDrawing" xmlns:wp="http://schemas.openxmlformats.org/drawingml/2006/wordprocessingDrawing" xmlns:w10="urn:schemas-microsoft-com:office:word" xmlns:w="http://schemas.openxmlformats.org/wordprocessingml/2006/main" xmlns:w14="http://schemas.microsoft.com/office/word/2010/wordml" xmlns:w15="http://schemas.microsoft.com/office/word/2012/wordml" xmlns:w16cex="http://schemas.microsoft.com/office/word/2018/wordml/cex" xmlns:w16cid="http://schemas.microsoft.com/office/word/2016/wordml/cid" xmlns:w16="http://schemas.microsoft.com/office/word/2018/wordml" xmlns:w16sdtdh="http://schemas.microsoft.com/office/word/2020/wordml/sdtdatahash" xmlns:w16se="http://schemas.microsoft.com/office/word/2015/wordml/symex" xmlns:wpg="http://schemas.microsoft.com/office/word/2010/wordprocessingGroup" xmlns:wpi="http://schemas.microsoft.com/office/word/2010/wordprocessingInk" xmlns:wne="http://schemas.microsoft.com/office/word/2006/wordml" xmlns:wps="http://schemas.microsoft.com/office/word/2010/wordprocessingShape" mc:Ignorable="w14 w15 w16se w16cid w16 w16cex w16sdtdh wp14">
+<w:numbering xmlns:wpc="http://schemas.microsoft.com/office/word/2010/wordprocessingCanvas" xmlns:cx="http://schemas.microsoft.com/office/drawing/2014/chartex" xmlns:cx1="http://schemas.microsoft.com/office/drawing/2015/9/8/chartex" xmlns:cx2="http://schemas.microsoft.com/office/drawing/2015/10/21/chartex" xmlns:cx3="http://schemas.microsoft.com/office/drawing/2016/5/9/chartex" xmlns:cx4="http://schemas.microsoft.com/office/drawing/2016/5/10/chartex" xmlns:cx5="http://schemas.microsoft.com/office/drawing/2016/5/11/chartex" xmlns:cx6="http://schemas.microsoft.com/office/drawing/2016/5/12/chartex" xmlns:cx7="http://schemas.microsoft.com/office/drawing/2016/5/13/chartex" xmlns:cx8="http://schemas.microsoft.com/office/drawing/2016/5/14/chartex" xmlns:mc="http://schemas.openxmlformats.org/markup-compatibility/2006" xmlns:aink="http://schemas.microsoft.com/office/drawing/2016/ink" xmlns:am3d="http://schemas.microsoft.com/office/drawing/2017/model3d" xmlns:o="urn:schemas-microsoft-com:office:office" xmlns:oel="http://schemas.microsoft.com/office/2019/extlst" xmlns:r="http://schemas.openxmlformats.org/officeDocument/2006/relationships" xmlns:m="http://schemas.openxmlformats.org/officeDocument/2006/math" xmlns:v="urn:schemas-microsoft-com:vml" xmlns:wp14="http://schemas.microsoft.com/office/word/2010/wordprocessingDrawing" xmlns:wp="http://schemas.openxmlformats.org/drawingml/2006/wordprocessingDrawing" xmlns:w10="urn:schemas-microsoft-com:office:word" xmlns:w="http://schemas.openxmlformats.org/wordprocessingml/2006/main" xmlns:w14="http://schemas.microsoft.com/office/word/2010/wordml" xmlns:w15="http://schemas.microsoft.com/office/word/2012/wordml" xmlns:w16cex="http://schemas.microsoft.com/office/word/2018/wordml/cex" xmlns:w16cid="http://schemas.microsoft.com/office/word/2016/wordml/cid" xmlns:w16="http://schemas.microsoft.com/office/word/2018/wordml" xmlns:w16du="http://schemas.microsoft.com/office/word/2023/wordml/word16du" xmlns:w16sdtdh="http://schemas.microsoft.com/office/word/2020/wordml/sdtdatahash" xmlns:w16sdtfl="http://schemas.microsoft.com/office/word/2024/wordml/sdtformatlock" xmlns:w16se="http://schemas.microsoft.com/office/word/2015/wordml/symex" xmlns:wpg="http://schemas.microsoft.com/office/word/2010/wordprocessingGroup" xmlns:wpi="http://schemas.microsoft.com/office/word/2010/wordprocessingInk" xmlns:wne="http://schemas.microsoft.com/office/word/2006/wordml" xmlns:wps="http://schemas.microsoft.com/office/word/2010/wordprocessingShape" mc:Ignorable="w14 w15 w16se w16cid w16 w16cex w16sdtdh w16sdtfl w16du wp14">
   <w:abstractNum w:abstractNumId="0" w15:restartNumberingAfterBreak="0">
     <w:nsid w:val="30945544"/>
     <w:multiLevelType w:val="hybridMultilevel"/>
@@ -4803,6 +5168,268 @@
     </w:lvl>
   </w:abstractNum>
   <w:abstractNum w:abstractNumId="1" w15:restartNumberingAfterBreak="0">
+    <w:nsid w:val="35955DF7"/>
+    <w:multiLevelType w:val="hybridMultilevel"/>
+    <w:tmpl w:val="3BEAD580"/>
+    <w:lvl w:ilvl="0" w:tplc="340A0001">
+      <w:start w:val="1"/>
+      <w:numFmt w:val="bullet"/>
+      <w:lvlText w:val=""/>
+      <w:lvlJc w:val="left"/>
+      <w:pPr>
+        <w:ind w:left="1440" w:hanging="360"/>
+      </w:pPr>
+      <w:rPr>
+        <w:rFonts w:ascii="Symbol" w:hAnsi="Symbol" w:hint="default"/>
+      </w:rPr>
+    </w:lvl>
+    <w:lvl w:ilvl="1" w:tplc="340A0003" w:tentative="1">
+      <w:start w:val="1"/>
+      <w:numFmt w:val="bullet"/>
+      <w:lvlText w:val="o"/>
+      <w:lvlJc w:val="left"/>
+      <w:pPr>
+        <w:ind w:left="2160" w:hanging="360"/>
+      </w:pPr>
+      <w:rPr>
+        <w:rFonts w:ascii="Courier New" w:hAnsi="Courier New" w:cs="Courier New" w:hint="default"/>
+      </w:rPr>
+    </w:lvl>
+    <w:lvl w:ilvl="2" w:tplc="340A0005" w:tentative="1">
+      <w:start w:val="1"/>
+      <w:numFmt w:val="bullet"/>
+      <w:lvlText w:val=""/>
+      <w:lvlJc w:val="left"/>
+      <w:pPr>
+        <w:ind w:left="2880" w:hanging="360"/>
+      </w:pPr>
+      <w:rPr>
+        <w:rFonts w:ascii="Wingdings" w:hAnsi="Wingdings" w:hint="default"/>
+      </w:rPr>
+    </w:lvl>
+    <w:lvl w:ilvl="3" w:tplc="340A0001" w:tentative="1">
+      <w:start w:val="1"/>
+      <w:numFmt w:val="bullet"/>
+      <w:lvlText w:val=""/>
+      <w:lvlJc w:val="left"/>
+      <w:pPr>
+        <w:ind w:left="3600" w:hanging="360"/>
+      </w:pPr>
+      <w:rPr>
+        <w:rFonts w:ascii="Symbol" w:hAnsi="Symbol" w:hint="default"/>
+      </w:rPr>
+    </w:lvl>
+    <w:lvl w:ilvl="4" w:tplc="340A0003" w:tentative="1">
+      <w:start w:val="1"/>
+      <w:numFmt w:val="bullet"/>
+      <w:lvlText w:val="o"/>
+      <w:lvlJc w:val="left"/>
+      <w:pPr>
+        <w:ind w:left="4320" w:hanging="360"/>
+      </w:pPr>
+      <w:rPr>
+        <w:rFonts w:ascii="Courier New" w:hAnsi="Courier New" w:cs="Courier New" w:hint="default"/>
+      </w:rPr>
+    </w:lvl>
+    <w:lvl w:ilvl="5" w:tplc="340A0005" w:tentative="1">
+      <w:start w:val="1"/>
+      <w:numFmt w:val="bullet"/>
+      <w:lvlText w:val=""/>
+      <w:lvlJc w:val="left"/>
+      <w:pPr>
+        <w:ind w:left="5040" w:hanging="360"/>
+      </w:pPr>
+      <w:rPr>
+        <w:rFonts w:ascii="Wingdings" w:hAnsi="Wingdings" w:hint="default"/>
+      </w:rPr>
+    </w:lvl>
+    <w:lvl w:ilvl="6" w:tplc="340A0001" w:tentative="1">
+      <w:start w:val="1"/>
+      <w:numFmt w:val="bullet"/>
+      <w:lvlText w:val=""/>
+      <w:lvlJc w:val="left"/>
+      <w:pPr>
+        <w:ind w:left="5760" w:hanging="360"/>
+      </w:pPr>
+      <w:rPr>
+        <w:rFonts w:ascii="Symbol" w:hAnsi="Symbol" w:hint="default"/>
+      </w:rPr>
+    </w:lvl>
+    <w:lvl w:ilvl="7" w:tplc="340A0003" w:tentative="1">
+      <w:start w:val="1"/>
+      <w:numFmt w:val="bullet"/>
+      <w:lvlText w:val="o"/>
+      <w:lvlJc w:val="left"/>
+      <w:pPr>
+        <w:ind w:left="6480" w:hanging="360"/>
+      </w:pPr>
+      <w:rPr>
+        <w:rFonts w:ascii="Courier New" w:hAnsi="Courier New" w:cs="Courier New" w:hint="default"/>
+      </w:rPr>
+    </w:lvl>
+    <w:lvl w:ilvl="8" w:tplc="340A0005" w:tentative="1">
+      <w:start w:val="1"/>
+      <w:numFmt w:val="bullet"/>
+      <w:lvlText w:val=""/>
+      <w:lvlJc w:val="left"/>
+      <w:pPr>
+        <w:ind w:left="7200" w:hanging="360"/>
+      </w:pPr>
+      <w:rPr>
+        <w:rFonts w:ascii="Wingdings" w:hAnsi="Wingdings" w:hint="default"/>
+      </w:rPr>
+    </w:lvl>
+  </w:abstractNum>
+  <w:abstractNum w:abstractNumId="2" w15:restartNumberingAfterBreak="0">
+    <w:nsid w:val="47943E6E"/>
+    <w:multiLevelType w:val="multilevel"/>
+    <w:tmpl w:val="6B029200"/>
+    <w:lvl w:ilvl="0">
+      <w:start w:val="1"/>
+      <w:numFmt w:val="bullet"/>
+      <w:lvlText w:val=""/>
+      <w:lvlJc w:val="left"/>
+      <w:pPr>
+        <w:tabs>
+          <w:tab w:val="num" w:pos="1440"/>
+        </w:tabs>
+        <w:ind w:left="1440" w:hanging="360"/>
+      </w:pPr>
+      <w:rPr>
+        <w:rFonts w:ascii="Symbol" w:hAnsi="Symbol" w:hint="default"/>
+        <w:sz w:val="20"/>
+      </w:rPr>
+    </w:lvl>
+    <w:lvl w:ilvl="1" w:tentative="1">
+      <w:start w:val="1"/>
+      <w:numFmt w:val="bullet"/>
+      <w:lvlText w:val="o"/>
+      <w:lvlJc w:val="left"/>
+      <w:pPr>
+        <w:tabs>
+          <w:tab w:val="num" w:pos="2160"/>
+        </w:tabs>
+        <w:ind w:left="2160" w:hanging="360"/>
+      </w:pPr>
+      <w:rPr>
+        <w:rFonts w:ascii="Courier New" w:hAnsi="Courier New" w:hint="default"/>
+        <w:sz w:val="20"/>
+      </w:rPr>
+    </w:lvl>
+    <w:lvl w:ilvl="2" w:tentative="1">
+      <w:start w:val="1"/>
+      <w:numFmt w:val="bullet"/>
+      <w:lvlText w:val=""/>
+      <w:lvlJc w:val="left"/>
+      <w:pPr>
+        <w:tabs>
+          <w:tab w:val="num" w:pos="2880"/>
+        </w:tabs>
+        <w:ind w:left="2880" w:hanging="360"/>
+      </w:pPr>
+      <w:rPr>
+        <w:rFonts w:ascii="Wingdings" w:hAnsi="Wingdings" w:hint="default"/>
+        <w:sz w:val="20"/>
+      </w:rPr>
+    </w:lvl>
+    <w:lvl w:ilvl="3" w:tentative="1">
+      <w:start w:val="1"/>
+      <w:numFmt w:val="bullet"/>
+      <w:lvlText w:val=""/>
+      <w:lvlJc w:val="left"/>
+      <w:pPr>
+        <w:tabs>
+          <w:tab w:val="num" w:pos="3600"/>
+        </w:tabs>
+        <w:ind w:left="3600" w:hanging="360"/>
+      </w:pPr>
+      <w:rPr>
+        <w:rFonts w:ascii="Wingdings" w:hAnsi="Wingdings" w:hint="default"/>
+        <w:sz w:val="20"/>
+      </w:rPr>
+    </w:lvl>
+    <w:lvl w:ilvl="4" w:tentative="1">
+      <w:start w:val="1"/>
+      <w:numFmt w:val="bullet"/>
+      <w:lvlText w:val=""/>
+      <w:lvlJc w:val="left"/>
+      <w:pPr>
+        <w:tabs>
+          <w:tab w:val="num" w:pos="4320"/>
+        </w:tabs>
+        <w:ind w:left="4320" w:hanging="360"/>
+      </w:pPr>
+      <w:rPr>
+        <w:rFonts w:ascii="Wingdings" w:hAnsi="Wingdings" w:hint="default"/>
+        <w:sz w:val="20"/>
+      </w:rPr>
+    </w:lvl>
+    <w:lvl w:ilvl="5" w:tentative="1">
+      <w:start w:val="1"/>
+      <w:numFmt w:val="bullet"/>
+      <w:lvlText w:val=""/>
+      <w:lvlJc w:val="left"/>
+      <w:pPr>
+        <w:tabs>
+          <w:tab w:val="num" w:pos="5040"/>
+        </w:tabs>
+        <w:ind w:left="5040" w:hanging="360"/>
+      </w:pPr>
+      <w:rPr>
+        <w:rFonts w:ascii="Wingdings" w:hAnsi="Wingdings" w:hint="default"/>
+        <w:sz w:val="20"/>
+      </w:rPr>
+    </w:lvl>
+    <w:lvl w:ilvl="6" w:tentative="1">
+      <w:start w:val="1"/>
+      <w:numFmt w:val="bullet"/>
+      <w:lvlText w:val=""/>
+      <w:lvlJc w:val="left"/>
+      <w:pPr>
+        <w:tabs>
+          <w:tab w:val="num" w:pos="5760"/>
+        </w:tabs>
+        <w:ind w:left="5760" w:hanging="360"/>
+      </w:pPr>
+      <w:rPr>
+        <w:rFonts w:ascii="Wingdings" w:hAnsi="Wingdings" w:hint="default"/>
+        <w:sz w:val="20"/>
+      </w:rPr>
+    </w:lvl>
+    <w:lvl w:ilvl="7" w:tentative="1">
+      <w:start w:val="1"/>
+      <w:numFmt w:val="bullet"/>
+      <w:lvlText w:val=""/>
+      <w:lvlJc w:val="left"/>
+      <w:pPr>
+        <w:tabs>
+          <w:tab w:val="num" w:pos="6480"/>
+        </w:tabs>
+        <w:ind w:left="6480" w:hanging="360"/>
+      </w:pPr>
+      <w:rPr>
+        <w:rFonts w:ascii="Wingdings" w:hAnsi="Wingdings" w:hint="default"/>
+        <w:sz w:val="20"/>
+      </w:rPr>
+    </w:lvl>
+    <w:lvl w:ilvl="8" w:tentative="1">
+      <w:start w:val="1"/>
+      <w:numFmt w:val="bullet"/>
+      <w:lvlText w:val=""/>
+      <w:lvlJc w:val="left"/>
+      <w:pPr>
+        <w:tabs>
+          <w:tab w:val="num" w:pos="7200"/>
+        </w:tabs>
+        <w:ind w:left="7200" w:hanging="360"/>
+      </w:pPr>
+      <w:rPr>
+        <w:rFonts w:ascii="Wingdings" w:hAnsi="Wingdings" w:hint="default"/>
+        <w:sz w:val="20"/>
+      </w:rPr>
+    </w:lvl>
+  </w:abstractNum>
+  <w:abstractNum w:abstractNumId="3" w15:restartNumberingAfterBreak="0">
     <w:nsid w:val="4D37749B"/>
     <w:multiLevelType w:val="hybridMultilevel"/>
     <w:tmpl w:val="3F227360"/>
@@ -4915,7 +5542,156 @@
       </w:rPr>
     </w:lvl>
   </w:abstractNum>
-  <w:abstractNum w:abstractNumId="2" w15:restartNumberingAfterBreak="0">
+  <w:abstractNum w:abstractNumId="4" w15:restartNumberingAfterBreak="0">
+    <w:nsid w:val="54EC2FC0"/>
+    <w:multiLevelType w:val="multilevel"/>
+    <w:tmpl w:val="17F2023C"/>
+    <w:lvl w:ilvl="0">
+      <w:start w:val="1"/>
+      <w:numFmt w:val="bullet"/>
+      <w:lvlText w:val=""/>
+      <w:lvlJc w:val="left"/>
+      <w:pPr>
+        <w:tabs>
+          <w:tab w:val="num" w:pos="1080"/>
+        </w:tabs>
+        <w:ind w:left="1080" w:hanging="360"/>
+      </w:pPr>
+      <w:rPr>
+        <w:rFonts w:ascii="Symbol" w:hAnsi="Symbol" w:hint="default"/>
+        <w:sz w:val="20"/>
+      </w:rPr>
+    </w:lvl>
+    <w:lvl w:ilvl="1">
+      <w:start w:val="1"/>
+      <w:numFmt w:val="bullet"/>
+      <w:lvlText w:val="o"/>
+      <w:lvlJc w:val="left"/>
+      <w:pPr>
+        <w:tabs>
+          <w:tab w:val="num" w:pos="1800"/>
+        </w:tabs>
+        <w:ind w:left="1800" w:hanging="360"/>
+      </w:pPr>
+      <w:rPr>
+        <w:rFonts w:ascii="Courier New" w:hAnsi="Courier New" w:hint="default"/>
+        <w:sz w:val="20"/>
+      </w:rPr>
+    </w:lvl>
+    <w:lvl w:ilvl="2">
+      <w:start w:val="1"/>
+      <w:numFmt w:val="bullet"/>
+      <w:lvlText w:val=""/>
+      <w:lvlJc w:val="left"/>
+      <w:pPr>
+        <w:tabs>
+          <w:tab w:val="num" w:pos="2520"/>
+        </w:tabs>
+        <w:ind w:left="2520" w:hanging="360"/>
+      </w:pPr>
+      <w:rPr>
+        <w:rFonts w:ascii="Wingdings" w:hAnsi="Wingdings" w:hint="default"/>
+        <w:sz w:val="20"/>
+      </w:rPr>
+    </w:lvl>
+    <w:lvl w:ilvl="3" w:tentative="1">
+      <w:start w:val="1"/>
+      <w:numFmt w:val="bullet"/>
+      <w:lvlText w:val=""/>
+      <w:lvlJc w:val="left"/>
+      <w:pPr>
+        <w:tabs>
+          <w:tab w:val="num" w:pos="3240"/>
+        </w:tabs>
+        <w:ind w:left="3240" w:hanging="360"/>
+      </w:pPr>
+      <w:rPr>
+        <w:rFonts w:ascii="Wingdings" w:hAnsi="Wingdings" w:hint="default"/>
+        <w:sz w:val="20"/>
+      </w:rPr>
+    </w:lvl>
+    <w:lvl w:ilvl="4" w:tentative="1">
+      <w:start w:val="1"/>
+      <w:numFmt w:val="bullet"/>
+      <w:lvlText w:val=""/>
+      <w:lvlJc w:val="left"/>
+      <w:pPr>
+        <w:tabs>
+          <w:tab w:val="num" w:pos="3960"/>
+        </w:tabs>
+        <w:ind w:left="3960" w:hanging="360"/>
+      </w:pPr>
+      <w:rPr>
+        <w:rFonts w:ascii="Wingdings" w:hAnsi="Wingdings" w:hint="default"/>
+        <w:sz w:val="20"/>
+      </w:rPr>
+    </w:lvl>
+    <w:lvl w:ilvl="5" w:tentative="1">
+      <w:start w:val="1"/>
+      <w:numFmt w:val="bullet"/>
+      <w:lvlText w:val=""/>
+      <w:lvlJc w:val="left"/>
+      <w:pPr>
+        <w:tabs>
+          <w:tab w:val="num" w:pos="4680"/>
+        </w:tabs>
+        <w:ind w:left="4680" w:hanging="360"/>
+      </w:pPr>
+      <w:rPr>
+        <w:rFonts w:ascii="Wingdings" w:hAnsi="Wingdings" w:hint="default"/>
+        <w:sz w:val="20"/>
+      </w:rPr>
+    </w:lvl>
+    <w:lvl w:ilvl="6" w:tentative="1">
+      <w:start w:val="1"/>
+      <w:numFmt w:val="bullet"/>
+      <w:lvlText w:val=""/>
+      <w:lvlJc w:val="left"/>
+      <w:pPr>
+        <w:tabs>
+          <w:tab w:val="num" w:pos="5400"/>
+        </w:tabs>
+        <w:ind w:left="5400" w:hanging="360"/>
+      </w:pPr>
+      <w:rPr>
+        <w:rFonts w:ascii="Wingdings" w:hAnsi="Wingdings" w:hint="default"/>
+        <w:sz w:val="20"/>
+      </w:rPr>
+    </w:lvl>
+    <w:lvl w:ilvl="7" w:tentative="1">
+      <w:start w:val="1"/>
+      <w:numFmt w:val="bullet"/>
+      <w:lvlText w:val=""/>
+      <w:lvlJc w:val="left"/>
+      <w:pPr>
+        <w:tabs>
+          <w:tab w:val="num" w:pos="6120"/>
+        </w:tabs>
+        <w:ind w:left="6120" w:hanging="360"/>
+      </w:pPr>
+      <w:rPr>
+        <w:rFonts w:ascii="Wingdings" w:hAnsi="Wingdings" w:hint="default"/>
+        <w:sz w:val="20"/>
+      </w:rPr>
+    </w:lvl>
+    <w:lvl w:ilvl="8" w:tentative="1">
+      <w:start w:val="1"/>
+      <w:numFmt w:val="bullet"/>
+      <w:lvlText w:val=""/>
+      <w:lvlJc w:val="left"/>
+      <w:pPr>
+        <w:tabs>
+          <w:tab w:val="num" w:pos="6840"/>
+        </w:tabs>
+        <w:ind w:left="6840" w:hanging="360"/>
+      </w:pPr>
+      <w:rPr>
+        <w:rFonts w:ascii="Wingdings" w:hAnsi="Wingdings" w:hint="default"/>
+        <w:sz w:val="20"/>
+      </w:rPr>
+    </w:lvl>
+  </w:abstractNum>
+  <w:abstractNum w:abstractNumId="5" w15:restartNumberingAfterBreak="0">
     <w:nsid w:val="56A360C9"/>
     <w:multiLevelType w:val="hybridMultilevel"/>
     <w:tmpl w:val="8FFA0A88"/>
@@ -5024,6 +5800,566 @@
       </w:pPr>
       <w:rPr>
         <w:rFonts w:ascii="Wingdings" w:hAnsi="Wingdings" w:hint="default"/>
+      </w:rPr>
+    </w:lvl>
+  </w:abstractNum>
+  <w:abstractNum w:abstractNumId="6" w15:restartNumberingAfterBreak="0">
+    <w:nsid w:val="72877A74"/>
+    <w:multiLevelType w:val="multilevel"/>
+    <w:tmpl w:val="EB6E9810"/>
+    <w:lvl w:ilvl="0">
+      <w:start w:val="1"/>
+      <w:numFmt w:val="bullet"/>
+      <w:lvlText w:val=""/>
+      <w:lvlJc w:val="left"/>
+      <w:pPr>
+        <w:tabs>
+          <w:tab w:val="num" w:pos="720"/>
+        </w:tabs>
+        <w:ind w:left="720" w:hanging="360"/>
+      </w:pPr>
+      <w:rPr>
+        <w:rFonts w:ascii="Symbol" w:hAnsi="Symbol" w:hint="default"/>
+        <w:sz w:val="20"/>
+      </w:rPr>
+    </w:lvl>
+    <w:lvl w:ilvl="1" w:tentative="1">
+      <w:start w:val="1"/>
+      <w:numFmt w:val="bullet"/>
+      <w:lvlText w:val="o"/>
+      <w:lvlJc w:val="left"/>
+      <w:pPr>
+        <w:tabs>
+          <w:tab w:val="num" w:pos="1440"/>
+        </w:tabs>
+        <w:ind w:left="1440" w:hanging="360"/>
+      </w:pPr>
+      <w:rPr>
+        <w:rFonts w:ascii="Courier New" w:hAnsi="Courier New" w:hint="default"/>
+        <w:sz w:val="20"/>
+      </w:rPr>
+    </w:lvl>
+    <w:lvl w:ilvl="2" w:tentative="1">
+      <w:start w:val="1"/>
+      <w:numFmt w:val="bullet"/>
+      <w:lvlText w:val=""/>
+      <w:lvlJc w:val="left"/>
+      <w:pPr>
+        <w:tabs>
+          <w:tab w:val="num" w:pos="2160"/>
+        </w:tabs>
+        <w:ind w:left="2160" w:hanging="360"/>
+      </w:pPr>
+      <w:rPr>
+        <w:rFonts w:ascii="Wingdings" w:hAnsi="Wingdings" w:hint="default"/>
+        <w:sz w:val="20"/>
+      </w:rPr>
+    </w:lvl>
+    <w:lvl w:ilvl="3" w:tentative="1">
+      <w:start w:val="1"/>
+      <w:numFmt w:val="bullet"/>
+      <w:lvlText w:val=""/>
+      <w:lvlJc w:val="left"/>
+      <w:pPr>
+        <w:tabs>
+          <w:tab w:val="num" w:pos="2880"/>
+        </w:tabs>
+        <w:ind w:left="2880" w:hanging="360"/>
+      </w:pPr>
+      <w:rPr>
+        <w:rFonts w:ascii="Wingdings" w:hAnsi="Wingdings" w:hint="default"/>
+        <w:sz w:val="20"/>
+      </w:rPr>
+    </w:lvl>
+    <w:lvl w:ilvl="4" w:tentative="1">
+      <w:start w:val="1"/>
+      <w:numFmt w:val="bullet"/>
+      <w:lvlText w:val=""/>
+      <w:lvlJc w:val="left"/>
+      <w:pPr>
+        <w:tabs>
+          <w:tab w:val="num" w:pos="3600"/>
+        </w:tabs>
+        <w:ind w:left="3600" w:hanging="360"/>
+      </w:pPr>
+      <w:rPr>
+        <w:rFonts w:ascii="Wingdings" w:hAnsi="Wingdings" w:hint="default"/>
+        <w:sz w:val="20"/>
+      </w:rPr>
+    </w:lvl>
+    <w:lvl w:ilvl="5" w:tentative="1">
+      <w:start w:val="1"/>
+      <w:numFmt w:val="bullet"/>
+      <w:lvlText w:val=""/>
+      <w:lvlJc w:val="left"/>
+      <w:pPr>
+        <w:tabs>
+          <w:tab w:val="num" w:pos="4320"/>
+        </w:tabs>
+        <w:ind w:left="4320" w:hanging="360"/>
+      </w:pPr>
+      <w:rPr>
+        <w:rFonts w:ascii="Wingdings" w:hAnsi="Wingdings" w:hint="default"/>
+        <w:sz w:val="20"/>
+      </w:rPr>
+    </w:lvl>
+    <w:lvl w:ilvl="6" w:tentative="1">
+      <w:start w:val="1"/>
+      <w:numFmt w:val="bullet"/>
+      <w:lvlText w:val=""/>
+      <w:lvlJc w:val="left"/>
+      <w:pPr>
+        <w:tabs>
+          <w:tab w:val="num" w:pos="5040"/>
+        </w:tabs>
+        <w:ind w:left="5040" w:hanging="360"/>
+      </w:pPr>
+      <w:rPr>
+        <w:rFonts w:ascii="Wingdings" w:hAnsi="Wingdings" w:hint="default"/>
+        <w:sz w:val="20"/>
+      </w:rPr>
+    </w:lvl>
+    <w:lvl w:ilvl="7" w:tentative="1">
+      <w:start w:val="1"/>
+      <w:numFmt w:val="bullet"/>
+      <w:lvlText w:val=""/>
+      <w:lvlJc w:val="left"/>
+      <w:pPr>
+        <w:tabs>
+          <w:tab w:val="num" w:pos="5760"/>
+        </w:tabs>
+        <w:ind w:left="5760" w:hanging="360"/>
+      </w:pPr>
+      <w:rPr>
+        <w:rFonts w:ascii="Wingdings" w:hAnsi="Wingdings" w:hint="default"/>
+        <w:sz w:val="20"/>
+      </w:rPr>
+    </w:lvl>
+    <w:lvl w:ilvl="8" w:tentative="1">
+      <w:start w:val="1"/>
+      <w:numFmt w:val="bullet"/>
+      <w:lvlText w:val=""/>
+      <w:lvlJc w:val="left"/>
+      <w:pPr>
+        <w:tabs>
+          <w:tab w:val="num" w:pos="6480"/>
+        </w:tabs>
+        <w:ind w:left="6480" w:hanging="360"/>
+      </w:pPr>
+      <w:rPr>
+        <w:rFonts w:ascii="Wingdings" w:hAnsi="Wingdings" w:hint="default"/>
+        <w:sz w:val="20"/>
+      </w:rPr>
+    </w:lvl>
+  </w:abstractNum>
+  <w:abstractNum w:abstractNumId="7" w15:restartNumberingAfterBreak="0">
+    <w:nsid w:val="735853F6"/>
+    <w:multiLevelType w:val="hybridMultilevel"/>
+    <w:tmpl w:val="A508C65E"/>
+    <w:lvl w:ilvl="0" w:tplc="340A0001">
+      <w:start w:val="1"/>
+      <w:numFmt w:val="bullet"/>
+      <w:lvlText w:val=""/>
+      <w:lvlJc w:val="left"/>
+      <w:pPr>
+        <w:ind w:left="1440" w:hanging="360"/>
+      </w:pPr>
+      <w:rPr>
+        <w:rFonts w:ascii="Symbol" w:hAnsi="Symbol" w:hint="default"/>
+      </w:rPr>
+    </w:lvl>
+    <w:lvl w:ilvl="1" w:tplc="340A0003" w:tentative="1">
+      <w:start w:val="1"/>
+      <w:numFmt w:val="bullet"/>
+      <w:lvlText w:val="o"/>
+      <w:lvlJc w:val="left"/>
+      <w:pPr>
+        <w:ind w:left="2160" w:hanging="360"/>
+      </w:pPr>
+      <w:rPr>
+        <w:rFonts w:ascii="Courier New" w:hAnsi="Courier New" w:cs="Courier New" w:hint="default"/>
+      </w:rPr>
+    </w:lvl>
+    <w:lvl w:ilvl="2" w:tplc="340A0005" w:tentative="1">
+      <w:start w:val="1"/>
+      <w:numFmt w:val="bullet"/>
+      <w:lvlText w:val=""/>
+      <w:lvlJc w:val="left"/>
+      <w:pPr>
+        <w:ind w:left="2880" w:hanging="360"/>
+      </w:pPr>
+      <w:rPr>
+        <w:rFonts w:ascii="Wingdings" w:hAnsi="Wingdings" w:hint="default"/>
+      </w:rPr>
+    </w:lvl>
+    <w:lvl w:ilvl="3" w:tplc="340A0001" w:tentative="1">
+      <w:start w:val="1"/>
+      <w:numFmt w:val="bullet"/>
+      <w:lvlText w:val=""/>
+      <w:lvlJc w:val="left"/>
+      <w:pPr>
+        <w:ind w:left="3600" w:hanging="360"/>
+      </w:pPr>
+      <w:rPr>
+        <w:rFonts w:ascii="Symbol" w:hAnsi="Symbol" w:hint="default"/>
+      </w:rPr>
+    </w:lvl>
+    <w:lvl w:ilvl="4" w:tplc="340A0003" w:tentative="1">
+      <w:start w:val="1"/>
+      <w:numFmt w:val="bullet"/>
+      <w:lvlText w:val="o"/>
+      <w:lvlJc w:val="left"/>
+      <w:pPr>
+        <w:ind w:left="4320" w:hanging="360"/>
+      </w:pPr>
+      <w:rPr>
+        <w:rFonts w:ascii="Courier New" w:hAnsi="Courier New" w:cs="Courier New" w:hint="default"/>
+      </w:rPr>
+    </w:lvl>
+    <w:lvl w:ilvl="5" w:tplc="340A0005" w:tentative="1">
+      <w:start w:val="1"/>
+      <w:numFmt w:val="bullet"/>
+      <w:lvlText w:val=""/>
+      <w:lvlJc w:val="left"/>
+      <w:pPr>
+        <w:ind w:left="5040" w:hanging="360"/>
+      </w:pPr>
+      <w:rPr>
+        <w:rFonts w:ascii="Wingdings" w:hAnsi="Wingdings" w:hint="default"/>
+      </w:rPr>
+    </w:lvl>
+    <w:lvl w:ilvl="6" w:tplc="340A0001" w:tentative="1">
+      <w:start w:val="1"/>
+      <w:numFmt w:val="bullet"/>
+      <w:lvlText w:val=""/>
+      <w:lvlJc w:val="left"/>
+      <w:pPr>
+        <w:ind w:left="5760" w:hanging="360"/>
+      </w:pPr>
+      <w:rPr>
+        <w:rFonts w:ascii="Symbol" w:hAnsi="Symbol" w:hint="default"/>
+      </w:rPr>
+    </w:lvl>
+    <w:lvl w:ilvl="7" w:tplc="340A0003" w:tentative="1">
+      <w:start w:val="1"/>
+      <w:numFmt w:val="bullet"/>
+      <w:lvlText w:val="o"/>
+      <w:lvlJc w:val="left"/>
+      <w:pPr>
+        <w:ind w:left="6480" w:hanging="360"/>
+      </w:pPr>
+      <w:rPr>
+        <w:rFonts w:ascii="Courier New" w:hAnsi="Courier New" w:cs="Courier New" w:hint="default"/>
+      </w:rPr>
+    </w:lvl>
+    <w:lvl w:ilvl="8" w:tplc="340A0005" w:tentative="1">
+      <w:start w:val="1"/>
+      <w:numFmt w:val="bullet"/>
+      <w:lvlText w:val=""/>
+      <w:lvlJc w:val="left"/>
+      <w:pPr>
+        <w:ind w:left="7200" w:hanging="360"/>
+      </w:pPr>
+      <w:rPr>
+        <w:rFonts w:ascii="Wingdings" w:hAnsi="Wingdings" w:hint="default"/>
+      </w:rPr>
+    </w:lvl>
+  </w:abstractNum>
+  <w:abstractNum w:abstractNumId="8" w15:restartNumberingAfterBreak="0">
+    <w:nsid w:val="7D38217D"/>
+    <w:multiLevelType w:val="multilevel"/>
+    <w:tmpl w:val="DDDC0554"/>
+    <w:lvl w:ilvl="0">
+      <w:start w:val="1"/>
+      <w:numFmt w:val="bullet"/>
+      <w:lvlText w:val=""/>
+      <w:lvlJc w:val="left"/>
+      <w:pPr>
+        <w:tabs>
+          <w:tab w:val="num" w:pos="720"/>
+        </w:tabs>
+        <w:ind w:left="720" w:hanging="360"/>
+      </w:pPr>
+      <w:rPr>
+        <w:rFonts w:ascii="Symbol" w:hAnsi="Symbol" w:hint="default"/>
+        <w:sz w:val="20"/>
+      </w:rPr>
+    </w:lvl>
+    <w:lvl w:ilvl="1" w:tentative="1">
+      <w:start w:val="1"/>
+      <w:numFmt w:val="bullet"/>
+      <w:lvlText w:val="o"/>
+      <w:lvlJc w:val="left"/>
+      <w:pPr>
+        <w:tabs>
+          <w:tab w:val="num" w:pos="1440"/>
+        </w:tabs>
+        <w:ind w:left="1440" w:hanging="360"/>
+      </w:pPr>
+      <w:rPr>
+        <w:rFonts w:ascii="Courier New" w:hAnsi="Courier New" w:hint="default"/>
+        <w:sz w:val="20"/>
+      </w:rPr>
+    </w:lvl>
+    <w:lvl w:ilvl="2" w:tentative="1">
+      <w:start w:val="1"/>
+      <w:numFmt w:val="bullet"/>
+      <w:lvlText w:val=""/>
+      <w:lvlJc w:val="left"/>
+      <w:pPr>
+        <w:tabs>
+          <w:tab w:val="num" w:pos="2160"/>
+        </w:tabs>
+        <w:ind w:left="2160" w:hanging="360"/>
+      </w:pPr>
+      <w:rPr>
+        <w:rFonts w:ascii="Wingdings" w:hAnsi="Wingdings" w:hint="default"/>
+        <w:sz w:val="20"/>
+      </w:rPr>
+    </w:lvl>
+    <w:lvl w:ilvl="3" w:tentative="1">
+      <w:start w:val="1"/>
+      <w:numFmt w:val="bullet"/>
+      <w:lvlText w:val=""/>
+      <w:lvlJc w:val="left"/>
+      <w:pPr>
+        <w:tabs>
+          <w:tab w:val="num" w:pos="2880"/>
+        </w:tabs>
+        <w:ind w:left="2880" w:hanging="360"/>
+      </w:pPr>
+      <w:rPr>
+        <w:rFonts w:ascii="Wingdings" w:hAnsi="Wingdings" w:hint="default"/>
+        <w:sz w:val="20"/>
+      </w:rPr>
+    </w:lvl>
+    <w:lvl w:ilvl="4" w:tentative="1">
+      <w:start w:val="1"/>
+      <w:numFmt w:val="bullet"/>
+      <w:lvlText w:val=""/>
+      <w:lvlJc w:val="left"/>
+      <w:pPr>
+        <w:tabs>
+          <w:tab w:val="num" w:pos="3600"/>
+        </w:tabs>
+        <w:ind w:left="3600" w:hanging="360"/>
+      </w:pPr>
+      <w:rPr>
+        <w:rFonts w:ascii="Wingdings" w:hAnsi="Wingdings" w:hint="default"/>
+        <w:sz w:val="20"/>
+      </w:rPr>
+    </w:lvl>
+    <w:lvl w:ilvl="5" w:tentative="1">
+      <w:start w:val="1"/>
+      <w:numFmt w:val="bullet"/>
+      <w:lvlText w:val=""/>
+      <w:lvlJc w:val="left"/>
+      <w:pPr>
+        <w:tabs>
+          <w:tab w:val="num" w:pos="4320"/>
+        </w:tabs>
+        <w:ind w:left="4320" w:hanging="360"/>
+      </w:pPr>
+      <w:rPr>
+        <w:rFonts w:ascii="Wingdings" w:hAnsi="Wingdings" w:hint="default"/>
+        <w:sz w:val="20"/>
+      </w:rPr>
+    </w:lvl>
+    <w:lvl w:ilvl="6" w:tentative="1">
+      <w:start w:val="1"/>
+      <w:numFmt w:val="bullet"/>
+      <w:lvlText w:val=""/>
+      <w:lvlJc w:val="left"/>
+      <w:pPr>
+        <w:tabs>
+          <w:tab w:val="num" w:pos="5040"/>
+        </w:tabs>
+        <w:ind w:left="5040" w:hanging="360"/>
+      </w:pPr>
+      <w:rPr>
+        <w:rFonts w:ascii="Wingdings" w:hAnsi="Wingdings" w:hint="default"/>
+        <w:sz w:val="20"/>
+      </w:rPr>
+    </w:lvl>
+    <w:lvl w:ilvl="7" w:tentative="1">
+      <w:start w:val="1"/>
+      <w:numFmt w:val="bullet"/>
+      <w:lvlText w:val=""/>
+      <w:lvlJc w:val="left"/>
+      <w:pPr>
+        <w:tabs>
+          <w:tab w:val="num" w:pos="5760"/>
+        </w:tabs>
+        <w:ind w:left="5760" w:hanging="360"/>
+      </w:pPr>
+      <w:rPr>
+        <w:rFonts w:ascii="Wingdings" w:hAnsi="Wingdings" w:hint="default"/>
+        <w:sz w:val="20"/>
+      </w:rPr>
+    </w:lvl>
+    <w:lvl w:ilvl="8" w:tentative="1">
+      <w:start w:val="1"/>
+      <w:numFmt w:val="bullet"/>
+      <w:lvlText w:val=""/>
+      <w:lvlJc w:val="left"/>
+      <w:pPr>
+        <w:tabs>
+          <w:tab w:val="num" w:pos="6480"/>
+        </w:tabs>
+        <w:ind w:left="6480" w:hanging="360"/>
+      </w:pPr>
+      <w:rPr>
+        <w:rFonts w:ascii="Wingdings" w:hAnsi="Wingdings" w:hint="default"/>
+        <w:sz w:val="20"/>
+      </w:rPr>
+    </w:lvl>
+  </w:abstractNum>
+  <w:abstractNum w:abstractNumId="9" w15:restartNumberingAfterBreak="0">
+    <w:nsid w:val="7F216146"/>
+    <w:multiLevelType w:val="multilevel"/>
+    <w:tmpl w:val="1FE4B74E"/>
+    <w:lvl w:ilvl="0">
+      <w:start w:val="1"/>
+      <w:numFmt w:val="bullet"/>
+      <w:lvlText w:val=""/>
+      <w:lvlJc w:val="left"/>
+      <w:pPr>
+        <w:tabs>
+          <w:tab w:val="num" w:pos="1068"/>
+        </w:tabs>
+        <w:ind w:left="1068" w:hanging="360"/>
+      </w:pPr>
+      <w:rPr>
+        <w:rFonts w:ascii="Symbol" w:hAnsi="Symbol" w:hint="default"/>
+        <w:sz w:val="20"/>
+      </w:rPr>
+    </w:lvl>
+    <w:lvl w:ilvl="1" w:tentative="1">
+      <w:start w:val="1"/>
+      <w:numFmt w:val="bullet"/>
+      <w:lvlText w:val="o"/>
+      <w:lvlJc w:val="left"/>
+      <w:pPr>
+        <w:tabs>
+          <w:tab w:val="num" w:pos="1788"/>
+        </w:tabs>
+        <w:ind w:left="1788" w:hanging="360"/>
+      </w:pPr>
+      <w:rPr>
+        <w:rFonts w:ascii="Courier New" w:hAnsi="Courier New" w:hint="default"/>
+        <w:sz w:val="20"/>
+      </w:rPr>
+    </w:lvl>
+    <w:lvl w:ilvl="2" w:tentative="1">
+      <w:start w:val="1"/>
+      <w:numFmt w:val="bullet"/>
+      <w:lvlText w:val=""/>
+      <w:lvlJc w:val="left"/>
+      <w:pPr>
+        <w:tabs>
+          <w:tab w:val="num" w:pos="2508"/>
+        </w:tabs>
+        <w:ind w:left="2508" w:hanging="360"/>
+      </w:pPr>
+      <w:rPr>
+        <w:rFonts w:ascii="Wingdings" w:hAnsi="Wingdings" w:hint="default"/>
+        <w:sz w:val="20"/>
+      </w:rPr>
+    </w:lvl>
+    <w:lvl w:ilvl="3" w:tentative="1">
+      <w:start w:val="1"/>
+      <w:numFmt w:val="bullet"/>
+      <w:lvlText w:val=""/>
+      <w:lvlJc w:val="left"/>
+      <w:pPr>
+        <w:tabs>
+          <w:tab w:val="num" w:pos="3228"/>
+        </w:tabs>
+        <w:ind w:left="3228" w:hanging="360"/>
+      </w:pPr>
+      <w:rPr>
+        <w:rFonts w:ascii="Wingdings" w:hAnsi="Wingdings" w:hint="default"/>
+        <w:sz w:val="20"/>
+      </w:rPr>
+    </w:lvl>
+    <w:lvl w:ilvl="4" w:tentative="1">
+      <w:start w:val="1"/>
+      <w:numFmt w:val="bullet"/>
+      <w:lvlText w:val=""/>
+      <w:lvlJc w:val="left"/>
+      <w:pPr>
+        <w:tabs>
+          <w:tab w:val="num" w:pos="3948"/>
+        </w:tabs>
+        <w:ind w:left="3948" w:hanging="360"/>
+      </w:pPr>
+      <w:rPr>
+        <w:rFonts w:ascii="Wingdings" w:hAnsi="Wingdings" w:hint="default"/>
+        <w:sz w:val="20"/>
+      </w:rPr>
+    </w:lvl>
+    <w:lvl w:ilvl="5" w:tentative="1">
+      <w:start w:val="1"/>
+      <w:numFmt w:val="bullet"/>
+      <w:lvlText w:val=""/>
+      <w:lvlJc w:val="left"/>
+      <w:pPr>
+        <w:tabs>
+          <w:tab w:val="num" w:pos="4668"/>
+        </w:tabs>
+        <w:ind w:left="4668" w:hanging="360"/>
+      </w:pPr>
+      <w:rPr>
+        <w:rFonts w:ascii="Wingdings" w:hAnsi="Wingdings" w:hint="default"/>
+        <w:sz w:val="20"/>
+      </w:rPr>
+    </w:lvl>
+    <w:lvl w:ilvl="6" w:tentative="1">
+      <w:start w:val="1"/>
+      <w:numFmt w:val="bullet"/>
+      <w:lvlText w:val=""/>
+      <w:lvlJc w:val="left"/>
+      <w:pPr>
+        <w:tabs>
+          <w:tab w:val="num" w:pos="5388"/>
+        </w:tabs>
+        <w:ind w:left="5388" w:hanging="360"/>
+      </w:pPr>
+      <w:rPr>
+        <w:rFonts w:ascii="Wingdings" w:hAnsi="Wingdings" w:hint="default"/>
+        <w:sz w:val="20"/>
+      </w:rPr>
+    </w:lvl>
+    <w:lvl w:ilvl="7" w:tentative="1">
+      <w:start w:val="1"/>
+      <w:numFmt w:val="bullet"/>
+      <w:lvlText w:val=""/>
+      <w:lvlJc w:val="left"/>
+      <w:pPr>
+        <w:tabs>
+          <w:tab w:val="num" w:pos="6108"/>
+        </w:tabs>
+        <w:ind w:left="6108" w:hanging="360"/>
+      </w:pPr>
+      <w:rPr>
+        <w:rFonts w:ascii="Wingdings" w:hAnsi="Wingdings" w:hint="default"/>
+        <w:sz w:val="20"/>
+      </w:rPr>
+    </w:lvl>
+    <w:lvl w:ilvl="8" w:tentative="1">
+      <w:start w:val="1"/>
+      <w:numFmt w:val="bullet"/>
+      <w:lvlText w:val=""/>
+      <w:lvlJc w:val="left"/>
+      <w:pPr>
+        <w:tabs>
+          <w:tab w:val="num" w:pos="6828"/>
+        </w:tabs>
+        <w:ind w:left="6828" w:hanging="360"/>
+      </w:pPr>
+      <w:rPr>
+        <w:rFonts w:ascii="Wingdings" w:hAnsi="Wingdings" w:hint="default"/>
+        <w:sz w:val="20"/>
       </w:rPr>
     </w:lvl>
   </w:abstractNum>
@@ -5031,16 +6367,37 @@
     <w:abstractNumId w:val="0"/>
   </w:num>
   <w:num w:numId="2" w16cid:durableId="2016612652">
+    <w:abstractNumId w:val="5"/>
+  </w:num>
+  <w:num w:numId="3" w16cid:durableId="247737399">
+    <w:abstractNumId w:val="3"/>
+  </w:num>
+  <w:num w:numId="4" w16cid:durableId="1286499212">
     <w:abstractNumId w:val="2"/>
   </w:num>
-  <w:num w:numId="3" w16cid:durableId="247737399">
+  <w:num w:numId="5" w16cid:durableId="1863393418">
+    <w:abstractNumId w:val="7"/>
+  </w:num>
+  <w:num w:numId="6" w16cid:durableId="634336897">
+    <w:abstractNumId w:val="6"/>
+  </w:num>
+  <w:num w:numId="7" w16cid:durableId="1780684150">
+    <w:abstractNumId w:val="8"/>
+  </w:num>
+  <w:num w:numId="8" w16cid:durableId="221645321">
     <w:abstractNumId w:val="1"/>
+  </w:num>
+  <w:num w:numId="9" w16cid:durableId="96951164">
+    <w:abstractNumId w:val="4"/>
+  </w:num>
+  <w:num w:numId="10" w16cid:durableId="1753700341">
+    <w:abstractNumId w:val="9"/>
   </w:num>
 </w:numbering>
 </file>
 
 <file path=word/styles.xml><?xml version="1.0" encoding="utf-8"?>
-<w:styles xmlns:mc="http://schemas.openxmlformats.org/markup-compatibility/2006" xmlns:r="http://schemas.openxmlformats.org/officeDocument/2006/relationships" xmlns:w="http://schemas.openxmlformats.org/wordprocessingml/2006/main" xmlns:w14="http://schemas.microsoft.com/office/word/2010/wordml" xmlns:w15="http://schemas.microsoft.com/office/word/2012/wordml" xmlns:w16cex="http://schemas.microsoft.com/office/word/2018/wordml/cex" xmlns:w16cid="http://schemas.microsoft.com/office/word/2016/wordml/cid" xmlns:w16="http://schemas.microsoft.com/office/word/2018/wordml" xmlns:w16sdtdh="http://schemas.microsoft.com/office/word/2020/wordml/sdtdatahash" xmlns:w16se="http://schemas.microsoft.com/office/word/2015/wordml/symex" mc:Ignorable="w14 w15 w16se w16cid w16 w16cex w16sdtdh">
+<w:styles xmlns:mc="http://schemas.openxmlformats.org/markup-compatibility/2006" xmlns:r="http://schemas.openxmlformats.org/officeDocument/2006/relationships" xmlns:w="http://schemas.openxmlformats.org/wordprocessingml/2006/main" xmlns:w14="http://schemas.microsoft.com/office/word/2010/wordml" xmlns:w15="http://schemas.microsoft.com/office/word/2012/wordml" xmlns:w16cex="http://schemas.microsoft.com/office/word/2018/wordml/cex" xmlns:w16cid="http://schemas.microsoft.com/office/word/2016/wordml/cid" xmlns:w16="http://schemas.microsoft.com/office/word/2018/wordml" xmlns:w16du="http://schemas.microsoft.com/office/word/2023/wordml/word16du" xmlns:w16sdtdh="http://schemas.microsoft.com/office/word/2020/wordml/sdtdatahash" xmlns:w16sdtfl="http://schemas.microsoft.com/office/word/2024/wordml/sdtformatlock" xmlns:w16se="http://schemas.microsoft.com/office/word/2015/wordml/symex" mc:Ignorable="w14 w15 w16se w16cid w16 w16cex w16sdtdh w16sdtfl w16du">
   <w:docDefaults>
     <w:rPrDefault>
       <w:rPr>
@@ -5162,6 +6519,7 @@
     <w:lsdException w:name="HTML Sample" w:semiHidden="1" w:unhideWhenUsed="1"/>
     <w:lsdException w:name="HTML Typewriter" w:semiHidden="1" w:unhideWhenUsed="1"/>
     <w:lsdException w:name="HTML Variable" w:semiHidden="1" w:unhideWhenUsed="1"/>
+    <w:lsdException w:name="Normal Table" w:semiHidden="1" w:unhideWhenUsed="1"/>
     <w:lsdException w:name="annotation subject" w:semiHidden="1" w:unhideWhenUsed="1"/>
     <w:lsdException w:name="No List" w:semiHidden="1" w:unhideWhenUsed="1"/>
     <w:lsdException w:name="Outline List 1" w:semiHidden="1" w:unhideWhenUsed="1"/>
@@ -5204,8 +6562,11 @@
     <w:lsdException w:name="Table Contemporary" w:semiHidden="1" w:unhideWhenUsed="1"/>
     <w:lsdException w:name="Table Elegant" w:semiHidden="1" w:unhideWhenUsed="1"/>
     <w:lsdException w:name="Table Professional" w:semiHidden="1" w:unhideWhenUsed="1"/>
+    <w:lsdException w:name="Table Subtle 1" w:semiHidden="1" w:unhideWhenUsed="1"/>
     <w:lsdException w:name="Table Subtle 2" w:semiHidden="1" w:unhideWhenUsed="1"/>
     <w:lsdException w:name="Table Web 1" w:semiHidden="1" w:unhideWhenUsed="1"/>
+    <w:lsdException w:name="Table Web 2" w:semiHidden="1" w:unhideWhenUsed="1"/>
+    <w:lsdException w:name="Table Web 3" w:semiHidden="1" w:unhideWhenUsed="1"/>
     <w:lsdException w:name="Balloon Text" w:semiHidden="1" w:unhideWhenUsed="1"/>
     <w:lsdException w:name="Table Grid" w:uiPriority="39"/>
     <w:lsdException w:name="Table Theme" w:semiHidden="1" w:unhideWhenUsed="1"/>
@@ -5469,10 +6830,32 @@
       <w:szCs w:val="32"/>
     </w:rPr>
   </w:style>
+  <w:style w:type="paragraph" w:styleId="Ttulo2">
+    <w:name w:val="heading 2"/>
+    <w:basedOn w:val="Normal"/>
+    <w:next w:val="Normal"/>
+    <w:link w:val="Ttulo2Car"/>
+    <w:uiPriority w:val="9"/>
+    <w:semiHidden/>
+    <w:unhideWhenUsed/>
+    <w:qFormat/>
+    <w:rsid w:val="00E31B5F"/>
+    <w:pPr>
+      <w:keepNext/>
+      <w:keepLines/>
+      <w:spacing w:before="40" w:after="0"/>
+      <w:outlineLvl w:val="1"/>
+    </w:pPr>
+    <w:rPr>
+      <w:rFonts w:asciiTheme="majorHAnsi" w:eastAsiaTheme="majorEastAsia" w:hAnsiTheme="majorHAnsi" w:cstheme="majorBidi"/>
+      <w:color w:val="2E74B5" w:themeColor="accent1" w:themeShade="BF"/>
+      <w:sz w:val="26"/>
+      <w:szCs w:val="26"/>
+    </w:rPr>
+  </w:style>
   <w:style w:type="character" w:default="1" w:styleId="Fuentedeprrafopredeter">
     <w:name w:val="Default Paragraph Font"/>
     <w:uiPriority w:val="1"/>
-    <w:semiHidden/>
     <w:unhideWhenUsed/>
   </w:style>
   <w:style w:type="table" w:default="1" w:styleId="Tablanormal">
@@ -5713,6 +7096,57 @@
     <w:pPr>
       <w:contextualSpacing/>
     </w:pPr>
+  </w:style>
+  <w:style w:type="paragraph" w:styleId="NormalWeb">
+    <w:name w:val="Normal (Web)"/>
+    <w:basedOn w:val="Normal"/>
+    <w:uiPriority w:val="99"/>
+    <w:semiHidden/>
+    <w:unhideWhenUsed/>
+    <w:rsid w:val="004E6661"/>
+    <w:rPr>
+      <w:rFonts w:ascii="Times New Roman" w:hAnsi="Times New Roman"/>
+      <w:sz w:val="24"/>
+    </w:rPr>
+  </w:style>
+  <w:style w:type="character" w:customStyle="1" w:styleId="Ttulo2Car">
+    <w:name w:val="Título 2 Car"/>
+    <w:basedOn w:val="Fuentedeprrafopredeter"/>
+    <w:link w:val="Ttulo2"/>
+    <w:uiPriority w:val="9"/>
+    <w:semiHidden/>
+    <w:rsid w:val="00E31B5F"/>
+    <w:rPr>
+      <w:rFonts w:asciiTheme="majorHAnsi" w:eastAsiaTheme="majorEastAsia" w:hAnsiTheme="majorHAnsi" w:cstheme="majorBidi"/>
+      <w:color w:val="2E74B5" w:themeColor="accent1" w:themeShade="BF"/>
+      <w:sz w:val="26"/>
+      <w:szCs w:val="26"/>
+      <w:lang w:val="en-US"/>
+    </w:rPr>
+  </w:style>
+  <w:style w:type="paragraph" w:styleId="TtuloTDC">
+    <w:name w:val="TOC Heading"/>
+    <w:basedOn w:val="Ttulo1"/>
+    <w:next w:val="Normal"/>
+    <w:uiPriority w:val="39"/>
+    <w:unhideWhenUsed/>
+    <w:qFormat/>
+    <w:rsid w:val="00CD3ABE"/>
+    <w:pPr>
+      <w:keepLines/>
+      <w:pageBreakBefore w:val="0"/>
+      <w:tabs>
+        <w:tab w:val="clear" w:pos="0"/>
+        <w:tab w:val="clear" w:pos="1980"/>
+      </w:tabs>
+      <w:spacing w:before="240" w:after="0" w:line="259" w:lineRule="auto"/>
+      <w:outlineLvl w:val="9"/>
+    </w:pPr>
+    <w:rPr>
+      <w:rFonts w:asciiTheme="majorHAnsi" w:eastAsiaTheme="majorEastAsia" w:hAnsiTheme="majorHAnsi" w:cstheme="majorBidi"/>
+      <w:color w:val="2E74B5" w:themeColor="accent1" w:themeShade="BF"/>
+      <w:lang w:val="es-CL" w:eastAsia="es-CL"/>
+    </w:rPr>
   </w:style>
 </w:styles>
 </file>
@@ -5976,4 +7410,16 @@
     </a:ext>
   </a:extLst>
 </a:theme>
+</file>
+
+<file path=customXml/item1.xml><?xml version="1.0" encoding="utf-8"?>
+<b:Sources xmlns:b="http://schemas.openxmlformats.org/officeDocument/2006/bibliography" xmlns="http://schemas.openxmlformats.org/officeDocument/2006/bibliography" SelectedStyle="\APASixthEditionOfficeOnline.xsl" StyleName="APA" Version="6"/>
+</file>
+
+<file path=customXml/itemProps1.xml><?xml version="1.0" encoding="utf-8"?>
+<ds:datastoreItem xmlns:ds="http://schemas.openxmlformats.org/officeDocument/2006/customXml" ds:itemID="{BD323E1E-D506-4357-A6D1-9225B93FE27D}">
+  <ds:schemaRefs>
+    <ds:schemaRef ds:uri="http://schemas.openxmlformats.org/officeDocument/2006/bibliography"/>
+  </ds:schemaRefs>
+</ds:datastoreItem>
 </file>